--- a/02-放大电路/02-功率放大电路/BTL桥式功率放大电路/BTL桥式功率放大电路.docx
+++ b/02-放大电路/02-功率放大电路/BTL桥式功率放大电路/BTL桥式功率放大电路.docx
@@ -3405,6 +3405,20 @@
     </w:p>
     <w:bookmarkEnd w:id="26"/>
     <w:bookmarkEnd w:id="27"/>
+    <w:p>
+      <w:pPr>
+        <w:spacing w:before="360"/>
+        <w:jc w:val="center"/>
+      </w:pPr>
+      <w:r>
+        <w:rPr>
+          <w:rFonts w:ascii="Times New Roman" w:hAnsi="Times New Roman"/>
+          <w:color w:val="555555"/>
+          <w:sz w:val="21"/>
+        </w:rPr>
+        <w:t>材料收集者：杜文杰</w:t>
+      </w:r>
+    </w:p>
     <w:sectPr>
       <w:headerReference r:id="rId9" w:type="default"/>
       <w:footerReference r:id="rId10" w:type="default"/>

--- a/02-放大电路/02-功率放大电路/BTL桥式功率放大电路/BTL桥式功率放大电路.docx
+++ b/02-放大电路/02-功率放大电路/BTL桥式功率放大电路/BTL桥式功率放大电路.docx
@@ -1,6 +1,6 @@
 
 <file path=word/document.xml><?xml version="1.0" encoding="utf-8"?>
-<w:document xmlns:w="http://schemas.openxmlformats.org/wordprocessingml/2006/main" xmlns:m="http://schemas.openxmlformats.org/officeDocument/2006/math" xmlns:r="http://schemas.openxmlformats.org/officeDocument/2006/relationships" xmlns:o="urn:schemas-microsoft-com:office:office" xmlns:v="urn:schemas-microsoft-com:vml" xmlns:w10="urn:schemas-microsoft-com:office:word" xmlns:a="http://schemas.openxmlformats.org/drawingml/2006/main" xmlns:pic="http://schemas.openxmlformats.org/drawingml/2006/picture" xmlns:wp="http://schemas.openxmlformats.org/drawingml/2006/wordprocessingDrawing">
+<w:document xmlns:m="http://schemas.openxmlformats.org/officeDocument/2006/math" xmlns:r="http://schemas.openxmlformats.org/officeDocument/2006/relationships" xmlns:w="http://schemas.openxmlformats.org/wordprocessingml/2006/main" xmlns:o="urn:schemas-microsoft-com:office:office" xmlns:v="urn:schemas-microsoft-com:vml" xmlns:w10="urn:schemas-microsoft-com:office:word" xmlns:a="http://schemas.openxmlformats.org/drawingml/2006/main" xmlns:pic="http://schemas.openxmlformats.org/drawingml/2006/picture" xmlns:wp="http://schemas.openxmlformats.org/drawingml/2006/wordprocessingDrawing">
   <w:body>
     <w:bookmarkStart w:id="27" w:name="btl-桥式功率放大电路"/>
     <w:p>
@@ -8,11 +8,14 @@
         <w:pStyle w:val="Heading1"/>
       </w:pPr>
       <w:r>
+        <w:rPr>
+          <w:rFonts w:eastAsia="黑体"/>
+        </w:rPr>
         <w:t xml:space="preserve">BTL </w:t>
       </w:r>
       <w:r>
         <w:rPr>
-          <w:rFonts w:hint="eastAsia"/>
+          <w:rFonts w:hint="eastAsia" w:eastAsia="黑体"/>
         </w:rPr>
         <w:t xml:space="preserve">桥式功率放大电路</w:t>
       </w:r>
@@ -24,7 +27,7 @@
       </w:pPr>
       <w:r>
         <w:rPr>
-          <w:rFonts w:hint="eastAsia"/>
+          <w:rFonts w:hint="eastAsia" w:eastAsia="黑体"/>
         </w:rPr>
         <w:t xml:space="preserve">拓扑描述</w:t>
       </w:r>
@@ -35,16 +38,19 @@
       </w:pPr>
       <w:r>
         <w:rPr>
-          <w:rFonts w:hint="eastAsia"/>
+          <w:rFonts w:hint="eastAsia" w:eastAsia="黑体"/>
         </w:rPr>
         <w:t xml:space="preserve">由</w:t>
       </w:r>
       <w:r>
+        <w:rPr>
+          <w:rFonts w:eastAsia="黑体"/>
+        </w:rPr>
         <w:t xml:space="preserve"> </w:t>
       </w:r>
       <w:r>
         <w:rPr>
-          <w:rFonts w:hint="eastAsia"/>
+          <w:rFonts w:hint="eastAsia" w:eastAsia="黑体"/>
           <w:b/>
           <w:bCs/>
         </w:rPr>
@@ -52,11 +58,14 @@
       </w:r>
       <w:r>
         <w:rPr>
-          <w:rFonts w:hint="eastAsia"/>
+          <w:rFonts w:hint="eastAsia" w:eastAsia="黑体"/>
         </w:rPr>
         <w:t xml:space="preserve">（支路1：运放</w:t>
       </w:r>
       <w:r>
+        <w:rPr>
+          <w:rFonts w:eastAsia="黑体"/>
+        </w:rPr>
         <w:t xml:space="preserve"> </w:t>
       </w:r>
       <m:oMath>
@@ -75,11 +84,14 @@
       </m:oMath>
       <w:r>
         <w:rPr>
-          <w:rFonts w:hint="eastAsia"/>
+          <w:rFonts w:hint="eastAsia" w:eastAsia="黑体"/>
         </w:rPr>
         <w:t xml:space="preserve">、输入电阻</w:t>
       </w:r>
       <w:r>
+        <w:rPr>
+          <w:rFonts w:eastAsia="黑体"/>
+        </w:rPr>
         <w:t xml:space="preserve"> </w:t>
       </w:r>
       <m:oMath>
@@ -101,11 +113,14 @@
       </m:oMath>
       <w:r>
         <w:rPr>
-          <w:rFonts w:hint="eastAsia"/>
+          <w:rFonts w:hint="eastAsia" w:eastAsia="黑体"/>
         </w:rPr>
         <w:t xml:space="preserve">、反馈电阻</w:t>
       </w:r>
       <w:r>
+        <w:rPr>
+          <w:rFonts w:eastAsia="黑体"/>
+        </w:rPr>
         <w:t xml:space="preserve"> </w:t>
       </w:r>
       <m:oMath>
@@ -127,11 +142,14 @@
       </m:oMath>
       <w:r>
         <w:rPr>
-          <w:rFonts w:hint="eastAsia"/>
+          <w:rFonts w:hint="eastAsia" w:eastAsia="黑体"/>
         </w:rPr>
         <w:t xml:space="preserve">、平衡电阻</w:t>
       </w:r>
       <w:r>
+        <w:rPr>
+          <w:rFonts w:eastAsia="黑体"/>
+        </w:rPr>
         <w:t xml:space="preserve"> </w:t>
       </w:r>
       <m:oMath>
@@ -153,11 +171,14 @@
       </m:oMath>
       <w:r>
         <w:rPr>
-          <w:rFonts w:hint="eastAsia"/>
+          <w:rFonts w:hint="eastAsia" w:eastAsia="黑体"/>
         </w:rPr>
         <w:t xml:space="preserve">；支路2：运放</w:t>
       </w:r>
       <w:r>
+        <w:rPr>
+          <w:rFonts w:eastAsia="黑体"/>
+        </w:rPr>
         <w:t xml:space="preserve"> </w:t>
       </w:r>
       <m:oMath>
@@ -175,6 +196,9 @@
         </m:sSub>
       </m:oMath>
       <w:r>
+        <w:rPr>
+          <w:rFonts w:eastAsia="黑体"/>
+        </w:rPr>
         <w:t xml:space="preserve">、</w:t>
       </w:r>
       <m:oMath>
@@ -195,6 +219,9 @@
         </m:sSub>
       </m:oMath>
       <w:r>
+        <w:rPr>
+          <w:rFonts w:eastAsia="黑体"/>
+        </w:rPr>
         <w:t xml:space="preserve">、</w:t>
       </w:r>
       <m:oMath>
@@ -215,6 +242,9 @@
         </m:sSub>
       </m:oMath>
       <w:r>
+        <w:rPr>
+          <w:rFonts w:eastAsia="黑体"/>
+        </w:rPr>
         <w:t xml:space="preserve">、</w:t>
       </w:r>
       <m:oMath>
@@ -236,16 +266,19 @@
       </m:oMath>
       <w:r>
         <w:rPr>
-          <w:rFonts w:hint="eastAsia"/>
+          <w:rFonts w:hint="eastAsia" w:eastAsia="黑体"/>
         </w:rPr>
         <w:t xml:space="preserve">）与</w:t>
       </w:r>
       <w:r>
+        <w:rPr>
+          <w:rFonts w:eastAsia="黑体"/>
+        </w:rPr>
         <w:t xml:space="preserve"> </w:t>
       </w:r>
       <w:r>
         <w:rPr>
-          <w:rFonts w:hint="eastAsia"/>
+          <w:rFonts w:hint="eastAsia" w:eastAsia="黑体"/>
           <w:b/>
           <w:bCs/>
         </w:rPr>
@@ -253,6 +286,7 @@
       </w:r>
       <w:r>
         <w:rPr>
+          <w:rFonts w:eastAsia="黑体"/>
           <w:b/>
           <w:bCs/>
         </w:rPr>
@@ -273,26 +307,32 @@
         </m:sSub>
       </m:oMath>
       <w:r>
+        <w:rPr>
+          <w:rFonts w:eastAsia="黑体"/>
+        </w:rPr>
         <w:t xml:space="preserve"> </w:t>
       </w:r>
       <w:r>
         <w:rPr>
-          <w:rFonts w:hint="eastAsia"/>
+          <w:rFonts w:hint="eastAsia" w:eastAsia="黑体"/>
         </w:rPr>
         <w:t xml:space="preserve">组成桥式结构。电路共有</w:t>
       </w:r>
       <w:r>
+        <w:rPr>
+          <w:rFonts w:eastAsia="黑体"/>
+        </w:rPr>
         <w:t xml:space="preserve"> 8 </w:t>
       </w:r>
       <w:r>
         <w:rPr>
-          <w:rFonts w:hint="eastAsia"/>
+          <w:rFonts w:hint="eastAsia" w:eastAsia="黑体"/>
         </w:rPr>
         <w:t xml:space="preserve">个关键节点：</w:t>
       </w:r>
       <w:r>
         <w:rPr>
-          <w:rFonts w:hint="eastAsia"/>
+          <w:rFonts w:hint="eastAsia" w:eastAsia="黑体"/>
           <w:b/>
           <w:bCs/>
         </w:rPr>
@@ -300,6 +340,7 @@
       </w:r>
       <w:r>
         <w:rPr>
+          <w:rFonts w:eastAsia="黑体"/>
           <w:b/>
           <w:bCs/>
         </w:rPr>
@@ -307,7 +348,7 @@
       </w:r>
       <w:r>
         <w:rPr>
-          <w:rFonts w:hint="eastAsia"/>
+          <w:rFonts w:hint="eastAsia" w:eastAsia="黑体"/>
           <w:b/>
           <w:bCs/>
         </w:rPr>
@@ -315,7 +356,7 @@
       </w:r>
       <w:r>
         <w:rPr>
-          <w:rFonts w:hint="eastAsia"/>
+          <w:rFonts w:hint="eastAsia" w:eastAsia="黑体"/>
         </w:rPr>
         <w:t xml:space="preserve">（</w:t>
       </w:r>
@@ -337,15 +378,21 @@
         </m:sSub>
       </m:oMath>
       <w:r>
+        <w:rPr>
+          <w:rFonts w:eastAsia="黑体"/>
+        </w:rPr>
         <w:t xml:space="preserve"> </w:t>
       </w:r>
       <w:r>
         <w:rPr>
-          <w:rFonts w:hint="eastAsia"/>
+          <w:rFonts w:hint="eastAsia" w:eastAsia="黑体"/>
         </w:rPr>
         <w:t xml:space="preserve">的正端接支路1的</w:t>
       </w:r>
       <w:r>
+        <w:rPr>
+          <w:rFonts w:eastAsia="黑体"/>
+        </w:rPr>
         <w:t xml:space="preserve"> </w:t>
       </w:r>
       <m:oMath>
@@ -366,15 +413,21 @@
         </m:sSub>
       </m:oMath>
       <w:r>
+        <w:rPr>
+          <w:rFonts w:eastAsia="黑体"/>
+        </w:rPr>
         <w:t xml:space="preserve"> </w:t>
       </w:r>
       <w:r>
         <w:rPr>
-          <w:rFonts w:hint="eastAsia"/>
+          <w:rFonts w:hint="eastAsia" w:eastAsia="黑体"/>
         </w:rPr>
         <w:t xml:space="preserve">上端，并另经反相器得</w:t>
       </w:r>
       <w:r>
+        <w:rPr>
+          <w:rFonts w:eastAsia="黑体"/>
+        </w:rPr>
         <w:t xml:space="preserve"> </w:t>
       </w:r>
       <m:oMath>
@@ -401,15 +454,21 @@
         </m:sSub>
       </m:oMath>
       <w:r>
+        <w:rPr>
+          <w:rFonts w:eastAsia="黑体"/>
+        </w:rPr>
         <w:t xml:space="preserve"> </w:t>
       </w:r>
       <w:r>
         <w:rPr>
-          <w:rFonts w:hint="eastAsia"/>
+          <w:rFonts w:hint="eastAsia" w:eastAsia="黑体"/>
         </w:rPr>
         <w:t xml:space="preserve">接支路2的</w:t>
       </w:r>
       <w:r>
+        <w:rPr>
+          <w:rFonts w:eastAsia="黑体"/>
+        </w:rPr>
         <w:t xml:space="preserve"> </w:t>
       </w:r>
       <m:oMath>
@@ -430,11 +489,14 @@
         </m:sSub>
       </m:oMath>
       <w:r>
+        <w:rPr>
+          <w:rFonts w:eastAsia="黑体"/>
+        </w:rPr>
         <w:t xml:space="preserve"> </w:t>
       </w:r>
       <w:r>
         <w:rPr>
-          <w:rFonts w:hint="eastAsia"/>
+          <w:rFonts w:hint="eastAsia" w:eastAsia="黑体"/>
         </w:rPr>
         <w:t xml:space="preserve">上端；</w:t>
       </w:r>
@@ -456,26 +518,32 @@
         </m:sSub>
       </m:oMath>
       <w:r>
+        <w:rPr>
+          <w:rFonts w:eastAsia="黑体"/>
+        </w:rPr>
         <w:t xml:space="preserve"> </w:t>
       </w:r>
       <w:r>
         <w:rPr>
-          <w:rFonts w:hint="eastAsia"/>
+          <w:rFonts w:hint="eastAsia" w:eastAsia="黑体"/>
         </w:rPr>
         <w:t xml:space="preserve">负端接</w:t>
       </w:r>
       <w:r>
+        <w:rPr>
+          <w:rFonts w:eastAsia="黑体"/>
+        </w:rPr>
         <w:t xml:space="preserve"> </w:t>
       </w:r>
       <w:r>
         <w:rPr>
-          <w:rFonts w:hint="eastAsia"/>
+          <w:rFonts w:hint="eastAsia" w:eastAsia="黑体"/>
         </w:rPr>
         <w:t xml:space="preserve">GND）；</w:t>
       </w:r>
       <w:r>
         <w:rPr>
-          <w:rFonts w:hint="eastAsia"/>
+          <w:rFonts w:hint="eastAsia" w:eastAsia="黑体"/>
           <w:b/>
           <w:bCs/>
         </w:rPr>
@@ -483,6 +551,7 @@
       </w:r>
       <w:r>
         <w:rPr>
+          <w:rFonts w:eastAsia="黑体"/>
           <w:b/>
           <w:bCs/>
         </w:rPr>
@@ -490,7 +559,7 @@
       </w:r>
       <w:r>
         <w:rPr>
-          <w:rFonts w:hint="eastAsia"/>
+          <w:rFonts w:hint="eastAsia" w:eastAsia="黑体"/>
           <w:b/>
           <w:bCs/>
         </w:rPr>
@@ -498,7 +567,7 @@
       </w:r>
       <w:r>
         <w:rPr>
-          <w:rFonts w:hint="eastAsia"/>
+          <w:rFonts w:hint="eastAsia" w:eastAsia="黑体"/>
         </w:rPr>
         <w:t xml:space="preserve">（</w:t>
       </w:r>
@@ -520,11 +589,14 @@
         </m:sSub>
       </m:oMath>
       <w:r>
+        <w:rPr>
+          <w:rFonts w:eastAsia="黑体"/>
+        </w:rPr>
         <w:t xml:space="preserve"> </w:t>
       </w:r>
       <w:r>
         <w:rPr>
-          <w:rFonts w:hint="eastAsia"/>
+          <w:rFonts w:hint="eastAsia" w:eastAsia="黑体"/>
         </w:rPr>
         <w:t xml:space="preserve">下端、</w:t>
       </w:r>
@@ -546,15 +618,21 @@
         </m:sSub>
       </m:oMath>
       <w:r>
+        <w:rPr>
+          <w:rFonts w:eastAsia="黑体"/>
+        </w:rPr>
         <w:t xml:space="preserve"> </w:t>
       </w:r>
       <w:r>
         <w:rPr>
-          <w:rFonts w:hint="eastAsia"/>
+          <w:rFonts w:hint="eastAsia" w:eastAsia="黑体"/>
         </w:rPr>
         <w:t xml:space="preserve">一端与</w:t>
       </w:r>
       <w:r>
+        <w:rPr>
+          <w:rFonts w:eastAsia="黑体"/>
+        </w:rPr>
         <w:t xml:space="preserve"> </w:t>
       </w:r>
       <m:oMath>
@@ -572,26 +650,32 @@
         </m:sSub>
       </m:oMath>
       <w:r>
+        <w:rPr>
+          <w:rFonts w:eastAsia="黑体"/>
+        </w:rPr>
         <w:t xml:space="preserve"> </w:t>
       </w:r>
       <w:r>
         <w:rPr>
-          <w:rFonts w:hint="eastAsia"/>
+          <w:rFonts w:hint="eastAsia" w:eastAsia="黑体"/>
         </w:rPr>
         <w:t xml:space="preserve">的</w:t>
       </w:r>
       <w:r>
+        <w:rPr>
+          <w:rFonts w:eastAsia="黑体"/>
+        </w:rPr>
         <w:t xml:space="preserve"> IN− </w:t>
       </w:r>
       <w:r>
         <w:rPr>
-          <w:rFonts w:hint="eastAsia"/>
+          <w:rFonts w:hint="eastAsia" w:eastAsia="黑体"/>
         </w:rPr>
         <w:t xml:space="preserve">相连）；</w:t>
       </w:r>
       <w:r>
         <w:rPr>
-          <w:rFonts w:hint="eastAsia"/>
+          <w:rFonts w:hint="eastAsia" w:eastAsia="黑体"/>
           <w:b/>
           <w:bCs/>
         </w:rPr>
@@ -599,6 +683,7 @@
       </w:r>
       <w:r>
         <w:rPr>
+          <w:rFonts w:eastAsia="黑体"/>
           <w:b/>
           <w:bCs/>
         </w:rPr>
@@ -606,7 +691,7 @@
       </w:r>
       <w:r>
         <w:rPr>
-          <w:rFonts w:hint="eastAsia"/>
+          <w:rFonts w:hint="eastAsia" w:eastAsia="黑体"/>
           <w:b/>
           <w:bCs/>
         </w:rPr>
@@ -614,7 +699,7 @@
       </w:r>
       <w:r>
         <w:rPr>
-          <w:rFonts w:hint="eastAsia"/>
+          <w:rFonts w:hint="eastAsia" w:eastAsia="黑体"/>
         </w:rPr>
         <w:t xml:space="preserve">（</w:t>
       </w:r>
@@ -633,24 +718,33 @@
         </m:sSub>
       </m:oMath>
       <w:r>
+        <w:rPr>
+          <w:rFonts w:eastAsia="黑体"/>
+        </w:rPr>
         <w:t xml:space="preserve"> </w:t>
       </w:r>
       <w:r>
         <w:rPr>
-          <w:rFonts w:hint="eastAsia"/>
+          <w:rFonts w:hint="eastAsia" w:eastAsia="黑体"/>
         </w:rPr>
         <w:t xml:space="preserve">的</w:t>
       </w:r>
       <w:r>
+        <w:rPr>
+          <w:rFonts w:eastAsia="黑体"/>
+        </w:rPr>
         <w:t xml:space="preserve"> IN+ </w:t>
       </w:r>
       <w:r>
         <w:rPr>
-          <w:rFonts w:hint="eastAsia"/>
+          <w:rFonts w:hint="eastAsia" w:eastAsia="黑体"/>
         </w:rPr>
         <w:t xml:space="preserve">与</w:t>
       </w:r>
       <w:r>
+        <w:rPr>
+          <w:rFonts w:eastAsia="黑体"/>
+        </w:rPr>
         <w:t xml:space="preserve"> </w:t>
       </w:r>
       <m:oMath>
@@ -671,17 +765,20 @@
         </m:sSub>
       </m:oMath>
       <w:r>
+        <w:rPr>
+          <w:rFonts w:eastAsia="黑体"/>
+        </w:rPr>
         <w:t xml:space="preserve"> </w:t>
       </w:r>
       <w:r>
         <w:rPr>
-          <w:rFonts w:hint="eastAsia"/>
+          <w:rFonts w:hint="eastAsia" w:eastAsia="黑体"/>
         </w:rPr>
         <w:t xml:space="preserve">上端相连）；</w:t>
       </w:r>
       <w:r>
         <w:rPr>
-          <w:rFonts w:hint="eastAsia"/>
+          <w:rFonts w:hint="eastAsia" w:eastAsia="黑体"/>
           <w:b/>
           <w:bCs/>
         </w:rPr>
@@ -689,6 +786,7 @@
       </w:r>
       <w:r>
         <w:rPr>
+          <w:rFonts w:eastAsia="黑体"/>
           <w:b/>
           <w:bCs/>
         </w:rPr>
@@ -696,7 +794,7 @@
       </w:r>
       <w:r>
         <w:rPr>
-          <w:rFonts w:hint="eastAsia"/>
+          <w:rFonts w:hint="eastAsia" w:eastAsia="黑体"/>
           <w:b/>
           <w:bCs/>
         </w:rPr>
@@ -704,7 +802,7 @@
       </w:r>
       <w:r>
         <w:rPr>
-          <w:rFonts w:hint="eastAsia"/>
+          <w:rFonts w:hint="eastAsia" w:eastAsia="黑体"/>
         </w:rPr>
         <w:t xml:space="preserve">（</w:t>
       </w:r>
@@ -723,24 +821,33 @@
         </m:sSub>
       </m:oMath>
       <w:r>
+        <w:rPr>
+          <w:rFonts w:eastAsia="黑体"/>
+        </w:rPr>
         <w:t xml:space="preserve"> </w:t>
       </w:r>
       <w:r>
         <w:rPr>
-          <w:rFonts w:hint="eastAsia"/>
+          <w:rFonts w:hint="eastAsia" w:eastAsia="黑体"/>
         </w:rPr>
         <w:t xml:space="preserve">的</w:t>
       </w:r>
       <w:r>
+        <w:rPr>
+          <w:rFonts w:eastAsia="黑体"/>
+        </w:rPr>
         <w:t xml:space="preserve"> OUT </w:t>
       </w:r>
       <w:r>
         <w:rPr>
-          <w:rFonts w:hint="eastAsia"/>
+          <w:rFonts w:hint="eastAsia" w:eastAsia="黑体"/>
         </w:rPr>
         <w:t xml:space="preserve">与</w:t>
       </w:r>
       <w:r>
+        <w:rPr>
+          <w:rFonts w:eastAsia="黑体"/>
+        </w:rPr>
         <w:t xml:space="preserve"> </w:t>
       </w:r>
       <m:oMath>
@@ -761,15 +868,21 @@
         </m:sSub>
       </m:oMath>
       <w:r>
+        <w:rPr>
+          <w:rFonts w:eastAsia="黑体"/>
+        </w:rPr>
         <w:t xml:space="preserve"> </w:t>
       </w:r>
       <w:r>
         <w:rPr>
-          <w:rFonts w:hint="eastAsia"/>
+          <w:rFonts w:hint="eastAsia" w:eastAsia="黑体"/>
         </w:rPr>
         <w:t xml:space="preserve">另一端相连，接负载</w:t>
       </w:r>
       <w:r>
+        <w:rPr>
+          <w:rFonts w:eastAsia="黑体"/>
+        </w:rPr>
         <w:t xml:space="preserve"> </w:t>
       </w:r>
       <m:oMath>
@@ -787,17 +900,20 @@
         </m:sSub>
       </m:oMath>
       <w:r>
+        <w:rPr>
+          <w:rFonts w:eastAsia="黑体"/>
+        </w:rPr>
         <w:t xml:space="preserve"> </w:t>
       </w:r>
       <w:r>
         <w:rPr>
-          <w:rFonts w:hint="eastAsia"/>
+          <w:rFonts w:hint="eastAsia" w:eastAsia="黑体"/>
         </w:rPr>
         <w:t xml:space="preserve">一端）；</w:t>
       </w:r>
       <w:r>
         <w:rPr>
-          <w:rFonts w:hint="eastAsia"/>
+          <w:rFonts w:hint="eastAsia" w:eastAsia="黑体"/>
           <w:b/>
           <w:bCs/>
         </w:rPr>
@@ -805,6 +921,7 @@
       </w:r>
       <w:r>
         <w:rPr>
+          <w:rFonts w:eastAsia="黑体"/>
           <w:b/>
           <w:bCs/>
         </w:rPr>
@@ -812,7 +929,7 @@
       </w:r>
       <w:r>
         <w:rPr>
-          <w:rFonts w:hint="eastAsia"/>
+          <w:rFonts w:hint="eastAsia" w:eastAsia="黑体"/>
           <w:b/>
           <w:bCs/>
         </w:rPr>
@@ -820,7 +937,7 @@
       </w:r>
       <w:r>
         <w:rPr>
-          <w:rFonts w:hint="eastAsia"/>
+          <w:rFonts w:hint="eastAsia" w:eastAsia="黑体"/>
         </w:rPr>
         <w:t xml:space="preserve">（</w:t>
       </w:r>
@@ -842,11 +959,14 @@
         </m:sSub>
       </m:oMath>
       <w:r>
+        <w:rPr>
+          <w:rFonts w:eastAsia="黑体"/>
+        </w:rPr>
         <w:t xml:space="preserve"> </w:t>
       </w:r>
       <w:r>
         <w:rPr>
-          <w:rFonts w:hint="eastAsia"/>
+          <w:rFonts w:hint="eastAsia" w:eastAsia="黑体"/>
         </w:rPr>
         <w:t xml:space="preserve">下端、</w:t>
       </w:r>
@@ -868,15 +988,21 @@
         </m:sSub>
       </m:oMath>
       <w:r>
+        <w:rPr>
+          <w:rFonts w:eastAsia="黑体"/>
+        </w:rPr>
         <w:t xml:space="preserve"> </w:t>
       </w:r>
       <w:r>
         <w:rPr>
-          <w:rFonts w:hint="eastAsia"/>
+          <w:rFonts w:hint="eastAsia" w:eastAsia="黑体"/>
         </w:rPr>
         <w:t xml:space="preserve">一端与</w:t>
       </w:r>
       <w:r>
+        <w:rPr>
+          <w:rFonts w:eastAsia="黑体"/>
+        </w:rPr>
         <w:t xml:space="preserve"> </w:t>
       </w:r>
       <m:oMath>
@@ -894,26 +1020,32 @@
         </m:sSub>
       </m:oMath>
       <w:r>
+        <w:rPr>
+          <w:rFonts w:eastAsia="黑体"/>
+        </w:rPr>
         <w:t xml:space="preserve"> </w:t>
       </w:r>
       <w:r>
         <w:rPr>
-          <w:rFonts w:hint="eastAsia"/>
+          <w:rFonts w:hint="eastAsia" w:eastAsia="黑体"/>
         </w:rPr>
         <w:t xml:space="preserve">的</w:t>
       </w:r>
       <w:r>
+        <w:rPr>
+          <w:rFonts w:eastAsia="黑体"/>
+        </w:rPr>
         <w:t xml:space="preserve"> IN− </w:t>
       </w:r>
       <w:r>
         <w:rPr>
-          <w:rFonts w:hint="eastAsia"/>
+          <w:rFonts w:hint="eastAsia" w:eastAsia="黑体"/>
         </w:rPr>
         <w:t xml:space="preserve">相连）；</w:t>
       </w:r>
       <w:r>
         <w:rPr>
-          <w:rFonts w:hint="eastAsia"/>
+          <w:rFonts w:hint="eastAsia" w:eastAsia="黑体"/>
           <w:b/>
           <w:bCs/>
         </w:rPr>
@@ -921,6 +1053,7 @@
       </w:r>
       <w:r>
         <w:rPr>
+          <w:rFonts w:eastAsia="黑体"/>
           <w:b/>
           <w:bCs/>
         </w:rPr>
@@ -928,7 +1061,7 @@
       </w:r>
       <w:r>
         <w:rPr>
-          <w:rFonts w:hint="eastAsia"/>
+          <w:rFonts w:hint="eastAsia" w:eastAsia="黑体"/>
           <w:b/>
           <w:bCs/>
         </w:rPr>
@@ -936,7 +1069,7 @@
       </w:r>
       <w:r>
         <w:rPr>
-          <w:rFonts w:hint="eastAsia"/>
+          <w:rFonts w:hint="eastAsia" w:eastAsia="黑体"/>
         </w:rPr>
         <w:t xml:space="preserve">（</w:t>
       </w:r>
@@ -955,24 +1088,33 @@
         </m:sSub>
       </m:oMath>
       <w:r>
+        <w:rPr>
+          <w:rFonts w:eastAsia="黑体"/>
+        </w:rPr>
         <w:t xml:space="preserve"> </w:t>
       </w:r>
       <w:r>
         <w:rPr>
-          <w:rFonts w:hint="eastAsia"/>
+          <w:rFonts w:hint="eastAsia" w:eastAsia="黑体"/>
         </w:rPr>
         <w:t xml:space="preserve">的</w:t>
       </w:r>
       <w:r>
+        <w:rPr>
+          <w:rFonts w:eastAsia="黑体"/>
+        </w:rPr>
         <w:t xml:space="preserve"> IN+ </w:t>
       </w:r>
       <w:r>
         <w:rPr>
-          <w:rFonts w:hint="eastAsia"/>
+          <w:rFonts w:hint="eastAsia" w:eastAsia="黑体"/>
         </w:rPr>
         <w:t xml:space="preserve">与</w:t>
       </w:r>
       <w:r>
+        <w:rPr>
+          <w:rFonts w:eastAsia="黑体"/>
+        </w:rPr>
         <w:t xml:space="preserve"> </w:t>
       </w:r>
       <m:oMath>
@@ -993,17 +1135,20 @@
         </m:sSub>
       </m:oMath>
       <w:r>
+        <w:rPr>
+          <w:rFonts w:eastAsia="黑体"/>
+        </w:rPr>
         <w:t xml:space="preserve"> </w:t>
       </w:r>
       <w:r>
         <w:rPr>
-          <w:rFonts w:hint="eastAsia"/>
+          <w:rFonts w:hint="eastAsia" w:eastAsia="黑体"/>
         </w:rPr>
         <w:t xml:space="preserve">上端相连）；</w:t>
       </w:r>
       <w:r>
         <w:rPr>
-          <w:rFonts w:hint="eastAsia"/>
+          <w:rFonts w:hint="eastAsia" w:eastAsia="黑体"/>
           <w:b/>
           <w:bCs/>
         </w:rPr>
@@ -1011,6 +1156,7 @@
       </w:r>
       <w:r>
         <w:rPr>
+          <w:rFonts w:eastAsia="黑体"/>
           <w:b/>
           <w:bCs/>
         </w:rPr>
@@ -1018,7 +1164,7 @@
       </w:r>
       <w:r>
         <w:rPr>
-          <w:rFonts w:hint="eastAsia"/>
+          <w:rFonts w:hint="eastAsia" w:eastAsia="黑体"/>
           <w:b/>
           <w:bCs/>
         </w:rPr>
@@ -1026,7 +1172,7 @@
       </w:r>
       <w:r>
         <w:rPr>
-          <w:rFonts w:hint="eastAsia"/>
+          <w:rFonts w:hint="eastAsia" w:eastAsia="黑体"/>
         </w:rPr>
         <w:t xml:space="preserve">（</w:t>
       </w:r>
@@ -1045,24 +1191,33 @@
         </m:sSub>
       </m:oMath>
       <w:r>
+        <w:rPr>
+          <w:rFonts w:eastAsia="黑体"/>
+        </w:rPr>
         <w:t xml:space="preserve"> </w:t>
       </w:r>
       <w:r>
         <w:rPr>
-          <w:rFonts w:hint="eastAsia"/>
+          <w:rFonts w:hint="eastAsia" w:eastAsia="黑体"/>
         </w:rPr>
         <w:t xml:space="preserve">的</w:t>
       </w:r>
       <w:r>
+        <w:rPr>
+          <w:rFonts w:eastAsia="黑体"/>
+        </w:rPr>
         <w:t xml:space="preserve"> OUT </w:t>
       </w:r>
       <w:r>
         <w:rPr>
-          <w:rFonts w:hint="eastAsia"/>
+          <w:rFonts w:hint="eastAsia" w:eastAsia="黑体"/>
         </w:rPr>
         <w:t xml:space="preserve">与</w:t>
       </w:r>
       <w:r>
+        <w:rPr>
+          <w:rFonts w:eastAsia="黑体"/>
+        </w:rPr>
         <w:t xml:space="preserve"> </w:t>
       </w:r>
       <m:oMath>
@@ -1083,15 +1238,21 @@
         </m:sSub>
       </m:oMath>
       <w:r>
+        <w:rPr>
+          <w:rFonts w:eastAsia="黑体"/>
+        </w:rPr>
         <w:t xml:space="preserve"> </w:t>
       </w:r>
       <w:r>
         <w:rPr>
-          <w:rFonts w:hint="eastAsia"/>
+          <w:rFonts w:hint="eastAsia" w:eastAsia="黑体"/>
         </w:rPr>
         <w:t xml:space="preserve">另一端相连，接负载</w:t>
       </w:r>
       <w:r>
+        <w:rPr>
+          <w:rFonts w:eastAsia="黑体"/>
+        </w:rPr>
         <w:t xml:space="preserve"> </w:t>
       </w:r>
       <m:oMath>
@@ -1109,17 +1270,20 @@
         </m:sSub>
       </m:oMath>
       <w:r>
+        <w:rPr>
+          <w:rFonts w:eastAsia="黑体"/>
+        </w:rPr>
         <w:t xml:space="preserve"> </w:t>
       </w:r>
       <w:r>
         <w:rPr>
-          <w:rFonts w:hint="eastAsia"/>
+          <w:rFonts w:hint="eastAsia" w:eastAsia="黑体"/>
         </w:rPr>
         <w:t xml:space="preserve">另一端）；</w:t>
       </w:r>
       <w:r>
         <w:rPr>
-          <w:rFonts w:hint="eastAsia"/>
+          <w:rFonts w:hint="eastAsia" w:eastAsia="黑体"/>
           <w:b/>
           <w:bCs/>
         </w:rPr>
@@ -1127,6 +1291,7 @@
       </w:r>
       <w:r>
         <w:rPr>
+          <w:rFonts w:eastAsia="黑体"/>
           <w:b/>
           <w:bCs/>
         </w:rPr>
@@ -1134,7 +1299,7 @@
       </w:r>
       <w:r>
         <w:rPr>
-          <w:rFonts w:hint="eastAsia"/>
+          <w:rFonts w:hint="eastAsia" w:eastAsia="黑体"/>
           <w:b/>
           <w:bCs/>
         </w:rPr>
@@ -1142,7 +1307,7 @@
       </w:r>
       <w:r>
         <w:rPr>
-          <w:rFonts w:hint="eastAsia"/>
+          <w:rFonts w:hint="eastAsia" w:eastAsia="黑体"/>
         </w:rPr>
         <w:t xml:space="preserve">（</w:t>
       </w:r>
@@ -1164,11 +1329,14 @@
         </m:sSub>
       </m:oMath>
       <w:r>
+        <w:rPr>
+          <w:rFonts w:eastAsia="黑体"/>
+        </w:rPr>
         <w:t xml:space="preserve"> </w:t>
       </w:r>
       <w:r>
         <w:rPr>
-          <w:rFonts w:hint="eastAsia"/>
+          <w:rFonts w:hint="eastAsia" w:eastAsia="黑体"/>
         </w:rPr>
         <w:t xml:space="preserve">下端、</w:t>
       </w:r>
@@ -1190,15 +1358,21 @@
         </m:sSub>
       </m:oMath>
       <w:r>
+        <w:rPr>
+          <w:rFonts w:eastAsia="黑体"/>
+        </w:rPr>
         <w:t xml:space="preserve"> </w:t>
       </w:r>
       <w:r>
         <w:rPr>
-          <w:rFonts w:hint="eastAsia"/>
+          <w:rFonts w:hint="eastAsia" w:eastAsia="黑体"/>
         </w:rPr>
         <w:t xml:space="preserve">下端与</w:t>
       </w:r>
       <w:r>
+        <w:rPr>
+          <w:rFonts w:eastAsia="黑体"/>
+        </w:rPr>
         <w:t xml:space="preserve"> </w:t>
       </w:r>
       <m:oMath>
@@ -1219,24 +1393,33 @@
         </m:sSub>
       </m:oMath>
       <w:r>
+        <w:rPr>
+          <w:rFonts w:eastAsia="黑体"/>
+        </w:rPr>
         <w:t xml:space="preserve"> </w:t>
       </w:r>
       <w:r>
         <w:rPr>
-          <w:rFonts w:hint="eastAsia"/>
+          <w:rFonts w:hint="eastAsia" w:eastAsia="黑体"/>
         </w:rPr>
         <w:t xml:space="preserve">负端接</w:t>
       </w:r>
       <w:r>
+        <w:rPr>
+          <w:rFonts w:eastAsia="黑体"/>
+        </w:rPr>
         <w:t xml:space="preserve"> </w:t>
       </w:r>
       <w:r>
         <w:rPr>
-          <w:rFonts w:hint="eastAsia"/>
+          <w:rFonts w:hint="eastAsia" w:eastAsia="黑体"/>
         </w:rPr>
         <w:t xml:space="preserve">GND，负载</w:t>
       </w:r>
       <w:r>
+        <w:rPr>
+          <w:rFonts w:eastAsia="黑体"/>
+        </w:rPr>
         <w:t xml:space="preserve"> </w:t>
       </w:r>
       <m:oMath>
@@ -1254,11 +1437,14 @@
         </m:sSub>
       </m:oMath>
       <w:r>
+        <w:rPr>
+          <w:rFonts w:eastAsia="黑体"/>
+        </w:rPr>
         <w:t xml:space="preserve"> </w:t>
       </w:r>
       <w:r>
         <w:rPr>
-          <w:rFonts w:hint="eastAsia"/>
+          <w:rFonts w:hint="eastAsia" w:eastAsia="黑体"/>
         </w:rPr>
         <w:t xml:space="preserve">两端均悬浮不接地）。</w:t>
       </w:r>
@@ -1267,7 +1453,7 @@
       <w:pPr/>
       <w:r>
         <w:rPr>
-          <w:rFonts w:hint="eastAsia"/>
+          <w:rFonts w:hint="eastAsia" w:eastAsia="黑体"/>
         </w:rPr>
         <w:t xml:space="preserve">各元件管脚连接：</w:t>
       </w:r>
@@ -1286,47 +1472,62 @@
         </m:sSub>
       </m:oMath>
       <w:r>
+        <w:rPr>
+          <w:rFonts w:eastAsia="黑体"/>
+        </w:rPr>
         <w:t xml:space="preserve"> </w:t>
       </w:r>
       <w:r>
         <w:rPr>
-          <w:rFonts w:hint="eastAsia"/>
+          <w:rFonts w:hint="eastAsia" w:eastAsia="黑体"/>
         </w:rPr>
         <w:t xml:space="preserve">的</w:t>
       </w:r>
       <w:r>
+        <w:rPr>
+          <w:rFonts w:eastAsia="黑体"/>
+        </w:rPr>
         <w:t xml:space="preserve"> IN− </w:t>
       </w:r>
       <w:r>
         <w:rPr>
-          <w:rFonts w:hint="eastAsia"/>
+          <w:rFonts w:hint="eastAsia" w:eastAsia="黑体"/>
         </w:rPr>
         <w:t xml:space="preserve">接支路1反相输入节点、IN+</w:t>
       </w:r>
       <w:r>
+        <w:rPr>
+          <w:rFonts w:eastAsia="黑体"/>
+        </w:rPr>
         <w:t xml:space="preserve"> </w:t>
       </w:r>
       <w:r>
         <w:rPr>
-          <w:rFonts w:hint="eastAsia"/>
+          <w:rFonts w:hint="eastAsia" w:eastAsia="黑体"/>
         </w:rPr>
         <w:t xml:space="preserve">接支路1同相输入节点、OUT</w:t>
       </w:r>
       <w:r>
+        <w:rPr>
+          <w:rFonts w:eastAsia="黑体"/>
+        </w:rPr>
         <w:t xml:space="preserve"> </w:t>
       </w:r>
       <w:r>
         <w:rPr>
-          <w:rFonts w:hint="eastAsia"/>
+          <w:rFonts w:hint="eastAsia" w:eastAsia="黑体"/>
         </w:rPr>
         <w:t xml:space="preserve">接支路1输出节点、V+/V−</w:t>
       </w:r>
       <w:r>
+        <w:rPr>
+          <w:rFonts w:eastAsia="黑体"/>
+        </w:rPr>
         <w:t xml:space="preserve"> </w:t>
       </w:r>
       <w:r>
         <w:rPr>
-          <w:rFonts w:hint="eastAsia"/>
+          <w:rFonts w:hint="eastAsia" w:eastAsia="黑体"/>
         </w:rPr>
         <w:t xml:space="preserve">接对应电源正/负端；</w:t>
       </w:r>
@@ -1348,11 +1549,14 @@
         </m:sSub>
       </m:oMath>
       <w:r>
+        <w:rPr>
+          <w:rFonts w:eastAsia="黑体"/>
+        </w:rPr>
         <w:t xml:space="preserve"> </w:t>
       </w:r>
       <w:r>
         <w:rPr>
-          <w:rFonts w:hint="eastAsia"/>
+          <w:rFonts w:hint="eastAsia" w:eastAsia="黑体"/>
         </w:rPr>
         <w:t xml:space="preserve">一端接输入节点、另一端接支路1反相输入节点；</w:t>
       </w:r>
@@ -1374,11 +1578,14 @@
         </m:sSub>
       </m:oMath>
       <w:r>
+        <w:rPr>
+          <w:rFonts w:eastAsia="黑体"/>
+        </w:rPr>
         <w:t xml:space="preserve"> </w:t>
       </w:r>
       <w:r>
         <w:rPr>
-          <w:rFonts w:hint="eastAsia"/>
+          <w:rFonts w:hint="eastAsia" w:eastAsia="黑体"/>
         </w:rPr>
         <w:t xml:space="preserve">一端接支路1反相输入节点、另一端接支路1输出节点；</w:t>
       </w:r>
@@ -1400,11 +1607,14 @@
         </m:sSub>
       </m:oMath>
       <w:r>
+        <w:rPr>
+          <w:rFonts w:eastAsia="黑体"/>
+        </w:rPr>
         <w:t xml:space="preserve"> </w:t>
       </w:r>
       <w:r>
         <w:rPr>
-          <w:rFonts w:hint="eastAsia"/>
+          <w:rFonts w:hint="eastAsia" w:eastAsia="黑体"/>
         </w:rPr>
         <w:t xml:space="preserve">一端接支路1同相输入节点、另一端接地节点；</w:t>
       </w:r>
@@ -1423,47 +1633,62 @@
         </m:sSub>
       </m:oMath>
       <w:r>
+        <w:rPr>
+          <w:rFonts w:eastAsia="黑体"/>
+        </w:rPr>
         <w:t xml:space="preserve"> </w:t>
       </w:r>
       <w:r>
         <w:rPr>
-          <w:rFonts w:hint="eastAsia"/>
+          <w:rFonts w:hint="eastAsia" w:eastAsia="黑体"/>
         </w:rPr>
         <w:t xml:space="preserve">的</w:t>
       </w:r>
       <w:r>
+        <w:rPr>
+          <w:rFonts w:eastAsia="黑体"/>
+        </w:rPr>
         <w:t xml:space="preserve"> IN− </w:t>
       </w:r>
       <w:r>
         <w:rPr>
-          <w:rFonts w:hint="eastAsia"/>
+          <w:rFonts w:hint="eastAsia" w:eastAsia="黑体"/>
         </w:rPr>
         <w:t xml:space="preserve">接支路2反相输入节点、IN+</w:t>
       </w:r>
       <w:r>
+        <w:rPr>
+          <w:rFonts w:eastAsia="黑体"/>
+        </w:rPr>
         <w:t xml:space="preserve"> </w:t>
       </w:r>
       <w:r>
         <w:rPr>
-          <w:rFonts w:hint="eastAsia"/>
+          <w:rFonts w:hint="eastAsia" w:eastAsia="黑体"/>
         </w:rPr>
         <w:t xml:space="preserve">接支路2同相输入节点、OUT</w:t>
       </w:r>
       <w:r>
+        <w:rPr>
+          <w:rFonts w:eastAsia="黑体"/>
+        </w:rPr>
         <w:t xml:space="preserve"> </w:t>
       </w:r>
       <w:r>
         <w:rPr>
-          <w:rFonts w:hint="eastAsia"/>
+          <w:rFonts w:hint="eastAsia" w:eastAsia="黑体"/>
         </w:rPr>
         <w:t xml:space="preserve">接支路2输出节点、V+/V−</w:t>
       </w:r>
       <w:r>
+        <w:rPr>
+          <w:rFonts w:eastAsia="黑体"/>
+        </w:rPr>
         <w:t xml:space="preserve"> </w:t>
       </w:r>
       <w:r>
         <w:rPr>
-          <w:rFonts w:hint="eastAsia"/>
+          <w:rFonts w:hint="eastAsia" w:eastAsia="黑体"/>
         </w:rPr>
         <w:t xml:space="preserve">接对应电源正/负端；</w:t>
       </w:r>
@@ -1485,11 +1710,14 @@
         </m:sSub>
       </m:oMath>
       <w:r>
+        <w:rPr>
+          <w:rFonts w:eastAsia="黑体"/>
+        </w:rPr>
         <w:t xml:space="preserve"> </w:t>
       </w:r>
       <w:r>
         <w:rPr>
-          <w:rFonts w:hint="eastAsia"/>
+          <w:rFonts w:hint="eastAsia" w:eastAsia="黑体"/>
         </w:rPr>
         <w:t xml:space="preserve">一端接输入节点（</w:t>
       </w:r>
@@ -1518,7 +1746,7 @@
       </m:oMath>
       <w:r>
         <w:rPr>
-          <w:rFonts w:hint="eastAsia"/>
+          <w:rFonts w:hint="eastAsia" w:eastAsia="黑体"/>
         </w:rPr>
         <w:t xml:space="preserve">）、另一端接支路2反相输入节点；</w:t>
       </w:r>
@@ -1540,11 +1768,14 @@
         </m:sSub>
       </m:oMath>
       <w:r>
+        <w:rPr>
+          <w:rFonts w:eastAsia="黑体"/>
+        </w:rPr>
         <w:t xml:space="preserve"> </w:t>
       </w:r>
       <w:r>
         <w:rPr>
-          <w:rFonts w:hint="eastAsia"/>
+          <w:rFonts w:hint="eastAsia" w:eastAsia="黑体"/>
         </w:rPr>
         <w:t xml:space="preserve">一端接支路2反相输入节点、另一端接支路2输出节点；</w:t>
       </w:r>
@@ -1566,11 +1797,14 @@
         </m:sSub>
       </m:oMath>
       <w:r>
+        <w:rPr>
+          <w:rFonts w:eastAsia="黑体"/>
+        </w:rPr>
         <w:t xml:space="preserve"> </w:t>
       </w:r>
       <w:r>
         <w:rPr>
-          <w:rFonts w:hint="eastAsia"/>
+          <w:rFonts w:hint="eastAsia" w:eastAsia="黑体"/>
         </w:rPr>
         <w:t xml:space="preserve">一端接支路2同相输入节点、另一端接地节点；</w:t>
       </w:r>
@@ -1589,11 +1823,14 @@
         </m:sSub>
       </m:oMath>
       <w:r>
+        <w:rPr>
+          <w:rFonts w:eastAsia="黑体"/>
+        </w:rPr>
         <w:t xml:space="preserve"> </w:t>
       </w:r>
       <w:r>
         <w:rPr>
-          <w:rFonts w:hint="eastAsia"/>
+          <w:rFonts w:hint="eastAsia" w:eastAsia="黑体"/>
         </w:rPr>
         <w:t xml:space="preserve">一端接支路1输出节点、另一端接支路2输出节点（两端均不接地）。</w:t>
       </w:r>
@@ -1602,25 +1839,31 @@
       <w:pPr/>
       <w:r>
         <w:rPr>
-          <w:rFonts w:hint="eastAsia"/>
+          <w:rFonts w:hint="eastAsia" w:eastAsia="黑体"/>
         </w:rPr>
         <w:t xml:space="preserve">由此构成”两路反相放大臂输出互为反相的等幅信号、负载跨接在两输出端之间（悬浮）“的</w:t>
       </w:r>
       <w:r>
+        <w:rPr>
+          <w:rFonts w:eastAsia="黑体"/>
+        </w:rPr>
         <w:t xml:space="preserve"> BTL </w:t>
       </w:r>
       <w:r>
         <w:rPr>
-          <w:rFonts w:hint="eastAsia"/>
+          <w:rFonts w:hint="eastAsia" w:eastAsia="黑体"/>
         </w:rPr>
         <w:t xml:space="preserve">桥式功放组态，负载两端的电压差为单路输出摆幅的两倍，等效输出功率约为单端半桥功放的</w:t>
       </w:r>
       <w:r>
+        <w:rPr>
+          <w:rFonts w:eastAsia="黑体"/>
+        </w:rPr>
         <w:t xml:space="preserve"> 4 </w:t>
       </w:r>
       <w:r>
         <w:rPr>
-          <w:rFonts w:hint="eastAsia"/>
+          <w:rFonts w:hint="eastAsia" w:eastAsia="黑体"/>
         </w:rPr>
         <w:t xml:space="preserve">倍，常用于单电源（如车载、便携）供电场合。</w:t>
       </w:r>
@@ -1633,7 +1876,7 @@
       </w:pPr>
       <w:r>
         <w:rPr>
-          <w:rFonts w:hint="eastAsia"/>
+          <w:rFonts w:hint="eastAsia" w:eastAsia="黑体"/>
         </w:rPr>
         <w:t xml:space="preserve">工作原理</w:t>
       </w:r>
@@ -1644,7 +1887,7 @@
       </w:pPr>
       <w:r>
         <w:rPr>
-          <w:rFonts w:hint="eastAsia"/>
+          <w:rFonts w:hint="eastAsia" w:eastAsia="黑体"/>
         </w:rPr>
         <w:t xml:space="preserve">两个半桥输出互为反相的等幅信号，负载两端的电压差为单路输出摆幅的两倍；由于负载不接地，任一瞬时一路输出推、另一路吸，能量以差分方式流过负载，等效输出功率成倍提高。</w:t>
       </w:r>
@@ -1657,7 +1900,7 @@
       </w:pPr>
       <w:r>
         <w:rPr>
-          <w:rFonts w:hint="eastAsia"/>
+          <w:rFonts w:hint="eastAsia" w:eastAsia="黑体"/>
         </w:rPr>
         <w:t xml:space="preserve">关键计算公式</w:t>
       </w:r>
@@ -1671,11 +1914,14 @@
       </w:pPr>
       <w:r>
         <w:rPr>
-          <w:rFonts w:hint="eastAsia"/>
+          <w:rFonts w:hint="eastAsia" w:eastAsia="黑体"/>
         </w:rPr>
         <w:t xml:space="preserve">负载端差动电压峰值（单端各为</w:t>
       </w:r>
       <w:r>
+        <w:rPr>
+          <w:rFonts w:eastAsia="黑体"/>
+        </w:rPr>
         <w:t xml:space="preserve"> </w:t>
       </w:r>
       <m:oMath>
@@ -1697,7 +1943,7 @@
       </m:oMath>
       <w:r>
         <w:rPr>
-          <w:rFonts w:hint="eastAsia"/>
+          <w:rFonts w:hint="eastAsia" w:eastAsia="黑体"/>
         </w:rPr>
         <w:t xml:space="preserve">）：</w:t>
       </w:r>
@@ -1772,16 +2018,19 @@
       </w:pPr>
       <w:r>
         <w:rPr>
-          <w:rFonts w:hint="eastAsia"/>
+          <w:rFonts w:hint="eastAsia" w:eastAsia="黑体"/>
         </w:rPr>
         <w:t xml:space="preserve">输出功率（正弦满幅</w:t>
       </w:r>
       <w:r>
+        <w:rPr>
+          <w:rFonts w:eastAsia="黑体"/>
+        </w:rPr>
         <w:t xml:space="preserve"> </w:t>
       </w:r>
       <w:r>
         <w:rPr>
-          <w:rFonts w:hint="eastAsia"/>
+          <w:rFonts w:hint="eastAsia" w:eastAsia="黑体"/>
         </w:rPr>
         <w:t xml:space="preserve">BTL）：</w:t>
       </w:r>
@@ -1939,11 +2188,14 @@
       </w:pPr>
       <w:r>
         <w:rPr>
-          <w:rFonts w:hint="eastAsia"/>
+          <w:rFonts w:hint="eastAsia" w:eastAsia="黑体"/>
         </w:rPr>
         <w:t xml:space="preserve">理论最高输出功率（摆到电源轨</w:t>
       </w:r>
       <w:r>
+        <w:rPr>
+          <w:rFonts w:eastAsia="黑体"/>
+        </w:rPr>
         <w:t xml:space="preserve"> </w:t>
       </w:r>
       <m:oMath>
@@ -1965,7 +2217,7 @@
       </m:oMath>
       <w:r>
         <w:rPr>
-          <w:rFonts w:hint="eastAsia"/>
+          <w:rFonts w:hint="eastAsia" w:eastAsia="黑体"/>
         </w:rPr>
         <w:t xml:space="preserve">）：</w:t>
       </w:r>
@@ -2138,7 +2390,7 @@
       </w:pPr>
       <w:r>
         <w:rPr>
-          <w:rFonts w:hint="eastAsia"/>
+          <w:rFonts w:hint="eastAsia" w:eastAsia="黑体"/>
         </w:rPr>
         <w:t xml:space="preserve">相对于单端（半桥）功放的功率提升：</w:t>
       </w:r>
@@ -2236,7 +2488,7 @@
             </w:pPr>
             <w:r>
               <w:rPr>
-                <w:rFonts w:hint="eastAsia"/>
+                <w:rFonts w:hint="eastAsia" w:eastAsia="黑体"/>
               </w:rPr>
               <w:t xml:space="preserve">符号</w:t>
             </w:r>
@@ -2250,7 +2502,7 @@
             </w:pPr>
             <w:r>
               <w:rPr>
-                <w:rFonts w:hint="eastAsia"/>
+                <w:rFonts w:hint="eastAsia" w:eastAsia="黑体"/>
               </w:rPr>
               <w:t xml:space="preserve">含义</w:t>
             </w:r>
@@ -2264,7 +2516,7 @@
             </w:pPr>
             <w:r>
               <w:rPr>
-                <w:rFonts w:hint="eastAsia"/>
+                <w:rFonts w:hint="eastAsia" w:eastAsia="黑体"/>
               </w:rPr>
               <w:t xml:space="preserve">单位</w:t>
             </w:r>
@@ -2296,6 +2548,9 @@
               </m:sSub>
             </m:oMath>
             <w:r>
+              <w:rPr>
+                <w:rFonts w:eastAsia="黑体"/>
+              </w:rPr>
               <w:t xml:space="preserve">​</w:t>
             </w:r>
           </w:p>
@@ -2308,7 +2563,7 @@
             </w:pPr>
             <w:r>
               <w:rPr>
-                <w:rFonts w:hint="eastAsia"/>
+                <w:rFonts w:hint="eastAsia" w:eastAsia="黑体"/>
               </w:rPr>
               <w:t xml:space="preserve">单臂输出峰值电压</w:t>
             </w:r>
@@ -2321,6 +2576,9 @@
               <w:pStyle w:val="Compact"/>
             </w:pPr>
             <w:r>
+              <w:rPr>
+                <w:rFonts w:eastAsia="黑体"/>
+              </w:rPr>
               <w:t xml:space="preserve">V</w:t>
             </w:r>
           </w:p>
@@ -2351,6 +2609,9 @@
               </m:sSub>
             </m:oMath>
             <w:r>
+              <w:rPr>
+                <w:rFonts w:eastAsia="黑体"/>
+              </w:rPr>
               <w:t xml:space="preserve">​</w:t>
             </w:r>
           </w:p>
@@ -2363,7 +2624,7 @@
             </w:pPr>
             <w:r>
               <w:rPr>
-                <w:rFonts w:hint="eastAsia"/>
+                <w:rFonts w:hint="eastAsia" w:eastAsia="黑体"/>
               </w:rPr>
               <w:t xml:space="preserve">电源电压</w:t>
             </w:r>
@@ -2376,6 +2637,9 @@
               <w:pStyle w:val="Compact"/>
             </w:pPr>
             <w:r>
+              <w:rPr>
+                <w:rFonts w:eastAsia="黑体"/>
+              </w:rPr>
               <w:t xml:space="preserve">V</w:t>
             </w:r>
           </w:p>
@@ -2403,6 +2667,9 @@
               </m:sSub>
             </m:oMath>
             <w:r>
+              <w:rPr>
+                <w:rFonts w:eastAsia="黑体"/>
+              </w:rPr>
               <w:t xml:space="preserve">​</w:t>
             </w:r>
           </w:p>
@@ -2415,7 +2682,7 @@
             </w:pPr>
             <w:r>
               <w:rPr>
-                <w:rFonts w:hint="eastAsia"/>
+                <w:rFonts w:hint="eastAsia" w:eastAsia="黑体"/>
               </w:rPr>
               <w:t xml:space="preserve">负载电阻</w:t>
             </w:r>
@@ -2428,6 +2695,9 @@
               <w:pStyle w:val="Compact"/>
             </w:pPr>
             <w:r>
+              <w:rPr>
+                <w:rFonts w:eastAsia="黑体"/>
+              </w:rPr>
               <w:t xml:space="preserve">Ω</w:t>
             </w:r>
           </w:p>
@@ -2455,6 +2725,9 @@
               </m:sSub>
             </m:oMath>
             <w:r>
+              <w:rPr>
+                <w:rFonts w:eastAsia="黑体"/>
+              </w:rPr>
               <w:t xml:space="preserve">​</w:t>
             </w:r>
           </w:p>
@@ -2467,7 +2740,7 @@
             </w:pPr>
             <w:r>
               <w:rPr>
-                <w:rFonts w:hint="eastAsia"/>
+                <w:rFonts w:hint="eastAsia" w:eastAsia="黑体"/>
               </w:rPr>
               <w:t xml:space="preserve">输出功率</w:t>
             </w:r>
@@ -2480,6 +2753,9 @@
               <w:pStyle w:val="Compact"/>
             </w:pPr>
             <w:r>
+              <w:rPr>
+                <w:rFonts w:eastAsia="黑体"/>
+              </w:rPr>
               <w:t xml:space="preserve">W</w:t>
             </w:r>
           </w:p>
@@ -2494,7 +2770,7 @@
       </w:pPr>
       <w:r>
         <w:rPr>
-          <w:rFonts w:hint="eastAsia"/>
+          <w:rFonts w:hint="eastAsia" w:eastAsia="黑体"/>
         </w:rPr>
         <w:t xml:space="preserve">元件调整影响</w:t>
       </w:r>
@@ -2509,21 +2785,27 @@
       </w:pPr>
       <w:r>
         <w:rPr>
-          <w:rFonts w:hint="eastAsia"/>
+          <w:rFonts w:hint="eastAsia" w:eastAsia="黑体"/>
           <w:b/>
           <w:bCs/>
         </w:rPr>
         <w:t xml:space="preserve">两臂增益不匹配</w:t>
       </w:r>
       <w:r>
+        <w:rPr>
+          <w:rFonts w:eastAsia="黑体"/>
+        </w:rPr>
         <w:t xml:space="preserve"> </w:t>
       </w:r>
       <w:r>
+        <w:rPr>
+          <w:rFonts w:eastAsia="黑体"/>
+        </w:rPr>
         <w:t xml:space="preserve">→ </w:t>
       </w:r>
       <w:r>
         <w:rPr>
-          <w:rFonts w:hint="eastAsia"/>
+          <w:rFonts w:hint="eastAsia" w:eastAsia="黑体"/>
         </w:rPr>
         <w:t xml:space="preserve">两输出幅度不一，负载上将叠加直流分量，需良好配对。</w:t>
       </w:r>
@@ -2555,6 +2837,7 @@
       </m:oMath>
       <w:r>
         <w:rPr>
+          <w:rFonts w:eastAsia="黑体"/>
           <w:b/>
           <w:bCs/>
         </w:rPr>
@@ -2562,20 +2845,27 @@
       </w:r>
       <w:r>
         <w:rPr>
+          <w:rFonts w:eastAsia="黑体"/>
           <w:b/>
           <w:bCs/>
         </w:rPr>
         <w:t xml:space="preserve">↑</w:t>
       </w:r>
       <w:r>
+        <w:rPr>
+          <w:rFonts w:eastAsia="黑体"/>
+        </w:rPr>
         <w:t xml:space="preserve"> </w:t>
       </w:r>
       <w:r>
+        <w:rPr>
+          <w:rFonts w:eastAsia="黑体"/>
+        </w:rPr>
         <w:t xml:space="preserve">→ </w:t>
       </w:r>
       <w:r>
         <w:rPr>
-          <w:rFonts w:hint="eastAsia"/>
+          <w:rFonts w:hint="eastAsia" w:eastAsia="黑体"/>
         </w:rPr>
         <w:t xml:space="preserve">输出功率成平方增大。</w:t>
       </w:r>
@@ -2604,6 +2894,7 @@
       </m:oMath>
       <w:r>
         <w:rPr>
+          <w:rFonts w:eastAsia="黑体"/>
           <w:b/>
           <w:bCs/>
         </w:rPr>
@@ -2611,7 +2902,7 @@
       </w:r>
       <w:r>
         <w:rPr>
-          <w:rFonts w:hint="eastAsia"/>
+          <w:rFonts w:hint="eastAsia" w:eastAsia="黑体"/>
           <w:b/>
           <w:bCs/>
         </w:rPr>
@@ -2619,6 +2910,7 @@
       </w:r>
       <w:r>
         <w:rPr>
+          <w:rFonts w:eastAsia="黑体"/>
           <w:b/>
           <w:bCs/>
         </w:rPr>
@@ -2626,21 +2918,27 @@
       </w:r>
       <w:r>
         <w:rPr>
-          <w:rFonts w:hint="eastAsia"/>
+          <w:rFonts w:hint="eastAsia" w:eastAsia="黑体"/>
           <w:b/>
           <w:bCs/>
         </w:rPr>
         <w:t xml:space="preserve">Ω）</w:t>
       </w:r>
       <w:r>
+        <w:rPr>
+          <w:rFonts w:eastAsia="黑体"/>
+        </w:rPr>
         <w:t xml:space="preserve"> </w:t>
       </w:r>
       <w:r>
+        <w:rPr>
+          <w:rFonts w:eastAsia="黑体"/>
+        </w:rPr>
         <w:t xml:space="preserve">→ </w:t>
       </w:r>
       <w:r>
         <w:rPr>
-          <w:rFonts w:hint="eastAsia"/>
+          <w:rFonts w:hint="eastAsia" w:eastAsia="黑体"/>
         </w:rPr>
         <w:t xml:space="preserve">输出功率增大，但对驱动级电流与散热要求更高。</w:t>
       </w:r>
@@ -2655,7 +2953,7 @@
       </w:pPr>
       <w:r>
         <w:rPr>
-          <w:rFonts w:hint="eastAsia"/>
+          <w:rFonts w:hint="eastAsia" w:eastAsia="黑体"/>
         </w:rPr>
         <w:t xml:space="preserve">单电源下需输出隔直电容或中点偏置，否则直流流过负载。</w:t>
       </w:r>
@@ -2670,7 +2968,7 @@
       </w:pPr>
       <w:r>
         <w:rPr>
-          <w:rFonts w:hint="eastAsia"/>
+          <w:rFonts w:hint="eastAsia" w:eastAsia="黑体"/>
         </w:rPr>
         <w:t xml:space="preserve">桥臂电阻/增益电阻精度影响共模抑制与失真。</w:t>
       </w:r>
@@ -2683,7 +2981,7 @@
       </w:pPr>
       <w:r>
         <w:rPr>
-          <w:rFonts w:hint="eastAsia"/>
+          <w:rFonts w:hint="eastAsia" w:eastAsia="黑体"/>
         </w:rPr>
         <w:t xml:space="preserve">典型参数示例</w:t>
       </w:r>
@@ -2698,11 +2996,14 @@
       </w:pPr>
       <w:r>
         <w:rPr>
-          <w:rFonts w:hint="eastAsia"/>
+          <w:rFonts w:hint="eastAsia" w:eastAsia="黑体"/>
         </w:rPr>
         <w:t xml:space="preserve">取单臂</w:t>
       </w:r>
       <w:r>
+        <w:rPr>
+          <w:rFonts w:eastAsia="黑体"/>
+        </w:rPr>
         <w:t xml:space="preserve"> </w:t>
       </w:r>
       <m:oMath>
@@ -2742,6 +3043,9 @@
         </m:r>
       </m:oMath>
       <w:r>
+        <w:rPr>
+          <w:rFonts w:eastAsia="黑体"/>
+        </w:rPr>
         <w:t xml:space="preserve">、</w:t>
       </w:r>
       <m:oMath>
@@ -2778,7 +3082,7 @@
       </m:oMath>
       <w:r>
         <w:rPr>
-          <w:rFonts w:hint="eastAsia"/>
+          <w:rFonts w:hint="eastAsia" w:eastAsia="黑体"/>
         </w:rPr>
         <w:t xml:space="preserve">：</w:t>
       </w:r>
@@ -2856,20 +3160,26 @@
       </m:oMath>
       <w:r>
         <w:rPr>
-          <w:rFonts w:hint="eastAsia"/>
+          <w:rFonts w:hint="eastAsia" w:eastAsia="黑体"/>
         </w:rPr>
         <w:t xml:space="preserve">；而单端同样</w:t>
       </w:r>
       <w:r>
+        <w:rPr>
+          <w:rFonts w:eastAsia="黑体"/>
+        </w:rPr>
         <w:t xml:space="preserve"> 10 V </w:t>
       </w:r>
       <w:r>
         <w:rPr>
-          <w:rFonts w:hint="eastAsia"/>
+          <w:rFonts w:hint="eastAsia" w:eastAsia="黑体"/>
         </w:rPr>
         <w:t xml:space="preserve">峰值仅</w:t>
       </w:r>
       <w:r>
+        <w:rPr>
+          <w:rFonts w:eastAsia="黑体"/>
+        </w:rPr>
         <w:t xml:space="preserve"> </w:t>
       </w:r>
       <m:oMath>
@@ -2937,25 +3247,31 @@
       </m:oMath>
       <w:r>
         <w:rPr>
-          <w:rFonts w:hint="eastAsia"/>
+          <w:rFonts w:hint="eastAsia" w:eastAsia="黑体"/>
         </w:rPr>
         <w:t xml:space="preserve">，BTL</w:t>
       </w:r>
       <w:r>
+        <w:rPr>
+          <w:rFonts w:eastAsia="黑体"/>
+        </w:rPr>
         <w:t xml:space="preserve"> </w:t>
       </w:r>
       <w:r>
         <w:rPr>
-          <w:rFonts w:hint="eastAsia"/>
+          <w:rFonts w:hint="eastAsia" w:eastAsia="黑体"/>
         </w:rPr>
         <w:t xml:space="preserve">为其</w:t>
       </w:r>
       <w:r>
+        <w:rPr>
+          <w:rFonts w:eastAsia="黑体"/>
+        </w:rPr>
         <w:t xml:space="preserve"> 4 </w:t>
       </w:r>
       <w:r>
         <w:rPr>
-          <w:rFonts w:hint="eastAsia"/>
+          <w:rFonts w:hint="eastAsia" w:eastAsia="黑体"/>
         </w:rPr>
         <w:t xml:space="preserve">倍。</w:t>
       </w:r>
@@ -2970,11 +3286,14 @@
       </w:pPr>
       <w:r>
         <w:rPr>
-          <w:rFonts w:hint="eastAsia"/>
+          <w:rFonts w:hint="eastAsia" w:eastAsia="黑体"/>
         </w:rPr>
         <w:t xml:space="preserve">取</w:t>
       </w:r>
       <w:r>
+        <w:rPr>
+          <w:rFonts w:eastAsia="黑体"/>
+        </w:rPr>
         <w:t xml:space="preserve"> </w:t>
       </w:r>
       <m:oMath>
@@ -3015,7 +3334,7 @@
       </m:oMath>
       <w:r>
         <w:rPr>
-          <w:rFonts w:hint="eastAsia"/>
+          <w:rFonts w:hint="eastAsia" w:eastAsia="黑体"/>
         </w:rPr>
         <w:t xml:space="preserve">（车载）、</w:t>
       </w:r>
@@ -3053,11 +3372,14 @@
       </m:oMath>
       <w:r>
         <w:rPr>
-          <w:rFonts w:hint="eastAsia"/>
+          <w:rFonts w:hint="eastAsia" w:eastAsia="黑体"/>
         </w:rPr>
         <w:t xml:space="preserve">：理论</w:t>
       </w:r>
       <w:r>
+        <w:rPr>
+          <w:rFonts w:eastAsia="黑体"/>
+        </w:rPr>
         <w:t xml:space="preserve"> </w:t>
       </w:r>
       <m:oMath>
@@ -3148,6 +3470,9 @@
         </m:r>
       </m:oMath>
       <w:r>
+        <w:rPr>
+          <w:rFonts w:eastAsia="黑体"/>
+        </w:rPr>
         <w:t xml:space="preserve">。</w:t>
       </w:r>
     </w:p>
@@ -3159,7 +3484,7 @@
       </w:pPr>
       <w:r>
         <w:rPr>
-          <w:rFonts w:hint="eastAsia"/>
+          <w:rFonts w:hint="eastAsia" w:eastAsia="黑体"/>
         </w:rPr>
         <w:t xml:space="preserve">常见器件型号</w:t>
       </w:r>
@@ -3173,29 +3498,38 @@
         </w:numPr>
       </w:pPr>
       <w:r>
+        <w:rPr>
+          <w:rFonts w:eastAsia="黑体"/>
+        </w:rPr>
         <w:t xml:space="preserve">BTL </w:t>
       </w:r>
       <w:r>
         <w:rPr>
-          <w:rFonts w:hint="eastAsia"/>
+          <w:rFonts w:hint="eastAsia" w:eastAsia="黑体"/>
         </w:rPr>
         <w:t xml:space="preserve">音频功放</w:t>
       </w:r>
       <w:r>
+        <w:rPr>
+          <w:rFonts w:eastAsia="黑体"/>
+        </w:rPr>
         <w:t xml:space="preserve"> </w:t>
       </w:r>
       <w:r>
         <w:rPr>
-          <w:rFonts w:hint="eastAsia"/>
+          <w:rFonts w:hint="eastAsia" w:eastAsia="黑体"/>
         </w:rPr>
         <w:t xml:space="preserve">IC：TDA2003、TDA7297、TDA7498、LM1875（可接成</w:t>
       </w:r>
       <w:r>
+        <w:rPr>
+          <w:rFonts w:eastAsia="黑体"/>
+        </w:rPr>
         <w:t xml:space="preserve"> </w:t>
       </w:r>
       <w:r>
         <w:rPr>
-          <w:rFonts w:hint="eastAsia"/>
+          <w:rFonts w:hint="eastAsia" w:eastAsia="黑体"/>
         </w:rPr>
         <w:t xml:space="preserve">BTL）、TPA3116D2。</w:t>
       </w:r>
@@ -3210,25 +3544,31 @@
       </w:pPr>
       <w:r>
         <w:rPr>
-          <w:rFonts w:hint="eastAsia"/>
+          <w:rFonts w:hint="eastAsia" w:eastAsia="黑体"/>
         </w:rPr>
         <w:t xml:space="preserve">汽车功放</w:t>
       </w:r>
       <w:r>
+        <w:rPr>
+          <w:rFonts w:eastAsia="黑体"/>
+        </w:rPr>
         <w:t xml:space="preserve"> </w:t>
       </w:r>
       <w:r>
         <w:rPr>
-          <w:rFonts w:hint="eastAsia"/>
+          <w:rFonts w:hint="eastAsia" w:eastAsia="黑体"/>
         </w:rPr>
         <w:t xml:space="preserve">IC：TDA7388、TDA7850（内部</w:t>
       </w:r>
       <w:r>
+        <w:rPr>
+          <w:rFonts w:eastAsia="黑体"/>
+        </w:rPr>
         <w:t xml:space="preserve"> </w:t>
       </w:r>
       <w:r>
         <w:rPr>
-          <w:rFonts w:hint="eastAsia"/>
+          <w:rFonts w:hint="eastAsia" w:eastAsia="黑体"/>
         </w:rPr>
         <w:t xml:space="preserve">BTL）。</w:t>
       </w:r>
@@ -3243,16 +3583,19 @@
       </w:pPr>
       <w:r>
         <w:rPr>
-          <w:rFonts w:hint="eastAsia"/>
+          <w:rFonts w:hint="eastAsia" w:eastAsia="黑体"/>
         </w:rPr>
         <w:t xml:space="preserve">通用运放</w:t>
       </w:r>
       <w:r>
+        <w:rPr>
+          <w:rFonts w:eastAsia="黑体"/>
+        </w:rPr>
         <w:t xml:space="preserve"> + </w:t>
       </w:r>
       <w:r>
         <w:rPr>
-          <w:rFonts w:hint="eastAsia"/>
+          <w:rFonts w:hint="eastAsia" w:eastAsia="黑体"/>
         </w:rPr>
         <w:t xml:space="preserve">功放对管：NE5532、TIP41/TIP42。</w:t>
       </w:r>
@@ -3265,7 +3608,7 @@
       </w:pPr>
       <w:r>
         <w:rPr>
-          <w:rFonts w:hint="eastAsia"/>
+          <w:rFonts w:hint="eastAsia" w:eastAsia="黑体"/>
         </w:rPr>
         <w:t xml:space="preserve">注意事项</w:t>
       </w:r>
@@ -3280,7 +3623,7 @@
       </w:pPr>
       <w:r>
         <w:rPr>
-          <w:rFonts w:hint="eastAsia"/>
+          <w:rFonts w:hint="eastAsia" w:eastAsia="黑体"/>
         </w:rPr>
         <w:t xml:space="preserve">两臂相位必须严格反相、增益一致，否则失真增大并可能出现直流偏流。</w:t>
       </w:r>
@@ -3295,7 +3638,7 @@
       </w:pPr>
       <w:r>
         <w:rPr>
-          <w:rFonts w:hint="eastAsia"/>
+          <w:rFonts w:hint="eastAsia" w:eastAsia="黑体"/>
         </w:rPr>
         <w:t xml:space="preserve">负载两端均悬浮，禁止任一输出端直接接地或对地短路。</w:t>
       </w:r>
@@ -3310,7 +3653,7 @@
       </w:pPr>
       <w:r>
         <w:rPr>
-          <w:rFonts w:hint="eastAsia"/>
+          <w:rFonts w:hint="eastAsia" w:eastAsia="黑体"/>
         </w:rPr>
         <w:t xml:space="preserve">单电源工作时需处理好输入/输出直流偏置。</w:t>
       </w:r>
@@ -3325,7 +3668,7 @@
       </w:pPr>
       <w:r>
         <w:rPr>
-          <w:rFonts w:hint="eastAsia"/>
+          <w:rFonts w:hint="eastAsia" w:eastAsia="黑体"/>
         </w:rPr>
         <w:t xml:space="preserve">大功率需足够散热与去耦电容贴近供电引脚。</w:t>
       </w:r>
@@ -3338,7 +3681,7 @@
       </w:pPr>
       <w:r>
         <w:rPr>
-          <w:rFonts w:hint="eastAsia"/>
+          <w:rFonts w:hint="eastAsia" w:eastAsia="黑体"/>
         </w:rPr>
         <w:t xml:space="preserve">参考资料</w:t>
       </w:r>
@@ -3352,11 +3695,14 @@
         </w:numPr>
       </w:pPr>
       <w:r>
+        <w:rPr>
+          <w:rFonts w:eastAsia="黑体"/>
+        </w:rPr>
         <w:t xml:space="preserve">Wikipedia: Bridged and paralleled </w:t>
       </w:r>
       <w:r>
         <w:rPr>
-          <w:rFonts w:hint="eastAsia"/>
+          <w:rFonts w:hint="eastAsia" w:eastAsia="黑体"/>
         </w:rPr>
         <w:t xml:space="preserve">amplifiers（BTL）。</w:t>
       </w:r>
@@ -3370,20 +3716,26 @@
         </w:numPr>
       </w:pPr>
       <w:r>
+        <w:rPr>
+          <w:rFonts w:eastAsia="黑体"/>
+        </w:rPr>
         <w:t xml:space="preserve">TI/ST </w:t>
       </w:r>
       <w:r>
         <w:rPr>
-          <w:rFonts w:hint="eastAsia"/>
+          <w:rFonts w:hint="eastAsia" w:eastAsia="黑体"/>
         </w:rPr>
         <w:t xml:space="preserve">产品页：TDA7297、TPA3116D2</w:t>
       </w:r>
       <w:r>
+        <w:rPr>
+          <w:rFonts w:eastAsia="黑体"/>
+        </w:rPr>
         <w:t xml:space="preserve"> </w:t>
       </w:r>
       <w:r>
         <w:rPr>
-          <w:rFonts w:hint="eastAsia"/>
+          <w:rFonts w:hint="eastAsia" w:eastAsia="黑体"/>
         </w:rPr>
         <w:t xml:space="preserve">数据手册。</w:t>
       </w:r>
@@ -3398,7 +3750,7 @@
       </w:pPr>
       <w:r>
         <w:rPr>
-          <w:rFonts w:hint="eastAsia"/>
+          <w:rFonts w:hint="eastAsia" w:eastAsia="黑体"/>
         </w:rPr>
         <w:t xml:space="preserve">《模拟电子技术基础》（童诗白、华成英）。</w:t>
       </w:r>
@@ -3412,11 +3764,11 @@
       </w:pPr>
       <w:r>
         <w:rPr>
-          <w:rFonts w:ascii="Times New Roman" w:hAnsi="Times New Roman"/>
+          <w:rFonts w:ascii="Times New Roman" w:hAnsi="Times New Roman" w:eastAsia="黑体"/>
           <w:color w:val="555555"/>
           <w:sz w:val="21"/>
         </w:rPr>
-        <w:t>材料收集者：杜文杰</w:t>
+        <w:t>材料收集者：杜文杰，WX手机：19519196569，QQ:3478827729</w:t>
       </w:r>
     </w:p>
     <w:sectPr>
@@ -3436,7 +3788,7 @@
 </file>
 
 <file path=word/footer1.xml><?xml version="1.0" encoding="utf-8"?>
-<w:ftr xmlns:m="http://schemas.openxmlformats.org/officeDocument/2006/math" xmlns:mc="http://schemas.openxmlformats.org/markup-compatibility/2006" xmlns:mo="http://schemas.microsoft.com/office/mac/office/2008/main" xmlns:mv="urn:schemas-microsoft-com:mac:vml" xmlns:o="urn:schemas-microsoft-com:office:office" xmlns:r="http://schemas.openxmlformats.org/officeDocument/2006/relationships" xmlns:v="urn:schemas-microsoft-com:vml" xmlns:w10="urn:schemas-microsoft-com:office:word" xmlns:w14="http://schemas.microsoft.com/office/word/2010/wordml" xmlns:w="http://schemas.openxmlformats.org/wordprocessingml/2006/main" xmlns:wne="http://schemas.microsoft.com/office/word/2006/wordml" xmlns:wp14="http://schemas.microsoft.com/office/word/2010/wordprocessingDrawing" xmlns:wp="http://schemas.openxmlformats.org/drawingml/2006/wordprocessingDrawing" xmlns:wpc="http://schemas.microsoft.com/office/word/2010/wordprocessingCanvas" xmlns:wpg="http://schemas.microsoft.com/office/word/2010/wordprocessingGroup" xmlns:wpi="http://schemas.microsoft.com/office/word/2010/wordprocessingInk" xmlns:wps="http://schemas.microsoft.com/office/word/2010/wordprocessingShape" mc:Ignorable="w14 wp14">
+<w:ftr xmlns:mc="http://schemas.openxmlformats.org/markup-compatibility/2006" xmlns:w="http://schemas.openxmlformats.org/wordprocessingml/2006/main" xmlns:m="http://schemas.openxmlformats.org/officeDocument/2006/math" xmlns:mo="http://schemas.microsoft.com/office/mac/office/2008/main" xmlns:mv="urn:schemas-microsoft-com:mac:vml" xmlns:o="urn:schemas-microsoft-com:office:office" xmlns:r="http://schemas.openxmlformats.org/officeDocument/2006/relationships" xmlns:v="urn:schemas-microsoft-com:vml" xmlns:w10="urn:schemas-microsoft-com:office:word" xmlns:w14="http://schemas.microsoft.com/office/word/2010/wordml" xmlns:wne="http://schemas.microsoft.com/office/word/2006/wordml" xmlns:wp14="http://schemas.microsoft.com/office/word/2010/wordprocessingDrawing" xmlns:wp="http://schemas.openxmlformats.org/drawingml/2006/wordprocessingDrawing" xmlns:wpc="http://schemas.microsoft.com/office/word/2010/wordprocessingCanvas" xmlns:wpg="http://schemas.microsoft.com/office/word/2010/wordprocessingGroup" xmlns:wpi="http://schemas.microsoft.com/office/word/2010/wordprocessingInk" xmlns:wps="http://schemas.microsoft.com/office/word/2010/wordprocessingShape" mc:Ignorable="w14 wp14">
   <w:p>
     <w:pPr>
       <w:pStyle w:val="Footer"/>
@@ -3444,12 +3796,14 @@
     </w:pPr>
     <w:r>
       <w:rPr>
+        <w:rFonts w:eastAsia="黑体"/>
         <w:sz w:val="18"/>
       </w:rPr>
       <w:t xml:space="preserve">第 </w:t>
     </w:r>
     <w:r>
       <w:rPr>
+        <w:rFonts w:eastAsia="黑体"/>
         <w:sz w:val="18"/>
       </w:rPr>
       <w:fldChar w:fldCharType="begin"/>
@@ -3458,6 +3812,7 @@
     </w:r>
     <w:r>
       <w:rPr>
+        <w:rFonts w:eastAsia="黑体"/>
         <w:sz w:val="18"/>
       </w:rPr>
       <w:t xml:space="preserve"> 页</w:t>
@@ -3471,6 +3826,9 @@
   <w:footnote w:type="continuationSeparator" w:id="0">
     <w:p>
       <w:r>
+        <w:rPr>
+          <w:rFonts w:eastAsia="黑体"/>
+        </w:rPr>
         <w:continuationSeparator/>
       </w:r>
     </w:p>
@@ -3478,6 +3836,9 @@
   <w:footnote w:type="separator" w:id="-1">
     <w:p>
       <w:r>
+        <w:rPr>
+          <w:rFonts w:eastAsia="黑体"/>
+        </w:rPr>
         <w:separator/>
       </w:r>
     </w:p>
@@ -3486,7 +3847,7 @@
 </file>
 
 <file path=word/header1.xml><?xml version="1.0" encoding="utf-8"?>
-<w:hdr xmlns:m="http://schemas.openxmlformats.org/officeDocument/2006/math" xmlns:mc="http://schemas.openxmlformats.org/markup-compatibility/2006" xmlns:mo="http://schemas.microsoft.com/office/mac/office/2008/main" xmlns:mv="urn:schemas-microsoft-com:mac:vml" xmlns:o="urn:schemas-microsoft-com:office:office" xmlns:r="http://schemas.openxmlformats.org/officeDocument/2006/relationships" xmlns:v="urn:schemas-microsoft-com:vml" xmlns:w10="urn:schemas-microsoft-com:office:word" xmlns:w14="http://schemas.microsoft.com/office/word/2010/wordml" xmlns:w="http://schemas.openxmlformats.org/wordprocessingml/2006/main" xmlns:wne="http://schemas.microsoft.com/office/word/2006/wordml" xmlns:wp14="http://schemas.microsoft.com/office/word/2010/wordprocessingDrawing" xmlns:wp="http://schemas.openxmlformats.org/drawingml/2006/wordprocessingDrawing" xmlns:wpc="http://schemas.microsoft.com/office/word/2010/wordprocessingCanvas" xmlns:wpg="http://schemas.microsoft.com/office/word/2010/wordprocessingGroup" xmlns:wpi="http://schemas.microsoft.com/office/word/2010/wordprocessingInk" xmlns:wps="http://schemas.microsoft.com/office/word/2010/wordprocessingShape" mc:Ignorable="w14 wp14">
+<w:hdr xmlns:mc="http://schemas.openxmlformats.org/markup-compatibility/2006" xmlns:w="http://schemas.openxmlformats.org/wordprocessingml/2006/main" xmlns:m="http://schemas.openxmlformats.org/officeDocument/2006/math" xmlns:mo="http://schemas.microsoft.com/office/mac/office/2008/main" xmlns:mv="urn:schemas-microsoft-com:mac:vml" xmlns:o="urn:schemas-microsoft-com:office:office" xmlns:r="http://schemas.openxmlformats.org/officeDocument/2006/relationships" xmlns:v="urn:schemas-microsoft-com:vml" xmlns:w10="urn:schemas-microsoft-com:office:word" xmlns:w14="http://schemas.microsoft.com/office/word/2010/wordml" xmlns:wne="http://schemas.microsoft.com/office/word/2006/wordml" xmlns:wp14="http://schemas.microsoft.com/office/word/2010/wordprocessingDrawing" xmlns:wp="http://schemas.openxmlformats.org/drawingml/2006/wordprocessingDrawing" xmlns:wpc="http://schemas.microsoft.com/office/word/2010/wordprocessingCanvas" xmlns:wpg="http://schemas.microsoft.com/office/word/2010/wordprocessingGroup" xmlns:wpi="http://schemas.microsoft.com/office/word/2010/wordprocessingInk" xmlns:wps="http://schemas.microsoft.com/office/word/2010/wordprocessingShape" mc:Ignorable="w14 wp14">
   <w:p>
     <w:pPr>
       <w:pStyle w:val="Header"/>
@@ -3494,7 +3855,7 @@
     </w:pPr>
     <w:r>
       <w:rPr>
-        <w:rFonts w:ascii="Times New Roman" w:hAnsi="Times New Roman"/>
+        <w:rFonts w:ascii="Times New Roman" w:hAnsi="Times New Roman" w:eastAsia="黑体"/>
         <w:sz w:val="18"/>
         <w:rFonts w:eastAsia="黑体"/>
         <w:rFonts w:eastAsia="黑体"/>
@@ -3506,7 +3867,7 @@
 </file>
 
 <file path=word/numbering.xml><?xml version="1.0" encoding="utf-8"?>
-<w:numbering xmlns:m="http://schemas.openxmlformats.org/officeDocument/2006/math" xmlns:mc="http://schemas.openxmlformats.org/markup-compatibility/2006" xmlns:mo="http://schemas.microsoft.com/office/mac/office/2008/main" xmlns:mv="urn:schemas-microsoft-com:mac:vml" xmlns:o="urn:schemas-microsoft-com:office:office" xmlns:r="http://schemas.openxmlformats.org/officeDocument/2006/relationships" xmlns:v="urn:schemas-microsoft-com:vml" xmlns:w="http://schemas.openxmlformats.org/wordprocessingml/2006/main" xmlns:w10="urn:schemas-microsoft-com:office:word" xmlns:w14="http://schemas.microsoft.com/office/word/2010/wordml" xmlns:wne="http://schemas.microsoft.com/office/word/2006/wordml" xmlns:wp="http://schemas.openxmlformats.org/drawingml/2006/wordprocessingDrawing" xmlns:wp14="http://schemas.microsoft.com/office/word/2010/wordprocessingDrawing" xmlns:wpc="http://schemas.microsoft.com/office/word/2010/wordprocessingCanvas" xmlns:wpg="http://schemas.microsoft.com/office/word/2010/wordprocessingGroup" xmlns:wpi="http://schemas.microsoft.com/office/word/2010/wordprocessingInk" xmlns:wps="http://schemas.microsoft.com/office/word/2010/wordprocessingShape" mc:Ignorable="w14 wp14">
+<w:numbering xmlns:mc="http://schemas.openxmlformats.org/markup-compatibility/2006" xmlns:w="http://schemas.openxmlformats.org/wordprocessingml/2006/main" xmlns:m="http://schemas.openxmlformats.org/officeDocument/2006/math" xmlns:mo="http://schemas.microsoft.com/office/mac/office/2008/main" xmlns:mv="urn:schemas-microsoft-com:mac:vml" xmlns:o="urn:schemas-microsoft-com:office:office" xmlns:r="http://schemas.openxmlformats.org/officeDocument/2006/relationships" xmlns:v="urn:schemas-microsoft-com:vml" xmlns:w10="urn:schemas-microsoft-com:office:word" xmlns:w14="http://schemas.microsoft.com/office/word/2010/wordml" xmlns:wne="http://schemas.microsoft.com/office/word/2006/wordml" xmlns:wp="http://schemas.openxmlformats.org/drawingml/2006/wordprocessingDrawing" xmlns:wp14="http://schemas.microsoft.com/office/word/2010/wordprocessingDrawing" xmlns:wpc="http://schemas.microsoft.com/office/word/2010/wordprocessingCanvas" xmlns:wpg="http://schemas.microsoft.com/office/word/2010/wordprocessingGroup" xmlns:wpi="http://schemas.microsoft.com/office/word/2010/wordprocessingInk" xmlns:wps="http://schemas.microsoft.com/office/word/2010/wordprocessingShape" mc:Ignorable="w14 wp14">
   <w:abstractNum w:abstractNumId="0">
     <w:nsid w:val="FFFFFF7C"/>
     <w:multiLevelType w:val="singleLevel"/>
@@ -3593,7 +3954,7 @@
         <w:ind w:hanging="360" w:left="1440"/>
       </w:pPr>
       <w:rPr>
-        <w:rFonts w:ascii="Symbol" w:hAnsi="Symbol" w:hint="default"/>
+        <w:rFonts w:ascii="Symbol" w:hAnsi="Symbol" w:hint="default" w:eastAsia="黑体"/>
       </w:rPr>
     </w:lvl>
   </w:abstractNum>
@@ -3614,7 +3975,7 @@
         <w:ind w:hanging="360" w:left="1080"/>
       </w:pPr>
       <w:rPr>
-        <w:rFonts w:ascii="Symbol" w:hAnsi="Symbol" w:hint="default"/>
+        <w:rFonts w:ascii="Symbol" w:hAnsi="Symbol" w:hint="default" w:eastAsia="黑体"/>
       </w:rPr>
     </w:lvl>
   </w:abstractNum>
@@ -3635,7 +3996,7 @@
         <w:ind w:hanging="360" w:left="720"/>
       </w:pPr>
       <w:rPr>
-        <w:rFonts w:ascii="Symbol" w:hAnsi="Symbol" w:hint="default"/>
+        <w:rFonts w:ascii="Symbol" w:hAnsi="Symbol" w:hint="default" w:eastAsia="黑体"/>
       </w:rPr>
     </w:lvl>
   </w:abstractNum>
@@ -3674,7 +4035,7 @@
         <w:ind w:hanging="360" w:left="360"/>
       </w:pPr>
       <w:rPr>
-        <w:rFonts w:ascii="Symbol" w:hAnsi="Symbol" w:hint="default"/>
+        <w:rFonts w:ascii="Symbol" w:hAnsi="Symbol" w:hint="default" w:eastAsia="黑体"/>
       </w:rPr>
     </w:lvl>
   </w:abstractNum>
@@ -3765,7 +4126,7 @@
         <w:ind w:left="720" w:hanging="360"/>
       </w:pPr>
       <w:rPr>
-        <w:rFonts w:ascii="Symbol" w:hAnsi="Symbol" w:cs="Symbol" w:hint="default"/>
+        <w:rFonts w:ascii="Symbol" w:hAnsi="Symbol" w:cs="Symbol" w:hint="default" w:eastAsia="黑体"/>
       </w:rPr>
     </w:lvl>
     <w:lvl w:ilvl="1">
@@ -3776,7 +4137,7 @@
         <w:ind w:left="1440" w:hanging="360"/>
       </w:pPr>
       <w:rPr>
-        <w:rFonts w:ascii="Courier New" w:hAnsi="Courier New" w:cs="Courier New" w:hint="default"/>
+        <w:rFonts w:ascii="Courier New" w:hAnsi="Courier New" w:cs="Courier New" w:hint="default" w:eastAsia="黑体"/>
       </w:rPr>
     </w:lvl>
     <w:lvl w:ilvl="2">
@@ -3787,7 +4148,7 @@
         <w:ind w:left="2160" w:hanging="360"/>
       </w:pPr>
       <w:rPr>
-        <w:rFonts w:ascii="Wingdings" w:hAnsi="Wingdings" w:cs="Wingdings" w:hint="default"/>
+        <w:rFonts w:ascii="Wingdings" w:hAnsi="Wingdings" w:cs="Wingdings" w:hint="default" w:eastAsia="黑体"/>
       </w:rPr>
     </w:lvl>
     <w:lvl w:ilvl="3">
@@ -3798,7 +4159,7 @@
         <w:ind w:left="2880" w:hanging="360"/>
       </w:pPr>
       <w:rPr>
-        <w:rFonts w:ascii="Symbol" w:hAnsi="Symbol" w:cs="Symbol" w:hint="default"/>
+        <w:rFonts w:ascii="Symbol" w:hAnsi="Symbol" w:cs="Symbol" w:hint="default" w:eastAsia="黑体"/>
       </w:rPr>
     </w:lvl>
     <w:lvl w:ilvl="4">
@@ -3809,7 +4170,7 @@
         <w:ind w:left="3600" w:hanging="360"/>
       </w:pPr>
       <w:rPr>
-        <w:rFonts w:ascii="Courier New" w:hAnsi="Courier New" w:cs="Courier New" w:hint="default"/>
+        <w:rFonts w:ascii="Courier New" w:hAnsi="Courier New" w:cs="Courier New" w:hint="default" w:eastAsia="黑体"/>
       </w:rPr>
     </w:lvl>
     <w:lvl w:ilvl="5">
@@ -3820,7 +4181,7 @@
         <w:ind w:left="4320" w:hanging="360"/>
       </w:pPr>
       <w:rPr>
-        <w:rFonts w:ascii="Wingdings" w:hAnsi="Wingdings" w:cs="Wingdings" w:hint="default"/>
+        <w:rFonts w:ascii="Wingdings" w:hAnsi="Wingdings" w:cs="Wingdings" w:hint="default" w:eastAsia="黑体"/>
       </w:rPr>
     </w:lvl>
     <w:lvl w:ilvl="6">
@@ -3831,7 +4192,7 @@
         <w:ind w:left="5040" w:hanging="360"/>
       </w:pPr>
       <w:rPr>
-        <w:rFonts w:ascii="Symbol" w:hAnsi="Symbol" w:cs="Symbol" w:hint="default"/>
+        <w:rFonts w:ascii="Symbol" w:hAnsi="Symbol" w:cs="Symbol" w:hint="default" w:eastAsia="黑体"/>
       </w:rPr>
     </w:lvl>
     <w:lvl w:ilvl="7">
@@ -3842,7 +4203,7 @@
         <w:ind w:left="5760" w:hanging="360"/>
       </w:pPr>
       <w:rPr>
-        <w:rFonts w:ascii="Courier New" w:hAnsi="Courier New" w:cs="Courier New" w:hint="default"/>
+        <w:rFonts w:ascii="Courier New" w:hAnsi="Courier New" w:cs="Courier New" w:hint="default" w:eastAsia="黑体"/>
       </w:rPr>
     </w:lvl>
     <w:lvl w:ilvl="8">
@@ -3853,7 +4214,7 @@
         <w:ind w:left="6480" w:hanging="360"/>
       </w:pPr>
       <w:rPr>
-        <w:rFonts w:ascii="Wingdings" w:hAnsi="Wingdings" w:cs="Wingdings" w:hint="default"/>
+        <w:rFonts w:ascii="Wingdings" w:hAnsi="Wingdings" w:cs="Wingdings" w:hint="default" w:eastAsia="黑体"/>
       </w:rPr>
     </w:lvl>
   </w:abstractNum>
@@ -3909,11 +4270,11 @@
 </file>
 
 <file path=word/styles.xml><?xml version="1.0" encoding="utf-8"?>
-<w:styles xmlns:mc="http://schemas.openxmlformats.org/markup-compatibility/2006" xmlns:r="http://schemas.openxmlformats.org/officeDocument/2006/relationships" xmlns:w="http://schemas.openxmlformats.org/wordprocessingml/2006/main" xmlns:w14="http://schemas.microsoft.com/office/word/2010/wordml" mc:Ignorable="w14">
+<w:styles xmlns:mc="http://schemas.openxmlformats.org/markup-compatibility/2006" xmlns:w="http://schemas.openxmlformats.org/wordprocessingml/2006/main" xmlns:r="http://schemas.openxmlformats.org/officeDocument/2006/relationships" xmlns:w14="http://schemas.microsoft.com/office/word/2010/wordml" mc:Ignorable="w14">
   <w:docDefaults>
     <w:rPrDefault>
       <w:rPr>
-        <w:rFonts w:asciiTheme="minorHAnsi" w:cstheme="minorBidi" w:eastAsiaTheme="minorEastAsia" w:hAnsiTheme="minorHAnsi"/>
+        <w:rFonts w:asciiTheme="minorHAnsi" w:cstheme="minorBidi" w:hAnsiTheme="minorHAnsi" w:eastAsia="黑体"/>
         <w:sz w:val="22"/>
         <w:szCs w:val="22"/>
         <w:lang w:bidi="ar-SA" w:eastAsia="en-US" w:val="en-US"/>
@@ -4135,7 +4496,7 @@
       <w:outlineLvl w:val="0"/>
     </w:pPr>
     <w:rPr>
-      <w:rFonts w:ascii="Times New Roman" w:asciiTheme="majorHAnsi" w:cstheme="majorBidi" w:eastAsia="黑体" w:eastAsiaTheme="majorEastAsia" w:hAnsi="Times New Roman" w:hAnsiTheme="majorHAnsi"/>
+      <w:rFonts w:ascii="Times New Roman" w:asciiTheme="majorHAnsi" w:cstheme="majorBidi" w:eastAsia="黑体" w:hAnsi="Times New Roman" w:hAnsiTheme="majorHAnsi"/>
       <w:b/>
       <w:bCs/>
       <w:color w:val="1F3864"/>
@@ -4159,7 +4520,7 @@
       <w:outlineLvl w:val="1"/>
     </w:pPr>
     <w:rPr>
-      <w:rFonts w:ascii="Times New Roman" w:asciiTheme="majorHAnsi" w:cstheme="majorBidi" w:eastAsia="黑体" w:eastAsiaTheme="majorEastAsia" w:hAnsi="Times New Roman" w:hAnsiTheme="majorHAnsi"/>
+      <w:rFonts w:ascii="Times New Roman" w:asciiTheme="majorHAnsi" w:cstheme="majorBidi" w:eastAsia="黑体" w:hAnsi="Times New Roman" w:hAnsiTheme="majorHAnsi"/>
       <w:b/>
       <w:bCs/>
       <w:color w:val="2E4E7E"/>
@@ -4183,7 +4544,7 @@
       <w:outlineLvl w:val="2"/>
     </w:pPr>
     <w:rPr>
-      <w:rFonts w:ascii="Times New Roman" w:asciiTheme="majorHAnsi" w:cstheme="majorBidi" w:eastAsia="黑体" w:eastAsiaTheme="majorEastAsia" w:hAnsi="Times New Roman" w:hAnsiTheme="majorHAnsi"/>
+      <w:rFonts w:ascii="Times New Roman" w:asciiTheme="majorHAnsi" w:cstheme="majorBidi" w:eastAsia="黑体" w:hAnsi="Times New Roman" w:hAnsiTheme="majorHAnsi"/>
       <w:b/>
       <w:bCs/>
       <w:color w:val="2E4E7E"/>
@@ -4207,7 +4568,7 @@
       <w:outlineLvl w:val="3"/>
     </w:pPr>
     <w:rPr>
-      <w:rFonts w:ascii="Times New Roman" w:asciiTheme="majorHAnsi" w:cstheme="majorBidi" w:eastAsia="黑体" w:eastAsiaTheme="majorEastAsia" w:hAnsi="Times New Roman" w:hAnsiTheme="majorHAnsi"/>
+      <w:rFonts w:ascii="Times New Roman" w:asciiTheme="majorHAnsi" w:cstheme="majorBidi" w:eastAsia="黑体" w:hAnsi="Times New Roman" w:hAnsiTheme="majorHAnsi"/>
       <w:b/>
       <w:bCs/>
       <w:i/>
@@ -4233,7 +4594,7 @@
       <w:outlineLvl w:val="4"/>
     </w:pPr>
     <w:rPr>
-      <w:rFonts w:ascii="Times New Roman" w:asciiTheme="majorHAnsi" w:cstheme="majorBidi" w:eastAsia="黑体" w:eastAsiaTheme="majorEastAsia" w:hAnsi="Times New Roman" w:hAnsiTheme="majorHAnsi"/>
+      <w:rFonts w:ascii="Times New Roman" w:asciiTheme="majorHAnsi" w:cstheme="majorBidi" w:eastAsia="黑体" w:hAnsi="Times New Roman" w:hAnsiTheme="majorHAnsi"/>
       <w:b/>
       <w:color w:val="333333"/>
       <w:sz w:val="22"/>
@@ -4256,7 +4617,7 @@
       <w:outlineLvl w:val="5"/>
     </w:pPr>
     <w:rPr>
-      <w:rFonts w:asciiTheme="majorHAnsi" w:cstheme="majorBidi" w:eastAsiaTheme="majorEastAsia" w:hAnsiTheme="majorHAnsi"/>
+      <w:rFonts w:asciiTheme="majorHAnsi" w:cstheme="majorBidi" w:hAnsiTheme="majorHAnsi" w:eastAsia="黑体"/>
       <w:i/>
       <w:iCs/>
       <w:color w:themeColor="accent1" w:themeShade="7F" w:val="243F60"/>
@@ -4279,7 +4640,7 @@
       <w:outlineLvl w:val="6"/>
     </w:pPr>
     <w:rPr>
-      <w:rFonts w:asciiTheme="majorHAnsi" w:cstheme="majorBidi" w:eastAsiaTheme="majorEastAsia" w:hAnsiTheme="majorHAnsi"/>
+      <w:rFonts w:asciiTheme="majorHAnsi" w:cstheme="majorBidi" w:hAnsiTheme="majorHAnsi" w:eastAsia="黑体"/>
       <w:i/>
       <w:iCs/>
       <w:color w:themeColor="text1" w:themeTint="BF" w:val="404040"/>
@@ -4302,7 +4663,7 @@
       <w:outlineLvl w:val="7"/>
     </w:pPr>
     <w:rPr>
-      <w:rFonts w:asciiTheme="majorHAnsi" w:cstheme="majorBidi" w:eastAsiaTheme="majorEastAsia" w:hAnsiTheme="majorHAnsi"/>
+      <w:rFonts w:asciiTheme="majorHAnsi" w:cstheme="majorBidi" w:hAnsiTheme="majorHAnsi" w:eastAsia="黑体"/>
       <w:color w:themeColor="accent1" w:val="4F81BD"/>
       <w:sz w:val="20"/>
       <w:szCs w:val="20"/>
@@ -4325,7 +4686,7 @@
       <w:outlineLvl w:val="8"/>
     </w:pPr>
     <w:rPr>
-      <w:rFonts w:asciiTheme="majorHAnsi" w:cstheme="majorBidi" w:eastAsiaTheme="majorEastAsia" w:hAnsiTheme="majorHAnsi"/>
+      <w:rFonts w:asciiTheme="majorHAnsi" w:cstheme="majorBidi" w:hAnsiTheme="majorHAnsi" w:eastAsia="黑体"/>
       <w:i/>
       <w:iCs/>
       <w:color w:themeColor="text1" w:themeTint="BF" w:val="404040"/>
@@ -4376,7 +4737,7 @@
     <w:uiPriority w:val="9"/>
     <w:rsid w:val="00FC693F"/>
     <w:rPr>
-      <w:rFonts w:asciiTheme="majorHAnsi" w:cstheme="majorBidi" w:eastAsiaTheme="majorEastAsia" w:hAnsiTheme="majorHAnsi"/>
+      <w:rFonts w:asciiTheme="majorHAnsi" w:cstheme="majorBidi" w:hAnsiTheme="majorHAnsi" w:eastAsia="黑体"/>
       <w:b/>
       <w:bCs/>
       <w:color w:themeColor="accent1" w:themeShade="BF" w:val="365F91"/>
@@ -4391,7 +4752,7 @@
     <w:uiPriority w:val="9"/>
     <w:rsid w:val="00FC693F"/>
     <w:rPr>
-      <w:rFonts w:asciiTheme="majorHAnsi" w:cstheme="majorBidi" w:eastAsiaTheme="majorEastAsia" w:hAnsiTheme="majorHAnsi"/>
+      <w:rFonts w:asciiTheme="majorHAnsi" w:cstheme="majorBidi" w:hAnsiTheme="majorHAnsi" w:eastAsia="黑体"/>
       <w:b/>
       <w:bCs/>
       <w:color w:themeColor="accent1" w:val="4F81BD"/>
@@ -4406,7 +4767,7 @@
     <w:uiPriority w:val="9"/>
     <w:rsid w:val="00FC693F"/>
     <w:rPr>
-      <w:rFonts w:asciiTheme="majorHAnsi" w:cstheme="majorBidi" w:eastAsiaTheme="majorEastAsia" w:hAnsiTheme="majorHAnsi"/>
+      <w:rFonts w:asciiTheme="majorHAnsi" w:cstheme="majorBidi" w:hAnsiTheme="majorHAnsi" w:eastAsia="黑体"/>
       <w:b/>
       <w:bCs/>
       <w:color w:themeColor="accent1" w:val="4F81BD"/>
@@ -4429,7 +4790,7 @@
       <w:contextualSpacing/>
     </w:pPr>
     <w:rPr>
-      <w:rFonts w:ascii="Times New Roman" w:asciiTheme="majorHAnsi" w:cstheme="majorBidi" w:eastAsia="黑体" w:eastAsiaTheme="majorEastAsia" w:hAnsi="Times New Roman" w:hAnsiTheme="majorHAnsi"/>
+      <w:rFonts w:ascii="Times New Roman" w:asciiTheme="majorHAnsi" w:cstheme="majorBidi" w:eastAsia="黑体" w:hAnsi="Times New Roman" w:hAnsiTheme="majorHAnsi"/>
       <w:b/>
       <w:color w:val="1F3864"/>
       <w:spacing w:val="5"/>
@@ -4445,7 +4806,7 @@
     <w:uiPriority w:val="10"/>
     <w:rsid w:val="00FC693F"/>
     <w:rPr>
-      <w:rFonts w:asciiTheme="majorHAnsi" w:cstheme="majorBidi" w:eastAsiaTheme="majorEastAsia" w:hAnsiTheme="majorHAnsi"/>
+      <w:rFonts w:asciiTheme="majorHAnsi" w:cstheme="majorBidi" w:hAnsiTheme="majorHAnsi" w:eastAsia="黑体"/>
       <w:color w:themeColor="text2" w:themeShade="BF" w:val="17365D"/>
       <w:spacing w:val="5"/>
       <w:kern w:val="28"/>
@@ -4467,7 +4828,7 @@
       </w:numPr>
     </w:pPr>
     <w:rPr>
-      <w:rFonts w:asciiTheme="majorHAnsi" w:cstheme="majorBidi" w:eastAsiaTheme="majorEastAsia" w:hAnsiTheme="majorHAnsi"/>
+      <w:rFonts w:asciiTheme="majorHAnsi" w:cstheme="majorBidi" w:hAnsiTheme="majorHAnsi" w:eastAsia="黑体"/>
       <w:i/>
       <w:iCs/>
       <w:color w:themeColor="accent1" w:val="4F81BD"/>
@@ -4483,7 +4844,7 @@
     <w:uiPriority w:val="11"/>
     <w:rsid w:val="00FC693F"/>
     <w:rPr>
-      <w:rFonts w:asciiTheme="majorHAnsi" w:cstheme="majorBidi" w:eastAsiaTheme="majorEastAsia" w:hAnsiTheme="majorHAnsi"/>
+      <w:rFonts w:asciiTheme="majorHAnsi" w:cstheme="majorBidi" w:hAnsiTheme="majorHAnsi" w:eastAsia="黑体"/>
       <w:i/>
       <w:iCs/>
       <w:color w:themeColor="accent1" w:val="4F81BD"/>
@@ -4550,6 +4911,7 @@
       <w:spacing w:after="120"/>
     </w:pPr>
     <w:rPr>
+      <w:rFonts w:eastAsia="黑体"/>
       <w:sz w:val="16"/>
       <w:szCs w:val="16"/>
     </w:rPr>
@@ -4561,6 +4923,7 @@
     <w:uiPriority w:val="99"/>
     <w:rsid w:val="00AA1D8D"/>
     <w:rPr>
+      <w:rFonts w:eastAsia="黑体"/>
       <w:sz w:val="16"/>
       <w:szCs w:val="16"/>
     </w:rPr>
@@ -4730,7 +5093,7 @@
       </w:tabs>
     </w:pPr>
     <w:rPr>
-      <w:rFonts w:ascii="Courier" w:hAnsi="Courier"/>
+      <w:rFonts w:ascii="Courier" w:hAnsi="Courier" w:eastAsia="黑体"/>
       <w:sz w:val="20"/>
       <w:szCs w:val="20"/>
     </w:rPr>
@@ -4742,7 +5105,7 @@
     <w:uiPriority w:val="99"/>
     <w:rsid w:val="0029639D"/>
     <w:rPr>
-      <w:rFonts w:ascii="Courier" w:hAnsi="Courier"/>
+      <w:rFonts w:ascii="Courier" w:hAnsi="Courier" w:eastAsia="黑体"/>
       <w:sz w:val="20"/>
       <w:szCs w:val="20"/>
     </w:rPr>
@@ -4778,6 +5141,7 @@
     <w:uiPriority w:val="29"/>
     <w:rsid w:val="00FC693F"/>
     <w:rPr>
+      <w:rFonts w:eastAsia="黑体"/>
       <w:i/>
       <w:iCs/>
       <w:color w:themeColor="text1" w:val="000000"/>
@@ -4791,7 +5155,7 @@
     <w:semiHidden/>
     <w:rsid w:val="00FC693F"/>
     <w:rPr>
-      <w:rFonts w:asciiTheme="majorHAnsi" w:cstheme="majorBidi" w:eastAsiaTheme="majorEastAsia" w:hAnsiTheme="majorHAnsi"/>
+      <w:rFonts w:asciiTheme="majorHAnsi" w:cstheme="majorBidi" w:hAnsiTheme="majorHAnsi" w:eastAsia="黑体"/>
       <w:b/>
       <w:bCs/>
       <w:i/>
@@ -4807,7 +5171,7 @@
     <w:semiHidden/>
     <w:rsid w:val="00FC693F"/>
     <w:rPr>
-      <w:rFonts w:asciiTheme="majorHAnsi" w:cstheme="majorBidi" w:eastAsiaTheme="majorEastAsia" w:hAnsiTheme="majorHAnsi"/>
+      <w:rFonts w:asciiTheme="majorHAnsi" w:cstheme="majorBidi" w:hAnsiTheme="majorHAnsi" w:eastAsia="黑体"/>
       <w:color w:themeColor="accent1" w:themeShade="7F" w:val="243F60"/>
     </w:rPr>
   </w:style>
@@ -4819,7 +5183,7 @@
     <w:semiHidden/>
     <w:rsid w:val="00FC693F"/>
     <w:rPr>
-      <w:rFonts w:asciiTheme="majorHAnsi" w:cstheme="majorBidi" w:eastAsiaTheme="majorEastAsia" w:hAnsiTheme="majorHAnsi"/>
+      <w:rFonts w:asciiTheme="majorHAnsi" w:cstheme="majorBidi" w:hAnsiTheme="majorHAnsi" w:eastAsia="黑体"/>
       <w:i/>
       <w:iCs/>
       <w:color w:themeColor="accent1" w:themeShade="7F" w:val="243F60"/>
@@ -4833,7 +5197,7 @@
     <w:semiHidden/>
     <w:rsid w:val="00FC693F"/>
     <w:rPr>
-      <w:rFonts w:asciiTheme="majorHAnsi" w:cstheme="majorBidi" w:eastAsiaTheme="majorEastAsia" w:hAnsiTheme="majorHAnsi"/>
+      <w:rFonts w:asciiTheme="majorHAnsi" w:cstheme="majorBidi" w:hAnsiTheme="majorHAnsi" w:eastAsia="黑体"/>
       <w:i/>
       <w:iCs/>
       <w:color w:themeColor="text1" w:themeTint="BF" w:val="404040"/>
@@ -4847,7 +5211,7 @@
     <w:semiHidden/>
     <w:rsid w:val="00FC693F"/>
     <w:rPr>
-      <w:rFonts w:asciiTheme="majorHAnsi" w:cstheme="majorBidi" w:eastAsiaTheme="majorEastAsia" w:hAnsiTheme="majorHAnsi"/>
+      <w:rFonts w:asciiTheme="majorHAnsi" w:cstheme="majorBidi" w:hAnsiTheme="majorHAnsi" w:eastAsia="黑体"/>
       <w:color w:themeColor="accent1" w:val="4F81BD"/>
       <w:sz w:val="20"/>
       <w:szCs w:val="20"/>
@@ -4861,7 +5225,7 @@
     <w:semiHidden/>
     <w:rsid w:val="00FC693F"/>
     <w:rPr>
-      <w:rFonts w:asciiTheme="majorHAnsi" w:cstheme="majorBidi" w:eastAsiaTheme="majorEastAsia" w:hAnsiTheme="majorHAnsi"/>
+      <w:rFonts w:asciiTheme="majorHAnsi" w:cstheme="majorBidi" w:hAnsiTheme="majorHAnsi" w:eastAsia="黑体"/>
       <w:i/>
       <w:iCs/>
       <w:color w:themeColor="text1" w:themeTint="BF" w:val="404040"/>
@@ -4882,6 +5246,7 @@
       <w:spacing w:line="240" w:lineRule="auto"/>
     </w:pPr>
     <w:rPr>
+      <w:rFonts w:eastAsia="黑体"/>
       <w:b/>
       <w:bCs/>
       <w:color w:themeColor="accent1" w:val="4F81BD"/>
@@ -4896,6 +5261,7 @@
     <w:qFormat/>
     <w:rsid w:val="00FC693F"/>
     <w:rPr>
+      <w:rFonts w:eastAsia="黑体"/>
       <w:b/>
       <w:bCs/>
     </w:rPr>
@@ -4907,6 +5273,7 @@
     <w:qFormat/>
     <w:rsid w:val="00FC693F"/>
     <w:rPr>
+      <w:rFonts w:eastAsia="黑体"/>
       <w:i/>
       <w:iCs/>
     </w:rPr>
@@ -4927,6 +5294,7 @@
       <w:ind w:left="936" w:right="936"/>
     </w:pPr>
     <w:rPr>
+      <w:rFonts w:eastAsia="黑体"/>
       <w:b/>
       <w:bCs/>
       <w:i/>
@@ -4941,6 +5309,7 @@
     <w:uiPriority w:val="30"/>
     <w:rsid w:val="00FC693F"/>
     <w:rPr>
+      <w:rFonts w:eastAsia="黑体"/>
       <w:b/>
       <w:bCs/>
       <w:i/>
@@ -4955,6 +5324,7 @@
     <w:qFormat/>
     <w:rsid w:val="00FC693F"/>
     <w:rPr>
+      <w:rFonts w:eastAsia="黑体"/>
       <w:i/>
       <w:iCs/>
       <w:color w:themeColor="text1" w:themeTint="7F" w:val="808080"/>
@@ -4967,6 +5337,7 @@
     <w:qFormat/>
     <w:rsid w:val="00FC693F"/>
     <w:rPr>
+      <w:rFonts w:eastAsia="黑体"/>
       <w:b/>
       <w:bCs/>
       <w:i/>
@@ -4981,6 +5352,7 @@
     <w:qFormat/>
     <w:rsid w:val="00FC693F"/>
     <w:rPr>
+      <w:rFonts w:eastAsia="黑体"/>
       <w:smallCaps/>
       <w:color w:themeColor="accent2" w:val="C0504D"/>
       <w:u w:val="single"/>
@@ -4993,6 +5365,7 @@
     <w:qFormat/>
     <w:rsid w:val="00FC693F"/>
     <w:rPr>
+      <w:rFonts w:eastAsia="黑体"/>
       <w:b/>
       <w:bCs/>
       <w:smallCaps/>
@@ -5008,6 +5381,7 @@
     <w:qFormat/>
     <w:rsid w:val="00FC693F"/>
     <w:rPr>
+      <w:rFonts w:eastAsia="黑体"/>
       <w:b/>
       <w:bCs/>
       <w:smallCaps/>
@@ -5062,6 +5436,7 @@
       <w:spacing w:after="0" w:line="240" w:lineRule="auto"/>
     </w:pPr>
     <w:rPr>
+      <w:rFonts w:eastAsia="黑体"/>
       <w:color w:themeColor="text1" w:themeShade="BF" w:val="000000"/>
     </w:rPr>
     <w:tblPr>
@@ -5084,6 +5459,7 @@
         <w:spacing w:after="0" w:before="0" w:line="240" w:lineRule="auto"/>
       </w:pPr>
       <w:rPr>
+        <w:rFonts w:eastAsia="黑体"/>
         <w:b/>
         <w:bCs/>
       </w:rPr>
@@ -5104,6 +5480,7 @@
         <w:spacing w:after="0" w:before="0" w:line="240" w:lineRule="auto"/>
       </w:pPr>
       <w:rPr>
+        <w:rFonts w:eastAsia="黑体"/>
         <w:b/>
         <w:bCs/>
       </w:rPr>
@@ -5121,12 +5498,14 @@
     </w:tblStylePr>
     <w:tblStylePr w:type="firstCol">
       <w:rPr>
+        <w:rFonts w:eastAsia="黑体"/>
         <w:b/>
         <w:bCs/>
       </w:rPr>
     </w:tblStylePr>
     <w:tblStylePr w:type="lastCol">
       <w:rPr>
+        <w:rFonts w:eastAsia="黑体"/>
         <w:b/>
         <w:bCs/>
       </w:rPr>
@@ -5165,6 +5544,7 @@
       <w:spacing w:after="0" w:line="240" w:lineRule="auto"/>
     </w:pPr>
     <w:rPr>
+      <w:rFonts w:eastAsia="黑体"/>
       <w:color w:themeColor="accent1" w:themeShade="BF" w:val="365F91"/>
     </w:rPr>
     <w:tblPr>
@@ -5187,6 +5567,7 @@
         <w:spacing w:after="0" w:before="0" w:line="240" w:lineRule="auto"/>
       </w:pPr>
       <w:rPr>
+        <w:rFonts w:eastAsia="黑体"/>
         <w:b/>
         <w:bCs/>
       </w:rPr>
@@ -5207,6 +5588,7 @@
         <w:spacing w:after="0" w:before="0" w:line="240" w:lineRule="auto"/>
       </w:pPr>
       <w:rPr>
+        <w:rFonts w:eastAsia="黑体"/>
         <w:b/>
         <w:bCs/>
       </w:rPr>
@@ -5224,12 +5606,14 @@
     </w:tblStylePr>
     <w:tblStylePr w:type="firstCol">
       <w:rPr>
+        <w:rFonts w:eastAsia="黑体"/>
         <w:b/>
         <w:bCs/>
       </w:rPr>
     </w:tblStylePr>
     <w:tblStylePr w:type="lastCol">
       <w:rPr>
+        <w:rFonts w:eastAsia="黑体"/>
         <w:b/>
         <w:bCs/>
       </w:rPr>
@@ -5268,6 +5652,7 @@
       <w:spacing w:after="0" w:line="240" w:lineRule="auto"/>
     </w:pPr>
     <w:rPr>
+      <w:rFonts w:eastAsia="黑体"/>
       <w:color w:themeColor="accent2" w:themeShade="BF" w:val="943634"/>
     </w:rPr>
     <w:tblPr>
@@ -5290,6 +5675,7 @@
         <w:spacing w:after="0" w:before="0" w:line="240" w:lineRule="auto"/>
       </w:pPr>
       <w:rPr>
+        <w:rFonts w:eastAsia="黑体"/>
         <w:b/>
         <w:bCs/>
       </w:rPr>
@@ -5310,6 +5696,7 @@
         <w:spacing w:after="0" w:before="0" w:line="240" w:lineRule="auto"/>
       </w:pPr>
       <w:rPr>
+        <w:rFonts w:eastAsia="黑体"/>
         <w:b/>
         <w:bCs/>
       </w:rPr>
@@ -5327,12 +5714,14 @@
     </w:tblStylePr>
     <w:tblStylePr w:type="firstCol">
       <w:rPr>
+        <w:rFonts w:eastAsia="黑体"/>
         <w:b/>
         <w:bCs/>
       </w:rPr>
     </w:tblStylePr>
     <w:tblStylePr w:type="lastCol">
       <w:rPr>
+        <w:rFonts w:eastAsia="黑体"/>
         <w:b/>
         <w:bCs/>
       </w:rPr>
@@ -5371,6 +5760,7 @@
       <w:spacing w:after="0" w:line="240" w:lineRule="auto"/>
     </w:pPr>
     <w:rPr>
+      <w:rFonts w:eastAsia="黑体"/>
       <w:color w:themeColor="accent3" w:themeShade="BF" w:val="76923C"/>
     </w:rPr>
     <w:tblPr>
@@ -5393,6 +5783,7 @@
         <w:spacing w:after="0" w:before="0" w:line="240" w:lineRule="auto"/>
       </w:pPr>
       <w:rPr>
+        <w:rFonts w:eastAsia="黑体"/>
         <w:b/>
         <w:bCs/>
       </w:rPr>
@@ -5413,6 +5804,7 @@
         <w:spacing w:after="0" w:before="0" w:line="240" w:lineRule="auto"/>
       </w:pPr>
       <w:rPr>
+        <w:rFonts w:eastAsia="黑体"/>
         <w:b/>
         <w:bCs/>
       </w:rPr>
@@ -5430,12 +5822,14 @@
     </w:tblStylePr>
     <w:tblStylePr w:type="firstCol">
       <w:rPr>
+        <w:rFonts w:eastAsia="黑体"/>
         <w:b/>
         <w:bCs/>
       </w:rPr>
     </w:tblStylePr>
     <w:tblStylePr w:type="lastCol">
       <w:rPr>
+        <w:rFonts w:eastAsia="黑体"/>
         <w:b/>
         <w:bCs/>
       </w:rPr>
@@ -5474,6 +5868,7 @@
       <w:spacing w:after="0" w:line="240" w:lineRule="auto"/>
     </w:pPr>
     <w:rPr>
+      <w:rFonts w:eastAsia="黑体"/>
       <w:color w:themeColor="accent4" w:themeShade="BF" w:val="5F497A"/>
     </w:rPr>
     <w:tblPr>
@@ -5496,6 +5891,7 @@
         <w:spacing w:after="0" w:before="0" w:line="240" w:lineRule="auto"/>
       </w:pPr>
       <w:rPr>
+        <w:rFonts w:eastAsia="黑体"/>
         <w:b/>
         <w:bCs/>
       </w:rPr>
@@ -5516,6 +5912,7 @@
         <w:spacing w:after="0" w:before="0" w:line="240" w:lineRule="auto"/>
       </w:pPr>
       <w:rPr>
+        <w:rFonts w:eastAsia="黑体"/>
         <w:b/>
         <w:bCs/>
       </w:rPr>
@@ -5533,12 +5930,14 @@
     </w:tblStylePr>
     <w:tblStylePr w:type="firstCol">
       <w:rPr>
+        <w:rFonts w:eastAsia="黑体"/>
         <w:b/>
         <w:bCs/>
       </w:rPr>
     </w:tblStylePr>
     <w:tblStylePr w:type="lastCol">
       <w:rPr>
+        <w:rFonts w:eastAsia="黑体"/>
         <w:b/>
         <w:bCs/>
       </w:rPr>
@@ -5577,6 +5976,7 @@
       <w:spacing w:after="0" w:line="240" w:lineRule="auto"/>
     </w:pPr>
     <w:rPr>
+      <w:rFonts w:eastAsia="黑体"/>
       <w:color w:themeColor="accent5" w:themeShade="BF" w:val="31849B"/>
     </w:rPr>
     <w:tblPr>
@@ -5599,6 +5999,7 @@
         <w:spacing w:after="0" w:before="0" w:line="240" w:lineRule="auto"/>
       </w:pPr>
       <w:rPr>
+        <w:rFonts w:eastAsia="黑体"/>
         <w:b/>
         <w:bCs/>
       </w:rPr>
@@ -5619,6 +6020,7 @@
         <w:spacing w:after="0" w:before="0" w:line="240" w:lineRule="auto"/>
       </w:pPr>
       <w:rPr>
+        <w:rFonts w:eastAsia="黑体"/>
         <w:b/>
         <w:bCs/>
       </w:rPr>
@@ -5636,12 +6038,14 @@
     </w:tblStylePr>
     <w:tblStylePr w:type="firstCol">
       <w:rPr>
+        <w:rFonts w:eastAsia="黑体"/>
         <w:b/>
         <w:bCs/>
       </w:rPr>
     </w:tblStylePr>
     <w:tblStylePr w:type="lastCol">
       <w:rPr>
+        <w:rFonts w:eastAsia="黑体"/>
         <w:b/>
         <w:bCs/>
       </w:rPr>
@@ -5680,6 +6084,7 @@
       <w:spacing w:after="0" w:line="240" w:lineRule="auto"/>
     </w:pPr>
     <w:rPr>
+      <w:rFonts w:eastAsia="黑体"/>
       <w:color w:themeColor="accent6" w:themeShade="BF" w:val="E36C0A"/>
     </w:rPr>
     <w:tblPr>
@@ -5702,6 +6107,7 @@
         <w:spacing w:after="0" w:before="0" w:line="240" w:lineRule="auto"/>
       </w:pPr>
       <w:rPr>
+        <w:rFonts w:eastAsia="黑体"/>
         <w:b/>
         <w:bCs/>
       </w:rPr>
@@ -5722,6 +6128,7 @@
         <w:spacing w:after="0" w:before="0" w:line="240" w:lineRule="auto"/>
       </w:pPr>
       <w:rPr>
+        <w:rFonts w:eastAsia="黑体"/>
         <w:b/>
         <w:bCs/>
       </w:rPr>
@@ -5739,12 +6146,14 @@
     </w:tblStylePr>
     <w:tblStylePr w:type="firstCol">
       <w:rPr>
+        <w:rFonts w:eastAsia="黑体"/>
         <w:b/>
         <w:bCs/>
       </w:rPr>
     </w:tblStylePr>
     <w:tblStylePr w:type="lastCol">
       <w:rPr>
+        <w:rFonts w:eastAsia="黑体"/>
         <w:b/>
         <w:bCs/>
       </w:rPr>
@@ -5804,6 +6213,7 @@
         <w:spacing w:after="0" w:before="0" w:line="240" w:lineRule="auto"/>
       </w:pPr>
       <w:rPr>
+        <w:rFonts w:eastAsia="黑体"/>
         <w:b/>
         <w:bCs/>
         <w:color w:themeColor="background1" w:val="FFFFFF"/>
@@ -5818,6 +6228,7 @@
         <w:spacing w:after="0" w:before="0" w:line="240" w:lineRule="auto"/>
       </w:pPr>
       <w:rPr>
+        <w:rFonts w:eastAsia="黑体"/>
         <w:b/>
         <w:bCs/>
       </w:rPr>
@@ -5833,12 +6244,14 @@
     </w:tblStylePr>
     <w:tblStylePr w:type="firstCol">
       <w:rPr>
+        <w:rFonts w:eastAsia="黑体"/>
         <w:b/>
         <w:bCs/>
       </w:rPr>
     </w:tblStylePr>
     <w:tblStylePr w:type="lastCol">
       <w:rPr>
+        <w:rFonts w:eastAsia="黑体"/>
         <w:b/>
         <w:bCs/>
       </w:rPr>
@@ -5896,6 +6309,7 @@
         <w:spacing w:after="0" w:before="0" w:line="240" w:lineRule="auto"/>
       </w:pPr>
       <w:rPr>
+        <w:rFonts w:eastAsia="黑体"/>
         <w:b/>
         <w:bCs/>
         <w:color w:themeColor="background1" w:val="FFFFFF"/>
@@ -5910,6 +6324,7 @@
         <w:spacing w:after="0" w:before="0" w:line="240" w:lineRule="auto"/>
       </w:pPr>
       <w:rPr>
+        <w:rFonts w:eastAsia="黑体"/>
         <w:b/>
         <w:bCs/>
       </w:rPr>
@@ -5925,12 +6340,14 @@
     </w:tblStylePr>
     <w:tblStylePr w:type="firstCol">
       <w:rPr>
+        <w:rFonts w:eastAsia="黑体"/>
         <w:b/>
         <w:bCs/>
       </w:rPr>
     </w:tblStylePr>
     <w:tblStylePr w:type="lastCol">
       <w:rPr>
+        <w:rFonts w:eastAsia="黑体"/>
         <w:b/>
         <w:bCs/>
       </w:rPr>
@@ -5988,6 +6405,7 @@
         <w:spacing w:after="0" w:before="0" w:line="240" w:lineRule="auto"/>
       </w:pPr>
       <w:rPr>
+        <w:rFonts w:eastAsia="黑体"/>
         <w:b/>
         <w:bCs/>
         <w:color w:themeColor="background1" w:val="FFFFFF"/>
@@ -6002,6 +6420,7 @@
         <w:spacing w:after="0" w:before="0" w:line="240" w:lineRule="auto"/>
       </w:pPr>
       <w:rPr>
+        <w:rFonts w:eastAsia="黑体"/>
         <w:b/>
         <w:bCs/>
       </w:rPr>
@@ -6017,12 +6436,14 @@
     </w:tblStylePr>
     <w:tblStylePr w:type="firstCol">
       <w:rPr>
+        <w:rFonts w:eastAsia="黑体"/>
         <w:b/>
         <w:bCs/>
       </w:rPr>
     </w:tblStylePr>
     <w:tblStylePr w:type="lastCol">
       <w:rPr>
+        <w:rFonts w:eastAsia="黑体"/>
         <w:b/>
         <w:bCs/>
       </w:rPr>
@@ -6080,6 +6501,7 @@
         <w:spacing w:after="0" w:before="0" w:line="240" w:lineRule="auto"/>
       </w:pPr>
       <w:rPr>
+        <w:rFonts w:eastAsia="黑体"/>
         <w:b/>
         <w:bCs/>
         <w:color w:themeColor="background1" w:val="FFFFFF"/>
@@ -6094,6 +6516,7 @@
         <w:spacing w:after="0" w:before="0" w:line="240" w:lineRule="auto"/>
       </w:pPr>
       <w:rPr>
+        <w:rFonts w:eastAsia="黑体"/>
         <w:b/>
         <w:bCs/>
       </w:rPr>
@@ -6109,12 +6532,14 @@
     </w:tblStylePr>
     <w:tblStylePr w:type="firstCol">
       <w:rPr>
+        <w:rFonts w:eastAsia="黑体"/>
         <w:b/>
         <w:bCs/>
       </w:rPr>
     </w:tblStylePr>
     <w:tblStylePr w:type="lastCol">
       <w:rPr>
+        <w:rFonts w:eastAsia="黑体"/>
         <w:b/>
         <w:bCs/>
       </w:rPr>
@@ -6172,6 +6597,7 @@
         <w:spacing w:after="0" w:before="0" w:line="240" w:lineRule="auto"/>
       </w:pPr>
       <w:rPr>
+        <w:rFonts w:eastAsia="黑体"/>
         <w:b/>
         <w:bCs/>
         <w:color w:themeColor="background1" w:val="FFFFFF"/>
@@ -6186,6 +6612,7 @@
         <w:spacing w:after="0" w:before="0" w:line="240" w:lineRule="auto"/>
       </w:pPr>
       <w:rPr>
+        <w:rFonts w:eastAsia="黑体"/>
         <w:b/>
         <w:bCs/>
       </w:rPr>
@@ -6201,12 +6628,14 @@
     </w:tblStylePr>
     <w:tblStylePr w:type="firstCol">
       <w:rPr>
+        <w:rFonts w:eastAsia="黑体"/>
         <w:b/>
         <w:bCs/>
       </w:rPr>
     </w:tblStylePr>
     <w:tblStylePr w:type="lastCol">
       <w:rPr>
+        <w:rFonts w:eastAsia="黑体"/>
         <w:b/>
         <w:bCs/>
       </w:rPr>
@@ -6264,6 +6693,7 @@
         <w:spacing w:after="0" w:before="0" w:line="240" w:lineRule="auto"/>
       </w:pPr>
       <w:rPr>
+        <w:rFonts w:eastAsia="黑体"/>
         <w:b/>
         <w:bCs/>
         <w:color w:themeColor="background1" w:val="FFFFFF"/>
@@ -6278,6 +6708,7 @@
         <w:spacing w:after="0" w:before="0" w:line="240" w:lineRule="auto"/>
       </w:pPr>
       <w:rPr>
+        <w:rFonts w:eastAsia="黑体"/>
         <w:b/>
         <w:bCs/>
       </w:rPr>
@@ -6293,12 +6724,14 @@
     </w:tblStylePr>
     <w:tblStylePr w:type="firstCol">
       <w:rPr>
+        <w:rFonts w:eastAsia="黑体"/>
         <w:b/>
         <w:bCs/>
       </w:rPr>
     </w:tblStylePr>
     <w:tblStylePr w:type="lastCol">
       <w:rPr>
+        <w:rFonts w:eastAsia="黑体"/>
         <w:b/>
         <w:bCs/>
       </w:rPr>
@@ -6356,6 +6789,7 @@
         <w:spacing w:after="0" w:before="0" w:line="240" w:lineRule="auto"/>
       </w:pPr>
       <w:rPr>
+        <w:rFonts w:eastAsia="黑体"/>
         <w:b/>
         <w:bCs/>
         <w:color w:themeColor="background1" w:val="FFFFFF"/>
@@ -6370,6 +6804,7 @@
         <w:spacing w:after="0" w:before="0" w:line="240" w:lineRule="auto"/>
       </w:pPr>
       <w:rPr>
+        <w:rFonts w:eastAsia="黑体"/>
         <w:b/>
         <w:bCs/>
       </w:rPr>
@@ -6385,12 +6820,14 @@
     </w:tblStylePr>
     <w:tblStylePr w:type="firstCol">
       <w:rPr>
+        <w:rFonts w:eastAsia="黑体"/>
         <w:b/>
         <w:bCs/>
       </w:rPr>
     </w:tblStylePr>
     <w:tblStylePr w:type="lastCol">
       <w:rPr>
+        <w:rFonts w:eastAsia="黑体"/>
         <w:b/>
         <w:bCs/>
       </w:rPr>
@@ -6450,7 +6887,7 @@
         <w:spacing w:after="0" w:before="0" w:line="240" w:lineRule="auto"/>
       </w:pPr>
       <w:rPr>
-        <w:rFonts w:asciiTheme="majorHAnsi" w:cstheme="majorBidi" w:eastAsiaTheme="majorEastAsia" w:hAnsiTheme="majorHAnsi"/>
+        <w:rFonts w:asciiTheme="majorHAnsi" w:cstheme="majorBidi" w:hAnsiTheme="majorHAnsi" w:eastAsia="黑体"/>
         <w:b/>
         <w:bCs/>
       </w:rPr>
@@ -6471,7 +6908,7 @@
         <w:spacing w:after="0" w:before="0" w:line="240" w:lineRule="auto"/>
       </w:pPr>
       <w:rPr>
-        <w:rFonts w:asciiTheme="majorHAnsi" w:cstheme="majorBidi" w:eastAsiaTheme="majorEastAsia" w:hAnsiTheme="majorHAnsi"/>
+        <w:rFonts w:asciiTheme="majorHAnsi" w:cstheme="majorBidi" w:hAnsiTheme="majorHAnsi" w:eastAsia="黑体"/>
         <w:b/>
         <w:bCs/>
       </w:rPr>
@@ -6489,14 +6926,14 @@
     </w:tblStylePr>
     <w:tblStylePr w:type="firstCol">
       <w:rPr>
-        <w:rFonts w:asciiTheme="majorHAnsi" w:cstheme="majorBidi" w:eastAsiaTheme="majorEastAsia" w:hAnsiTheme="majorHAnsi"/>
+        <w:rFonts w:asciiTheme="majorHAnsi" w:cstheme="majorBidi" w:hAnsiTheme="majorHAnsi" w:eastAsia="黑体"/>
         <w:b/>
         <w:bCs/>
       </w:rPr>
     </w:tblStylePr>
     <w:tblStylePr w:type="lastCol">
       <w:rPr>
-        <w:rFonts w:asciiTheme="majorHAnsi" w:cstheme="majorBidi" w:eastAsiaTheme="majorEastAsia" w:hAnsiTheme="majorHAnsi"/>
+        <w:rFonts w:asciiTheme="majorHAnsi" w:cstheme="majorBidi" w:hAnsiTheme="majorHAnsi" w:eastAsia="黑体"/>
         <w:b/>
         <w:bCs/>
       </w:rPr>
@@ -6580,7 +7017,7 @@
         <w:spacing w:after="0" w:before="0" w:line="240" w:lineRule="auto"/>
       </w:pPr>
       <w:rPr>
-        <w:rFonts w:asciiTheme="majorHAnsi" w:cstheme="majorBidi" w:eastAsiaTheme="majorEastAsia" w:hAnsiTheme="majorHAnsi"/>
+        <w:rFonts w:asciiTheme="majorHAnsi" w:cstheme="majorBidi" w:hAnsiTheme="majorHAnsi" w:eastAsia="黑体"/>
         <w:b/>
         <w:bCs/>
       </w:rPr>
@@ -6601,7 +7038,7 @@
         <w:spacing w:after="0" w:before="0" w:line="240" w:lineRule="auto"/>
       </w:pPr>
       <w:rPr>
-        <w:rFonts w:asciiTheme="majorHAnsi" w:cstheme="majorBidi" w:eastAsiaTheme="majorEastAsia" w:hAnsiTheme="majorHAnsi"/>
+        <w:rFonts w:asciiTheme="majorHAnsi" w:cstheme="majorBidi" w:hAnsiTheme="majorHAnsi" w:eastAsia="黑体"/>
         <w:b/>
         <w:bCs/>
       </w:rPr>
@@ -6619,14 +7056,14 @@
     </w:tblStylePr>
     <w:tblStylePr w:type="firstCol">
       <w:rPr>
-        <w:rFonts w:asciiTheme="majorHAnsi" w:cstheme="majorBidi" w:eastAsiaTheme="majorEastAsia" w:hAnsiTheme="majorHAnsi"/>
+        <w:rFonts w:asciiTheme="majorHAnsi" w:cstheme="majorBidi" w:hAnsiTheme="majorHAnsi" w:eastAsia="黑体"/>
         <w:b/>
         <w:bCs/>
       </w:rPr>
     </w:tblStylePr>
     <w:tblStylePr w:type="lastCol">
       <w:rPr>
-        <w:rFonts w:asciiTheme="majorHAnsi" w:cstheme="majorBidi" w:eastAsiaTheme="majorEastAsia" w:hAnsiTheme="majorHAnsi"/>
+        <w:rFonts w:asciiTheme="majorHAnsi" w:cstheme="majorBidi" w:hAnsiTheme="majorHAnsi" w:eastAsia="黑体"/>
         <w:b/>
         <w:bCs/>
       </w:rPr>
@@ -6710,7 +7147,7 @@
         <w:spacing w:after="0" w:before="0" w:line="240" w:lineRule="auto"/>
       </w:pPr>
       <w:rPr>
-        <w:rFonts w:asciiTheme="majorHAnsi" w:cstheme="majorBidi" w:eastAsiaTheme="majorEastAsia" w:hAnsiTheme="majorHAnsi"/>
+        <w:rFonts w:asciiTheme="majorHAnsi" w:cstheme="majorBidi" w:hAnsiTheme="majorHAnsi" w:eastAsia="黑体"/>
         <w:b/>
         <w:bCs/>
       </w:rPr>
@@ -6731,7 +7168,7 @@
         <w:spacing w:after="0" w:before="0" w:line="240" w:lineRule="auto"/>
       </w:pPr>
       <w:rPr>
-        <w:rFonts w:asciiTheme="majorHAnsi" w:cstheme="majorBidi" w:eastAsiaTheme="majorEastAsia" w:hAnsiTheme="majorHAnsi"/>
+        <w:rFonts w:asciiTheme="majorHAnsi" w:cstheme="majorBidi" w:hAnsiTheme="majorHAnsi" w:eastAsia="黑体"/>
         <w:b/>
         <w:bCs/>
       </w:rPr>
@@ -6749,14 +7186,14 @@
     </w:tblStylePr>
     <w:tblStylePr w:type="firstCol">
       <w:rPr>
-        <w:rFonts w:asciiTheme="majorHAnsi" w:cstheme="majorBidi" w:eastAsiaTheme="majorEastAsia" w:hAnsiTheme="majorHAnsi"/>
+        <w:rFonts w:asciiTheme="majorHAnsi" w:cstheme="majorBidi" w:hAnsiTheme="majorHAnsi" w:eastAsia="黑体"/>
         <w:b/>
         <w:bCs/>
       </w:rPr>
     </w:tblStylePr>
     <w:tblStylePr w:type="lastCol">
       <w:rPr>
-        <w:rFonts w:asciiTheme="majorHAnsi" w:cstheme="majorBidi" w:eastAsiaTheme="majorEastAsia" w:hAnsiTheme="majorHAnsi"/>
+        <w:rFonts w:asciiTheme="majorHAnsi" w:cstheme="majorBidi" w:hAnsiTheme="majorHAnsi" w:eastAsia="黑体"/>
         <w:b/>
         <w:bCs/>
       </w:rPr>
@@ -6840,7 +7277,7 @@
         <w:spacing w:after="0" w:before="0" w:line="240" w:lineRule="auto"/>
       </w:pPr>
       <w:rPr>
-        <w:rFonts w:asciiTheme="majorHAnsi" w:cstheme="majorBidi" w:eastAsiaTheme="majorEastAsia" w:hAnsiTheme="majorHAnsi"/>
+        <w:rFonts w:asciiTheme="majorHAnsi" w:cstheme="majorBidi" w:hAnsiTheme="majorHAnsi" w:eastAsia="黑体"/>
         <w:b/>
         <w:bCs/>
       </w:rPr>
@@ -6861,7 +7298,7 @@
         <w:spacing w:after="0" w:before="0" w:line="240" w:lineRule="auto"/>
       </w:pPr>
       <w:rPr>
-        <w:rFonts w:asciiTheme="majorHAnsi" w:cstheme="majorBidi" w:eastAsiaTheme="majorEastAsia" w:hAnsiTheme="majorHAnsi"/>
+        <w:rFonts w:asciiTheme="majorHAnsi" w:cstheme="majorBidi" w:hAnsiTheme="majorHAnsi" w:eastAsia="黑体"/>
         <w:b/>
         <w:bCs/>
       </w:rPr>
@@ -6879,14 +7316,14 @@
     </w:tblStylePr>
     <w:tblStylePr w:type="firstCol">
       <w:rPr>
-        <w:rFonts w:asciiTheme="majorHAnsi" w:cstheme="majorBidi" w:eastAsiaTheme="majorEastAsia" w:hAnsiTheme="majorHAnsi"/>
+        <w:rFonts w:asciiTheme="majorHAnsi" w:cstheme="majorBidi" w:hAnsiTheme="majorHAnsi" w:eastAsia="黑体"/>
         <w:b/>
         <w:bCs/>
       </w:rPr>
     </w:tblStylePr>
     <w:tblStylePr w:type="lastCol">
       <w:rPr>
-        <w:rFonts w:asciiTheme="majorHAnsi" w:cstheme="majorBidi" w:eastAsiaTheme="majorEastAsia" w:hAnsiTheme="majorHAnsi"/>
+        <w:rFonts w:asciiTheme="majorHAnsi" w:cstheme="majorBidi" w:hAnsiTheme="majorHAnsi" w:eastAsia="黑体"/>
         <w:b/>
         <w:bCs/>
       </w:rPr>
@@ -6970,7 +7407,7 @@
         <w:spacing w:after="0" w:before="0" w:line="240" w:lineRule="auto"/>
       </w:pPr>
       <w:rPr>
-        <w:rFonts w:asciiTheme="majorHAnsi" w:cstheme="majorBidi" w:eastAsiaTheme="majorEastAsia" w:hAnsiTheme="majorHAnsi"/>
+        <w:rFonts w:asciiTheme="majorHAnsi" w:cstheme="majorBidi" w:hAnsiTheme="majorHAnsi" w:eastAsia="黑体"/>
         <w:b/>
         <w:bCs/>
       </w:rPr>
@@ -6991,7 +7428,7 @@
         <w:spacing w:after="0" w:before="0" w:line="240" w:lineRule="auto"/>
       </w:pPr>
       <w:rPr>
-        <w:rFonts w:asciiTheme="majorHAnsi" w:cstheme="majorBidi" w:eastAsiaTheme="majorEastAsia" w:hAnsiTheme="majorHAnsi"/>
+        <w:rFonts w:asciiTheme="majorHAnsi" w:cstheme="majorBidi" w:hAnsiTheme="majorHAnsi" w:eastAsia="黑体"/>
         <w:b/>
         <w:bCs/>
       </w:rPr>
@@ -7009,14 +7446,14 @@
     </w:tblStylePr>
     <w:tblStylePr w:type="firstCol">
       <w:rPr>
-        <w:rFonts w:asciiTheme="majorHAnsi" w:cstheme="majorBidi" w:eastAsiaTheme="majorEastAsia" w:hAnsiTheme="majorHAnsi"/>
+        <w:rFonts w:asciiTheme="majorHAnsi" w:cstheme="majorBidi" w:hAnsiTheme="majorHAnsi" w:eastAsia="黑体"/>
         <w:b/>
         <w:bCs/>
       </w:rPr>
     </w:tblStylePr>
     <w:tblStylePr w:type="lastCol">
       <w:rPr>
-        <w:rFonts w:asciiTheme="majorHAnsi" w:cstheme="majorBidi" w:eastAsiaTheme="majorEastAsia" w:hAnsiTheme="majorHAnsi"/>
+        <w:rFonts w:asciiTheme="majorHAnsi" w:cstheme="majorBidi" w:hAnsiTheme="majorHAnsi" w:eastAsia="黑体"/>
         <w:b/>
         <w:bCs/>
       </w:rPr>
@@ -7100,7 +7537,7 @@
         <w:spacing w:after="0" w:before="0" w:line="240" w:lineRule="auto"/>
       </w:pPr>
       <w:rPr>
-        <w:rFonts w:asciiTheme="majorHAnsi" w:cstheme="majorBidi" w:eastAsiaTheme="majorEastAsia" w:hAnsiTheme="majorHAnsi"/>
+        <w:rFonts w:asciiTheme="majorHAnsi" w:cstheme="majorBidi" w:hAnsiTheme="majorHAnsi" w:eastAsia="黑体"/>
         <w:b/>
         <w:bCs/>
       </w:rPr>
@@ -7121,7 +7558,7 @@
         <w:spacing w:after="0" w:before="0" w:line="240" w:lineRule="auto"/>
       </w:pPr>
       <w:rPr>
-        <w:rFonts w:asciiTheme="majorHAnsi" w:cstheme="majorBidi" w:eastAsiaTheme="majorEastAsia" w:hAnsiTheme="majorHAnsi"/>
+        <w:rFonts w:asciiTheme="majorHAnsi" w:cstheme="majorBidi" w:hAnsiTheme="majorHAnsi" w:eastAsia="黑体"/>
         <w:b/>
         <w:bCs/>
       </w:rPr>
@@ -7139,14 +7576,14 @@
     </w:tblStylePr>
     <w:tblStylePr w:type="firstCol">
       <w:rPr>
-        <w:rFonts w:asciiTheme="majorHAnsi" w:cstheme="majorBidi" w:eastAsiaTheme="majorEastAsia" w:hAnsiTheme="majorHAnsi"/>
+        <w:rFonts w:asciiTheme="majorHAnsi" w:cstheme="majorBidi" w:hAnsiTheme="majorHAnsi" w:eastAsia="黑体"/>
         <w:b/>
         <w:bCs/>
       </w:rPr>
     </w:tblStylePr>
     <w:tblStylePr w:type="lastCol">
       <w:rPr>
-        <w:rFonts w:asciiTheme="majorHAnsi" w:cstheme="majorBidi" w:eastAsiaTheme="majorEastAsia" w:hAnsiTheme="majorHAnsi"/>
+        <w:rFonts w:asciiTheme="majorHAnsi" w:cstheme="majorBidi" w:hAnsiTheme="majorHAnsi" w:eastAsia="黑体"/>
         <w:b/>
         <w:bCs/>
       </w:rPr>
@@ -7230,7 +7667,7 @@
         <w:spacing w:after="0" w:before="0" w:line="240" w:lineRule="auto"/>
       </w:pPr>
       <w:rPr>
-        <w:rFonts w:asciiTheme="majorHAnsi" w:cstheme="majorBidi" w:eastAsiaTheme="majorEastAsia" w:hAnsiTheme="majorHAnsi"/>
+        <w:rFonts w:asciiTheme="majorHAnsi" w:cstheme="majorBidi" w:hAnsiTheme="majorHAnsi" w:eastAsia="黑体"/>
         <w:b/>
         <w:bCs/>
       </w:rPr>
@@ -7251,7 +7688,7 @@
         <w:spacing w:after="0" w:before="0" w:line="240" w:lineRule="auto"/>
       </w:pPr>
       <w:rPr>
-        <w:rFonts w:asciiTheme="majorHAnsi" w:cstheme="majorBidi" w:eastAsiaTheme="majorEastAsia" w:hAnsiTheme="majorHAnsi"/>
+        <w:rFonts w:asciiTheme="majorHAnsi" w:cstheme="majorBidi" w:hAnsiTheme="majorHAnsi" w:eastAsia="黑体"/>
         <w:b/>
         <w:bCs/>
       </w:rPr>
@@ -7269,14 +7706,14 @@
     </w:tblStylePr>
     <w:tblStylePr w:type="firstCol">
       <w:rPr>
-        <w:rFonts w:asciiTheme="majorHAnsi" w:cstheme="majorBidi" w:eastAsiaTheme="majorEastAsia" w:hAnsiTheme="majorHAnsi"/>
+        <w:rFonts w:asciiTheme="majorHAnsi" w:cstheme="majorBidi" w:hAnsiTheme="majorHAnsi" w:eastAsia="黑体"/>
         <w:b/>
         <w:bCs/>
       </w:rPr>
     </w:tblStylePr>
     <w:tblStylePr w:type="lastCol">
       <w:rPr>
-        <w:rFonts w:asciiTheme="majorHAnsi" w:cstheme="majorBidi" w:eastAsiaTheme="majorEastAsia" w:hAnsiTheme="majorHAnsi"/>
+        <w:rFonts w:asciiTheme="majorHAnsi" w:cstheme="majorBidi" w:hAnsiTheme="majorHAnsi" w:eastAsia="黑体"/>
         <w:b/>
         <w:bCs/>
       </w:rPr>
@@ -7359,6 +7796,7 @@
         <w:spacing w:after="0" w:before="0" w:line="240" w:lineRule="auto"/>
       </w:pPr>
       <w:rPr>
+        <w:rFonts w:eastAsia="黑体"/>
         <w:b/>
         <w:bCs/>
         <w:color w:themeColor="background1" w:val="FFFFFF"/>
@@ -7381,6 +7819,7 @@
         <w:spacing w:after="0" w:before="0" w:line="240" w:lineRule="auto"/>
       </w:pPr>
       <w:rPr>
+        <w:rFonts w:eastAsia="黑体"/>
         <w:b/>
         <w:bCs/>
       </w:rPr>
@@ -7398,12 +7837,14 @@
     </w:tblStylePr>
     <w:tblStylePr w:type="firstCol">
       <w:rPr>
+        <w:rFonts w:eastAsia="黑体"/>
         <w:b/>
         <w:bCs/>
       </w:rPr>
     </w:tblStylePr>
     <w:tblStylePr w:type="lastCol">
       <w:rPr>
+        <w:rFonts w:eastAsia="黑体"/>
         <w:b/>
         <w:bCs/>
       </w:rPr>
@@ -7465,6 +7906,7 @@
         <w:spacing w:after="0" w:before="0" w:line="240" w:lineRule="auto"/>
       </w:pPr>
       <w:rPr>
+        <w:rFonts w:eastAsia="黑体"/>
         <w:b/>
         <w:bCs/>
         <w:color w:themeColor="background1" w:val="FFFFFF"/>
@@ -7487,6 +7929,7 @@
         <w:spacing w:after="0" w:before="0" w:line="240" w:lineRule="auto"/>
       </w:pPr>
       <w:rPr>
+        <w:rFonts w:eastAsia="黑体"/>
         <w:b/>
         <w:bCs/>
       </w:rPr>
@@ -7504,12 +7947,14 @@
     </w:tblStylePr>
     <w:tblStylePr w:type="firstCol">
       <w:rPr>
+        <w:rFonts w:eastAsia="黑体"/>
         <w:b/>
         <w:bCs/>
       </w:rPr>
     </w:tblStylePr>
     <w:tblStylePr w:type="lastCol">
       <w:rPr>
+        <w:rFonts w:eastAsia="黑体"/>
         <w:b/>
         <w:bCs/>
       </w:rPr>
@@ -7571,6 +8016,7 @@
         <w:spacing w:after="0" w:before="0" w:line="240" w:lineRule="auto"/>
       </w:pPr>
       <w:rPr>
+        <w:rFonts w:eastAsia="黑体"/>
         <w:b/>
         <w:bCs/>
         <w:color w:themeColor="background1" w:val="FFFFFF"/>
@@ -7593,6 +8039,7 @@
         <w:spacing w:after="0" w:before="0" w:line="240" w:lineRule="auto"/>
       </w:pPr>
       <w:rPr>
+        <w:rFonts w:eastAsia="黑体"/>
         <w:b/>
         <w:bCs/>
       </w:rPr>
@@ -7610,12 +8057,14 @@
     </w:tblStylePr>
     <w:tblStylePr w:type="firstCol">
       <w:rPr>
+        <w:rFonts w:eastAsia="黑体"/>
         <w:b/>
         <w:bCs/>
       </w:rPr>
     </w:tblStylePr>
     <w:tblStylePr w:type="lastCol">
       <w:rPr>
+        <w:rFonts w:eastAsia="黑体"/>
         <w:b/>
         <w:bCs/>
       </w:rPr>
@@ -7677,6 +8126,7 @@
         <w:spacing w:after="0" w:before="0" w:line="240" w:lineRule="auto"/>
       </w:pPr>
       <w:rPr>
+        <w:rFonts w:eastAsia="黑体"/>
         <w:b/>
         <w:bCs/>
         <w:color w:themeColor="background1" w:val="FFFFFF"/>
@@ -7699,6 +8149,7 @@
         <w:spacing w:after="0" w:before="0" w:line="240" w:lineRule="auto"/>
       </w:pPr>
       <w:rPr>
+        <w:rFonts w:eastAsia="黑体"/>
         <w:b/>
         <w:bCs/>
       </w:rPr>
@@ -7716,12 +8167,14 @@
     </w:tblStylePr>
     <w:tblStylePr w:type="firstCol">
       <w:rPr>
+        <w:rFonts w:eastAsia="黑体"/>
         <w:b/>
         <w:bCs/>
       </w:rPr>
     </w:tblStylePr>
     <w:tblStylePr w:type="lastCol">
       <w:rPr>
+        <w:rFonts w:eastAsia="黑体"/>
         <w:b/>
         <w:bCs/>
       </w:rPr>
@@ -7783,6 +8236,7 @@
         <w:spacing w:after="0" w:before="0" w:line="240" w:lineRule="auto"/>
       </w:pPr>
       <w:rPr>
+        <w:rFonts w:eastAsia="黑体"/>
         <w:b/>
         <w:bCs/>
         <w:color w:themeColor="background1" w:val="FFFFFF"/>
@@ -7805,6 +8259,7 @@
         <w:spacing w:after="0" w:before="0" w:line="240" w:lineRule="auto"/>
       </w:pPr>
       <w:rPr>
+        <w:rFonts w:eastAsia="黑体"/>
         <w:b/>
         <w:bCs/>
       </w:rPr>
@@ -7822,12 +8277,14 @@
     </w:tblStylePr>
     <w:tblStylePr w:type="firstCol">
       <w:rPr>
+        <w:rFonts w:eastAsia="黑体"/>
         <w:b/>
         <w:bCs/>
       </w:rPr>
     </w:tblStylePr>
     <w:tblStylePr w:type="lastCol">
       <w:rPr>
+        <w:rFonts w:eastAsia="黑体"/>
         <w:b/>
         <w:bCs/>
       </w:rPr>
@@ -7889,6 +8346,7 @@
         <w:spacing w:after="0" w:before="0" w:line="240" w:lineRule="auto"/>
       </w:pPr>
       <w:rPr>
+        <w:rFonts w:eastAsia="黑体"/>
         <w:b/>
         <w:bCs/>
         <w:color w:themeColor="background1" w:val="FFFFFF"/>
@@ -7911,6 +8369,7 @@
         <w:spacing w:after="0" w:before="0" w:line="240" w:lineRule="auto"/>
       </w:pPr>
       <w:rPr>
+        <w:rFonts w:eastAsia="黑体"/>
         <w:b/>
         <w:bCs/>
       </w:rPr>
@@ -7928,12 +8387,14 @@
     </w:tblStylePr>
     <w:tblStylePr w:type="firstCol">
       <w:rPr>
+        <w:rFonts w:eastAsia="黑体"/>
         <w:b/>
         <w:bCs/>
       </w:rPr>
     </w:tblStylePr>
     <w:tblStylePr w:type="lastCol">
       <w:rPr>
+        <w:rFonts w:eastAsia="黑体"/>
         <w:b/>
         <w:bCs/>
       </w:rPr>
@@ -7995,6 +8456,7 @@
         <w:spacing w:after="0" w:before="0" w:line="240" w:lineRule="auto"/>
       </w:pPr>
       <w:rPr>
+        <w:rFonts w:eastAsia="黑体"/>
         <w:b/>
         <w:bCs/>
         <w:color w:themeColor="background1" w:val="FFFFFF"/>
@@ -8017,6 +8479,7 @@
         <w:spacing w:after="0" w:before="0" w:line="240" w:lineRule="auto"/>
       </w:pPr>
       <w:rPr>
+        <w:rFonts w:eastAsia="黑体"/>
         <w:b/>
         <w:bCs/>
       </w:rPr>
@@ -8034,12 +8497,14 @@
     </w:tblStylePr>
     <w:tblStylePr w:type="firstCol">
       <w:rPr>
+        <w:rFonts w:eastAsia="黑体"/>
         <w:b/>
         <w:bCs/>
       </w:rPr>
     </w:tblStylePr>
     <w:tblStylePr w:type="lastCol">
       <w:rPr>
+        <w:rFonts w:eastAsia="黑体"/>
         <w:b/>
         <w:bCs/>
       </w:rPr>
@@ -8098,6 +8563,7 @@
         <w:spacing w:after="0" w:before="0" w:line="240" w:lineRule="auto"/>
       </w:pPr>
       <w:rPr>
+        <w:rFonts w:eastAsia="黑体"/>
         <w:b/>
         <w:bCs/>
         <w:color w:themeColor="background1" w:val="FFFFFF"/>
@@ -8120,6 +8586,7 @@
         <w:spacing w:after="0" w:before="0" w:line="240" w:lineRule="auto"/>
       </w:pPr>
       <w:rPr>
+        <w:rFonts w:eastAsia="黑体"/>
         <w:color w:val="auto"/>
       </w:rPr>
       <w:tblPr/>
@@ -8137,6 +8604,7 @@
     </w:tblStylePr>
     <w:tblStylePr w:type="firstCol">
       <w:rPr>
+        <w:rFonts w:eastAsia="黑体"/>
         <w:b/>
         <w:bCs/>
         <w:color w:themeColor="background1" w:val="FFFFFF"/>
@@ -8156,6 +8624,7 @@
     </w:tblStylePr>
     <w:tblStylePr w:type="lastCol">
       <w:rPr>
+        <w:rFonts w:eastAsia="黑体"/>
         <w:b/>
         <w:bCs/>
         <w:color w:themeColor="background1" w:val="FFFFFF"/>
@@ -8204,6 +8673,7 @@
     </w:tblStylePr>
     <w:tblStylePr w:type="nwCell">
       <w:rPr>
+        <w:rFonts w:eastAsia="黑体"/>
         <w:color w:themeColor="background1" w:val="FFFFFF"/>
       </w:rPr>
       <w:tblPr/>
@@ -8247,6 +8717,7 @@
         <w:spacing w:after="0" w:before="0" w:line="240" w:lineRule="auto"/>
       </w:pPr>
       <w:rPr>
+        <w:rFonts w:eastAsia="黑体"/>
         <w:b/>
         <w:bCs/>
         <w:color w:themeColor="background1" w:val="FFFFFF"/>
@@ -8269,6 +8740,7 @@
         <w:spacing w:after="0" w:before="0" w:line="240" w:lineRule="auto"/>
       </w:pPr>
       <w:rPr>
+        <w:rFonts w:eastAsia="黑体"/>
         <w:color w:val="auto"/>
       </w:rPr>
       <w:tblPr/>
@@ -8286,6 +8758,7 @@
     </w:tblStylePr>
     <w:tblStylePr w:type="firstCol">
       <w:rPr>
+        <w:rFonts w:eastAsia="黑体"/>
         <w:b/>
         <w:bCs/>
         <w:color w:themeColor="background1" w:val="FFFFFF"/>
@@ -8305,6 +8778,7 @@
     </w:tblStylePr>
     <w:tblStylePr w:type="lastCol">
       <w:rPr>
+        <w:rFonts w:eastAsia="黑体"/>
         <w:b/>
         <w:bCs/>
         <w:color w:themeColor="background1" w:val="FFFFFF"/>
@@ -8353,6 +8827,7 @@
     </w:tblStylePr>
     <w:tblStylePr w:type="nwCell">
       <w:rPr>
+        <w:rFonts w:eastAsia="黑体"/>
         <w:color w:themeColor="background1" w:val="FFFFFF"/>
       </w:rPr>
       <w:tblPr/>
@@ -8396,6 +8871,7 @@
         <w:spacing w:after="0" w:before="0" w:line="240" w:lineRule="auto"/>
       </w:pPr>
       <w:rPr>
+        <w:rFonts w:eastAsia="黑体"/>
         <w:b/>
         <w:bCs/>
         <w:color w:themeColor="background1" w:val="FFFFFF"/>
@@ -8418,6 +8894,7 @@
         <w:spacing w:after="0" w:before="0" w:line="240" w:lineRule="auto"/>
       </w:pPr>
       <w:rPr>
+        <w:rFonts w:eastAsia="黑体"/>
         <w:color w:val="auto"/>
       </w:rPr>
       <w:tblPr/>
@@ -8435,6 +8912,7 @@
     </w:tblStylePr>
     <w:tblStylePr w:type="firstCol">
       <w:rPr>
+        <w:rFonts w:eastAsia="黑体"/>
         <w:b/>
         <w:bCs/>
         <w:color w:themeColor="background1" w:val="FFFFFF"/>
@@ -8454,6 +8932,7 @@
     </w:tblStylePr>
     <w:tblStylePr w:type="lastCol">
       <w:rPr>
+        <w:rFonts w:eastAsia="黑体"/>
         <w:b/>
         <w:bCs/>
         <w:color w:themeColor="background1" w:val="FFFFFF"/>
@@ -8502,6 +8981,7 @@
     </w:tblStylePr>
     <w:tblStylePr w:type="nwCell">
       <w:rPr>
+        <w:rFonts w:eastAsia="黑体"/>
         <w:color w:themeColor="background1" w:val="FFFFFF"/>
       </w:rPr>
       <w:tblPr/>
@@ -8545,6 +9025,7 @@
         <w:spacing w:after="0" w:before="0" w:line="240" w:lineRule="auto"/>
       </w:pPr>
       <w:rPr>
+        <w:rFonts w:eastAsia="黑体"/>
         <w:b/>
         <w:bCs/>
         <w:color w:themeColor="background1" w:val="FFFFFF"/>
@@ -8567,6 +9048,7 @@
         <w:spacing w:after="0" w:before="0" w:line="240" w:lineRule="auto"/>
       </w:pPr>
       <w:rPr>
+        <w:rFonts w:eastAsia="黑体"/>
         <w:color w:val="auto"/>
       </w:rPr>
       <w:tblPr/>
@@ -8584,6 +9066,7 @@
     </w:tblStylePr>
     <w:tblStylePr w:type="firstCol">
       <w:rPr>
+        <w:rFonts w:eastAsia="黑体"/>
         <w:b/>
         <w:bCs/>
         <w:color w:themeColor="background1" w:val="FFFFFF"/>
@@ -8603,6 +9086,7 @@
     </w:tblStylePr>
     <w:tblStylePr w:type="lastCol">
       <w:rPr>
+        <w:rFonts w:eastAsia="黑体"/>
         <w:b/>
         <w:bCs/>
         <w:color w:themeColor="background1" w:val="FFFFFF"/>
@@ -8651,6 +9135,7 @@
     </w:tblStylePr>
     <w:tblStylePr w:type="nwCell">
       <w:rPr>
+        <w:rFonts w:eastAsia="黑体"/>
         <w:color w:themeColor="background1" w:val="FFFFFF"/>
       </w:rPr>
       <w:tblPr/>
@@ -8694,6 +9179,7 @@
         <w:spacing w:after="0" w:before="0" w:line="240" w:lineRule="auto"/>
       </w:pPr>
       <w:rPr>
+        <w:rFonts w:eastAsia="黑体"/>
         <w:b/>
         <w:bCs/>
         <w:color w:themeColor="background1" w:val="FFFFFF"/>
@@ -8716,6 +9202,7 @@
         <w:spacing w:after="0" w:before="0" w:line="240" w:lineRule="auto"/>
       </w:pPr>
       <w:rPr>
+        <w:rFonts w:eastAsia="黑体"/>
         <w:color w:val="auto"/>
       </w:rPr>
       <w:tblPr/>
@@ -8733,6 +9220,7 @@
     </w:tblStylePr>
     <w:tblStylePr w:type="firstCol">
       <w:rPr>
+        <w:rFonts w:eastAsia="黑体"/>
         <w:b/>
         <w:bCs/>
         <w:color w:themeColor="background1" w:val="FFFFFF"/>
@@ -8752,6 +9240,7 @@
     </w:tblStylePr>
     <w:tblStylePr w:type="lastCol">
       <w:rPr>
+        <w:rFonts w:eastAsia="黑体"/>
         <w:b/>
         <w:bCs/>
         <w:color w:themeColor="background1" w:val="FFFFFF"/>
@@ -8800,6 +9289,7 @@
     </w:tblStylePr>
     <w:tblStylePr w:type="nwCell">
       <w:rPr>
+        <w:rFonts w:eastAsia="黑体"/>
         <w:color w:themeColor="background1" w:val="FFFFFF"/>
       </w:rPr>
       <w:tblPr/>
@@ -8843,6 +9333,7 @@
         <w:spacing w:after="0" w:before="0" w:line="240" w:lineRule="auto"/>
       </w:pPr>
       <w:rPr>
+        <w:rFonts w:eastAsia="黑体"/>
         <w:b/>
         <w:bCs/>
         <w:color w:themeColor="background1" w:val="FFFFFF"/>
@@ -8865,6 +9356,7 @@
         <w:spacing w:after="0" w:before="0" w:line="240" w:lineRule="auto"/>
       </w:pPr>
       <w:rPr>
+        <w:rFonts w:eastAsia="黑体"/>
         <w:color w:val="auto"/>
       </w:rPr>
       <w:tblPr/>
@@ -8882,6 +9374,7 @@
     </w:tblStylePr>
     <w:tblStylePr w:type="firstCol">
       <w:rPr>
+        <w:rFonts w:eastAsia="黑体"/>
         <w:b/>
         <w:bCs/>
         <w:color w:themeColor="background1" w:val="FFFFFF"/>
@@ -8901,6 +9394,7 @@
     </w:tblStylePr>
     <w:tblStylePr w:type="lastCol">
       <w:rPr>
+        <w:rFonts w:eastAsia="黑体"/>
         <w:b/>
         <w:bCs/>
         <w:color w:themeColor="background1" w:val="FFFFFF"/>
@@ -8949,6 +9443,7 @@
     </w:tblStylePr>
     <w:tblStylePr w:type="nwCell">
       <w:rPr>
+        <w:rFonts w:eastAsia="黑体"/>
         <w:color w:themeColor="background1" w:val="FFFFFF"/>
       </w:rPr>
       <w:tblPr/>
@@ -8992,6 +9487,7 @@
         <w:spacing w:after="0" w:before="0" w:line="240" w:lineRule="auto"/>
       </w:pPr>
       <w:rPr>
+        <w:rFonts w:eastAsia="黑体"/>
         <w:b/>
         <w:bCs/>
         <w:color w:themeColor="background1" w:val="FFFFFF"/>
@@ -9014,6 +9510,7 @@
         <w:spacing w:after="0" w:before="0" w:line="240" w:lineRule="auto"/>
       </w:pPr>
       <w:rPr>
+        <w:rFonts w:eastAsia="黑体"/>
         <w:color w:val="auto"/>
       </w:rPr>
       <w:tblPr/>
@@ -9031,6 +9528,7 @@
     </w:tblStylePr>
     <w:tblStylePr w:type="firstCol">
       <w:rPr>
+        <w:rFonts w:eastAsia="黑体"/>
         <w:b/>
         <w:bCs/>
         <w:color w:themeColor="background1" w:val="FFFFFF"/>
@@ -9050,6 +9548,7 @@
     </w:tblStylePr>
     <w:tblStylePr w:type="lastCol">
       <w:rPr>
+        <w:rFonts w:eastAsia="黑体"/>
         <w:b/>
         <w:bCs/>
         <w:color w:themeColor="background1" w:val="FFFFFF"/>
@@ -9098,6 +9597,7 @@
     </w:tblStylePr>
     <w:tblStylePr w:type="nwCell">
       <w:rPr>
+        <w:rFonts w:eastAsia="黑体"/>
         <w:color w:themeColor="background1" w:val="FFFFFF"/>
       </w:rPr>
       <w:tblPr/>
@@ -9122,6 +9622,7 @@
       <w:spacing w:after="0" w:line="240" w:lineRule="auto"/>
     </w:pPr>
     <w:rPr>
+      <w:rFonts w:eastAsia="黑体"/>
       <w:color w:themeColor="text1" w:val="000000"/>
     </w:rPr>
     <w:tblPr>
@@ -9141,7 +9642,7 @@
     </w:tblPr>
     <w:tblStylePr w:type="firstRow">
       <w:rPr>
-        <w:rFonts w:asciiTheme="majorHAnsi" w:cstheme="majorBidi" w:eastAsiaTheme="majorEastAsia" w:hAnsiTheme="majorHAnsi"/>
+        <w:rFonts w:asciiTheme="majorHAnsi" w:cstheme="majorBidi" w:hAnsiTheme="majorHAnsi" w:eastAsia="黑体"/>
       </w:rPr>
       <w:tblPr/>
       <w:tcPr>
@@ -9153,6 +9654,7 @@
     </w:tblStylePr>
     <w:tblStylePr w:type="lastRow">
       <w:rPr>
+        <w:rFonts w:eastAsia="黑体"/>
         <w:b/>
         <w:bCs/>
         <w:color w:themeColor="text2" w:val="1F497D"/>
@@ -9167,12 +9669,14 @@
     </w:tblStylePr>
     <w:tblStylePr w:type="firstCol">
       <w:rPr>
+        <w:rFonts w:eastAsia="黑体"/>
         <w:b/>
         <w:bCs/>
       </w:rPr>
     </w:tblStylePr>
     <w:tblStylePr w:type="lastCol">
       <w:rPr>
+        <w:rFonts w:eastAsia="黑体"/>
         <w:b/>
         <w:bCs/>
       </w:rPr>
@@ -9206,6 +9710,7 @@
       <w:spacing w:after="0" w:line="240" w:lineRule="auto"/>
     </w:pPr>
     <w:rPr>
+      <w:rFonts w:eastAsia="黑体"/>
       <w:color w:themeColor="text1" w:val="000000"/>
     </w:rPr>
     <w:tblPr>
@@ -9225,7 +9730,7 @@
     </w:tblPr>
     <w:tblStylePr w:type="firstRow">
       <w:rPr>
-        <w:rFonts w:asciiTheme="majorHAnsi" w:cstheme="majorBidi" w:eastAsiaTheme="majorEastAsia" w:hAnsiTheme="majorHAnsi"/>
+        <w:rFonts w:asciiTheme="majorHAnsi" w:cstheme="majorBidi" w:hAnsiTheme="majorHAnsi" w:eastAsia="黑体"/>
       </w:rPr>
       <w:tblPr/>
       <w:tcPr>
@@ -9237,6 +9742,7 @@
     </w:tblStylePr>
     <w:tblStylePr w:type="lastRow">
       <w:rPr>
+        <w:rFonts w:eastAsia="黑体"/>
         <w:b/>
         <w:bCs/>
         <w:color w:themeColor="text2" w:val="1F497D"/>
@@ -9251,12 +9757,14 @@
     </w:tblStylePr>
     <w:tblStylePr w:type="firstCol">
       <w:rPr>
+        <w:rFonts w:eastAsia="黑体"/>
         <w:b/>
         <w:bCs/>
       </w:rPr>
     </w:tblStylePr>
     <w:tblStylePr w:type="lastCol">
       <w:rPr>
+        <w:rFonts w:eastAsia="黑体"/>
         <w:b/>
         <w:bCs/>
       </w:rPr>
@@ -9290,6 +9798,7 @@
       <w:spacing w:after="0" w:line="240" w:lineRule="auto"/>
     </w:pPr>
     <w:rPr>
+      <w:rFonts w:eastAsia="黑体"/>
       <w:color w:themeColor="text1" w:val="000000"/>
     </w:rPr>
     <w:tblPr>
@@ -9309,7 +9818,7 @@
     </w:tblPr>
     <w:tblStylePr w:type="firstRow">
       <w:rPr>
-        <w:rFonts w:asciiTheme="majorHAnsi" w:cstheme="majorBidi" w:eastAsiaTheme="majorEastAsia" w:hAnsiTheme="majorHAnsi"/>
+        <w:rFonts w:asciiTheme="majorHAnsi" w:cstheme="majorBidi" w:hAnsiTheme="majorHAnsi" w:eastAsia="黑体"/>
       </w:rPr>
       <w:tblPr/>
       <w:tcPr>
@@ -9321,6 +9830,7 @@
     </w:tblStylePr>
     <w:tblStylePr w:type="lastRow">
       <w:rPr>
+        <w:rFonts w:eastAsia="黑体"/>
         <w:b/>
         <w:bCs/>
         <w:color w:themeColor="text2" w:val="1F497D"/>
@@ -9335,12 +9845,14 @@
     </w:tblStylePr>
     <w:tblStylePr w:type="firstCol">
       <w:rPr>
+        <w:rFonts w:eastAsia="黑体"/>
         <w:b/>
         <w:bCs/>
       </w:rPr>
     </w:tblStylePr>
     <w:tblStylePr w:type="lastCol">
       <w:rPr>
+        <w:rFonts w:eastAsia="黑体"/>
         <w:b/>
         <w:bCs/>
       </w:rPr>
@@ -9374,6 +9886,7 @@
       <w:spacing w:after="0" w:line="240" w:lineRule="auto"/>
     </w:pPr>
     <w:rPr>
+      <w:rFonts w:eastAsia="黑体"/>
       <w:color w:themeColor="text1" w:val="000000"/>
     </w:rPr>
     <w:tblPr>
@@ -9393,7 +9906,7 @@
     </w:tblPr>
     <w:tblStylePr w:type="firstRow">
       <w:rPr>
-        <w:rFonts w:asciiTheme="majorHAnsi" w:cstheme="majorBidi" w:eastAsiaTheme="majorEastAsia" w:hAnsiTheme="majorHAnsi"/>
+        <w:rFonts w:asciiTheme="majorHAnsi" w:cstheme="majorBidi" w:hAnsiTheme="majorHAnsi" w:eastAsia="黑体"/>
       </w:rPr>
       <w:tblPr/>
       <w:tcPr>
@@ -9405,6 +9918,7 @@
     </w:tblStylePr>
     <w:tblStylePr w:type="lastRow">
       <w:rPr>
+        <w:rFonts w:eastAsia="黑体"/>
         <w:b/>
         <w:bCs/>
         <w:color w:themeColor="text2" w:val="1F497D"/>
@@ -9419,12 +9933,14 @@
     </w:tblStylePr>
     <w:tblStylePr w:type="firstCol">
       <w:rPr>
+        <w:rFonts w:eastAsia="黑体"/>
         <w:b/>
         <w:bCs/>
       </w:rPr>
     </w:tblStylePr>
     <w:tblStylePr w:type="lastCol">
       <w:rPr>
+        <w:rFonts w:eastAsia="黑体"/>
         <w:b/>
         <w:bCs/>
       </w:rPr>
@@ -9458,6 +9974,7 @@
       <w:spacing w:after="0" w:line="240" w:lineRule="auto"/>
     </w:pPr>
     <w:rPr>
+      <w:rFonts w:eastAsia="黑体"/>
       <w:color w:themeColor="text1" w:val="000000"/>
     </w:rPr>
     <w:tblPr>
@@ -9477,7 +9994,7 @@
     </w:tblPr>
     <w:tblStylePr w:type="firstRow">
       <w:rPr>
-        <w:rFonts w:asciiTheme="majorHAnsi" w:cstheme="majorBidi" w:eastAsiaTheme="majorEastAsia" w:hAnsiTheme="majorHAnsi"/>
+        <w:rFonts w:asciiTheme="majorHAnsi" w:cstheme="majorBidi" w:hAnsiTheme="majorHAnsi" w:eastAsia="黑体"/>
       </w:rPr>
       <w:tblPr/>
       <w:tcPr>
@@ -9489,6 +10006,7 @@
     </w:tblStylePr>
     <w:tblStylePr w:type="lastRow">
       <w:rPr>
+        <w:rFonts w:eastAsia="黑体"/>
         <w:b/>
         <w:bCs/>
         <w:color w:themeColor="text2" w:val="1F497D"/>
@@ -9503,12 +10021,14 @@
     </w:tblStylePr>
     <w:tblStylePr w:type="firstCol">
       <w:rPr>
+        <w:rFonts w:eastAsia="黑体"/>
         <w:b/>
         <w:bCs/>
       </w:rPr>
     </w:tblStylePr>
     <w:tblStylePr w:type="lastCol">
       <w:rPr>
+        <w:rFonts w:eastAsia="黑体"/>
         <w:b/>
         <w:bCs/>
       </w:rPr>
@@ -9542,6 +10062,7 @@
       <w:spacing w:after="0" w:line="240" w:lineRule="auto"/>
     </w:pPr>
     <w:rPr>
+      <w:rFonts w:eastAsia="黑体"/>
       <w:color w:themeColor="text1" w:val="000000"/>
     </w:rPr>
     <w:tblPr>
@@ -9561,7 +10082,7 @@
     </w:tblPr>
     <w:tblStylePr w:type="firstRow">
       <w:rPr>
-        <w:rFonts w:asciiTheme="majorHAnsi" w:cstheme="majorBidi" w:eastAsiaTheme="majorEastAsia" w:hAnsiTheme="majorHAnsi"/>
+        <w:rFonts w:asciiTheme="majorHAnsi" w:cstheme="majorBidi" w:hAnsiTheme="majorHAnsi" w:eastAsia="黑体"/>
       </w:rPr>
       <w:tblPr/>
       <w:tcPr>
@@ -9573,6 +10094,7 @@
     </w:tblStylePr>
     <w:tblStylePr w:type="lastRow">
       <w:rPr>
+        <w:rFonts w:eastAsia="黑体"/>
         <w:b/>
         <w:bCs/>
         <w:color w:themeColor="text2" w:val="1F497D"/>
@@ -9587,12 +10109,14 @@
     </w:tblStylePr>
     <w:tblStylePr w:type="firstCol">
       <w:rPr>
+        <w:rFonts w:eastAsia="黑体"/>
         <w:b/>
         <w:bCs/>
       </w:rPr>
     </w:tblStylePr>
     <w:tblStylePr w:type="lastCol">
       <w:rPr>
+        <w:rFonts w:eastAsia="黑体"/>
         <w:b/>
         <w:bCs/>
       </w:rPr>
@@ -9626,6 +10150,7 @@
       <w:spacing w:after="0" w:line="240" w:lineRule="auto"/>
     </w:pPr>
     <w:rPr>
+      <w:rFonts w:eastAsia="黑体"/>
       <w:color w:themeColor="text1" w:val="000000"/>
     </w:rPr>
     <w:tblPr>
@@ -9645,7 +10170,7 @@
     </w:tblPr>
     <w:tblStylePr w:type="firstRow">
       <w:rPr>
-        <w:rFonts w:asciiTheme="majorHAnsi" w:cstheme="majorBidi" w:eastAsiaTheme="majorEastAsia" w:hAnsiTheme="majorHAnsi"/>
+        <w:rFonts w:asciiTheme="majorHAnsi" w:cstheme="majorBidi" w:hAnsiTheme="majorHAnsi" w:eastAsia="黑体"/>
       </w:rPr>
       <w:tblPr/>
       <w:tcPr>
@@ -9657,6 +10182,7 @@
     </w:tblStylePr>
     <w:tblStylePr w:type="lastRow">
       <w:rPr>
+        <w:rFonts w:eastAsia="黑体"/>
         <w:b/>
         <w:bCs/>
         <w:color w:themeColor="text2" w:val="1F497D"/>
@@ -9671,12 +10197,14 @@
     </w:tblStylePr>
     <w:tblStylePr w:type="firstCol">
       <w:rPr>
+        <w:rFonts w:eastAsia="黑体"/>
         <w:b/>
         <w:bCs/>
       </w:rPr>
     </w:tblStylePr>
     <w:tblStylePr w:type="lastCol">
       <w:rPr>
+        <w:rFonts w:eastAsia="黑体"/>
         <w:b/>
         <w:bCs/>
       </w:rPr>
@@ -9710,7 +10238,7 @@
       <w:spacing w:after="0" w:line="240" w:lineRule="auto"/>
     </w:pPr>
     <w:rPr>
-      <w:rFonts w:asciiTheme="majorHAnsi" w:cstheme="majorBidi" w:eastAsiaTheme="majorEastAsia" w:hAnsiTheme="majorHAnsi"/>
+      <w:rFonts w:asciiTheme="majorHAnsi" w:cstheme="majorBidi" w:hAnsiTheme="majorHAnsi" w:eastAsia="黑体"/>
       <w:color w:themeColor="text1" w:val="000000"/>
     </w:rPr>
     <w:tblPr>
@@ -9732,6 +10260,7 @@
     </w:tblPr>
     <w:tblStylePr w:type="firstRow">
       <w:rPr>
+        <w:rFonts w:eastAsia="黑体"/>
         <w:sz w:val="24"/>
         <w:szCs w:val="24"/>
       </w:rPr>
@@ -9838,7 +10367,7 @@
       <w:spacing w:after="0" w:line="240" w:lineRule="auto"/>
     </w:pPr>
     <w:rPr>
-      <w:rFonts w:asciiTheme="majorHAnsi" w:cstheme="majorBidi" w:eastAsiaTheme="majorEastAsia" w:hAnsiTheme="majorHAnsi"/>
+      <w:rFonts w:asciiTheme="majorHAnsi" w:cstheme="majorBidi" w:hAnsiTheme="majorHAnsi" w:eastAsia="黑体"/>
       <w:color w:themeColor="text1" w:val="000000"/>
     </w:rPr>
     <w:tblPr>
@@ -9860,6 +10389,7 @@
     </w:tblPr>
     <w:tblStylePr w:type="firstRow">
       <w:rPr>
+        <w:rFonts w:eastAsia="黑体"/>
         <w:sz w:val="24"/>
         <w:szCs w:val="24"/>
       </w:rPr>
@@ -9966,7 +10496,7 @@
       <w:spacing w:after="0" w:line="240" w:lineRule="auto"/>
     </w:pPr>
     <w:rPr>
-      <w:rFonts w:asciiTheme="majorHAnsi" w:cstheme="majorBidi" w:eastAsiaTheme="majorEastAsia" w:hAnsiTheme="majorHAnsi"/>
+      <w:rFonts w:asciiTheme="majorHAnsi" w:cstheme="majorBidi" w:hAnsiTheme="majorHAnsi" w:eastAsia="黑体"/>
       <w:color w:themeColor="text1" w:val="000000"/>
     </w:rPr>
     <w:tblPr>
@@ -9988,6 +10518,7 @@
     </w:tblPr>
     <w:tblStylePr w:type="firstRow">
       <w:rPr>
+        <w:rFonts w:eastAsia="黑体"/>
         <w:sz w:val="24"/>
         <w:szCs w:val="24"/>
       </w:rPr>
@@ -10094,7 +10625,7 @@
       <w:spacing w:after="0" w:line="240" w:lineRule="auto"/>
     </w:pPr>
     <w:rPr>
-      <w:rFonts w:asciiTheme="majorHAnsi" w:cstheme="majorBidi" w:eastAsiaTheme="majorEastAsia" w:hAnsiTheme="majorHAnsi"/>
+      <w:rFonts w:asciiTheme="majorHAnsi" w:cstheme="majorBidi" w:hAnsiTheme="majorHAnsi" w:eastAsia="黑体"/>
       <w:color w:themeColor="text1" w:val="000000"/>
     </w:rPr>
     <w:tblPr>
@@ -10116,6 +10647,7 @@
     </w:tblPr>
     <w:tblStylePr w:type="firstRow">
       <w:rPr>
+        <w:rFonts w:eastAsia="黑体"/>
         <w:sz w:val="24"/>
         <w:szCs w:val="24"/>
       </w:rPr>
@@ -10222,7 +10754,7 @@
       <w:spacing w:after="0" w:line="240" w:lineRule="auto"/>
     </w:pPr>
     <w:rPr>
-      <w:rFonts w:asciiTheme="majorHAnsi" w:cstheme="majorBidi" w:eastAsiaTheme="majorEastAsia" w:hAnsiTheme="majorHAnsi"/>
+      <w:rFonts w:asciiTheme="majorHAnsi" w:cstheme="majorBidi" w:hAnsiTheme="majorHAnsi" w:eastAsia="黑体"/>
       <w:color w:themeColor="text1" w:val="000000"/>
     </w:rPr>
     <w:tblPr>
@@ -10244,6 +10776,7 @@
     </w:tblPr>
     <w:tblStylePr w:type="firstRow">
       <w:rPr>
+        <w:rFonts w:eastAsia="黑体"/>
         <w:sz w:val="24"/>
         <w:szCs w:val="24"/>
       </w:rPr>
@@ -10350,7 +10883,7 @@
       <w:spacing w:after="0" w:line="240" w:lineRule="auto"/>
     </w:pPr>
     <w:rPr>
-      <w:rFonts w:asciiTheme="majorHAnsi" w:cstheme="majorBidi" w:eastAsiaTheme="majorEastAsia" w:hAnsiTheme="majorHAnsi"/>
+      <w:rFonts w:asciiTheme="majorHAnsi" w:cstheme="majorBidi" w:hAnsiTheme="majorHAnsi" w:eastAsia="黑体"/>
       <w:color w:themeColor="text1" w:val="000000"/>
     </w:rPr>
     <w:tblPr>
@@ -10372,6 +10905,7 @@
     </w:tblPr>
     <w:tblStylePr w:type="firstRow">
       <w:rPr>
+        <w:rFonts w:eastAsia="黑体"/>
         <w:sz w:val="24"/>
         <w:szCs w:val="24"/>
       </w:rPr>
@@ -10478,7 +11012,7 @@
       <w:spacing w:after="0" w:line="240" w:lineRule="auto"/>
     </w:pPr>
     <w:rPr>
-      <w:rFonts w:asciiTheme="majorHAnsi" w:cstheme="majorBidi" w:eastAsiaTheme="majorEastAsia" w:hAnsiTheme="majorHAnsi"/>
+      <w:rFonts w:asciiTheme="majorHAnsi" w:cstheme="majorBidi" w:hAnsiTheme="majorHAnsi" w:eastAsia="黑体"/>
       <w:color w:themeColor="text1" w:val="000000"/>
     </w:rPr>
     <w:tblPr>
@@ -10500,6 +11034,7 @@
     </w:tblPr>
     <w:tblStylePr w:type="firstRow">
       <w:rPr>
+        <w:rFonts w:eastAsia="黑体"/>
         <w:sz w:val="24"/>
         <w:szCs w:val="24"/>
       </w:rPr>
@@ -10629,12 +11164,14 @@
     </w:tcPr>
     <w:tblStylePr w:type="firstRow">
       <w:rPr>
+        <w:rFonts w:eastAsia="黑体"/>
         <w:b/>
         <w:bCs/>
       </w:rPr>
     </w:tblStylePr>
     <w:tblStylePr w:type="lastRow">
       <w:rPr>
+        <w:rFonts w:eastAsia="黑体"/>
         <w:b/>
         <w:bCs/>
       </w:rPr>
@@ -10647,12 +11184,14 @@
     </w:tblStylePr>
     <w:tblStylePr w:type="firstCol">
       <w:rPr>
+        <w:rFonts w:eastAsia="黑体"/>
         <w:b/>
         <w:bCs/>
       </w:rPr>
     </w:tblStylePr>
     <w:tblStylePr w:type="lastCol">
       <w:rPr>
+        <w:rFonts w:eastAsia="黑体"/>
         <w:b/>
         <w:bCs/>
       </w:rPr>
@@ -10702,12 +11241,14 @@
     </w:tcPr>
     <w:tblStylePr w:type="firstRow">
       <w:rPr>
+        <w:rFonts w:eastAsia="黑体"/>
         <w:b/>
         <w:bCs/>
       </w:rPr>
     </w:tblStylePr>
     <w:tblStylePr w:type="lastRow">
       <w:rPr>
+        <w:rFonts w:eastAsia="黑体"/>
         <w:b/>
         <w:bCs/>
       </w:rPr>
@@ -10720,12 +11261,14 @@
     </w:tblStylePr>
     <w:tblStylePr w:type="firstCol">
       <w:rPr>
+        <w:rFonts w:eastAsia="黑体"/>
         <w:b/>
         <w:bCs/>
       </w:rPr>
     </w:tblStylePr>
     <w:tblStylePr w:type="lastCol">
       <w:rPr>
+        <w:rFonts w:eastAsia="黑体"/>
         <w:b/>
         <w:bCs/>
       </w:rPr>
@@ -10775,12 +11318,14 @@
     </w:tcPr>
     <w:tblStylePr w:type="firstRow">
       <w:rPr>
+        <w:rFonts w:eastAsia="黑体"/>
         <w:b/>
         <w:bCs/>
       </w:rPr>
     </w:tblStylePr>
     <w:tblStylePr w:type="lastRow">
       <w:rPr>
+        <w:rFonts w:eastAsia="黑体"/>
         <w:b/>
         <w:bCs/>
       </w:rPr>
@@ -10793,12 +11338,14 @@
     </w:tblStylePr>
     <w:tblStylePr w:type="firstCol">
       <w:rPr>
+        <w:rFonts w:eastAsia="黑体"/>
         <w:b/>
         <w:bCs/>
       </w:rPr>
     </w:tblStylePr>
     <w:tblStylePr w:type="lastCol">
       <w:rPr>
+        <w:rFonts w:eastAsia="黑体"/>
         <w:b/>
         <w:bCs/>
       </w:rPr>
@@ -10848,12 +11395,14 @@
     </w:tcPr>
     <w:tblStylePr w:type="firstRow">
       <w:rPr>
+        <w:rFonts w:eastAsia="黑体"/>
         <w:b/>
         <w:bCs/>
       </w:rPr>
     </w:tblStylePr>
     <w:tblStylePr w:type="lastRow">
       <w:rPr>
+        <w:rFonts w:eastAsia="黑体"/>
         <w:b/>
         <w:bCs/>
       </w:rPr>
@@ -10866,12 +11415,14 @@
     </w:tblStylePr>
     <w:tblStylePr w:type="firstCol">
       <w:rPr>
+        <w:rFonts w:eastAsia="黑体"/>
         <w:b/>
         <w:bCs/>
       </w:rPr>
     </w:tblStylePr>
     <w:tblStylePr w:type="lastCol">
       <w:rPr>
+        <w:rFonts w:eastAsia="黑体"/>
         <w:b/>
         <w:bCs/>
       </w:rPr>
@@ -10921,12 +11472,14 @@
     </w:tcPr>
     <w:tblStylePr w:type="firstRow">
       <w:rPr>
+        <w:rFonts w:eastAsia="黑体"/>
         <w:b/>
         <w:bCs/>
       </w:rPr>
     </w:tblStylePr>
     <w:tblStylePr w:type="lastRow">
       <w:rPr>
+        <w:rFonts w:eastAsia="黑体"/>
         <w:b/>
         <w:bCs/>
       </w:rPr>
@@ -10939,12 +11492,14 @@
     </w:tblStylePr>
     <w:tblStylePr w:type="firstCol">
       <w:rPr>
+        <w:rFonts w:eastAsia="黑体"/>
         <w:b/>
         <w:bCs/>
       </w:rPr>
     </w:tblStylePr>
     <w:tblStylePr w:type="lastCol">
       <w:rPr>
+        <w:rFonts w:eastAsia="黑体"/>
         <w:b/>
         <w:bCs/>
       </w:rPr>
@@ -10994,12 +11549,14 @@
     </w:tcPr>
     <w:tblStylePr w:type="firstRow">
       <w:rPr>
+        <w:rFonts w:eastAsia="黑体"/>
         <w:b/>
         <w:bCs/>
       </w:rPr>
     </w:tblStylePr>
     <w:tblStylePr w:type="lastRow">
       <w:rPr>
+        <w:rFonts w:eastAsia="黑体"/>
         <w:b/>
         <w:bCs/>
       </w:rPr>
@@ -11012,12 +11569,14 @@
     </w:tblStylePr>
     <w:tblStylePr w:type="firstCol">
       <w:rPr>
+        <w:rFonts w:eastAsia="黑体"/>
         <w:b/>
         <w:bCs/>
       </w:rPr>
     </w:tblStylePr>
     <w:tblStylePr w:type="lastCol">
       <w:rPr>
+        <w:rFonts w:eastAsia="黑体"/>
         <w:b/>
         <w:bCs/>
       </w:rPr>
@@ -11067,12 +11626,14 @@
     </w:tcPr>
     <w:tblStylePr w:type="firstRow">
       <w:rPr>
+        <w:rFonts w:eastAsia="黑体"/>
         <w:b/>
         <w:bCs/>
       </w:rPr>
     </w:tblStylePr>
     <w:tblStylePr w:type="lastRow">
       <w:rPr>
+        <w:rFonts w:eastAsia="黑体"/>
         <w:b/>
         <w:bCs/>
       </w:rPr>
@@ -11085,12 +11646,14 @@
     </w:tblStylePr>
     <w:tblStylePr w:type="firstCol">
       <w:rPr>
+        <w:rFonts w:eastAsia="黑体"/>
         <w:b/>
         <w:bCs/>
       </w:rPr>
     </w:tblStylePr>
     <w:tblStylePr w:type="lastCol">
       <w:rPr>
+        <w:rFonts w:eastAsia="黑体"/>
         <w:b/>
         <w:bCs/>
       </w:rPr>
@@ -11117,7 +11680,7 @@
       <w:spacing w:after="0" w:line="240" w:lineRule="auto"/>
     </w:pPr>
     <w:rPr>
-      <w:rFonts w:asciiTheme="majorHAnsi" w:cstheme="majorBidi" w:eastAsiaTheme="majorEastAsia" w:hAnsiTheme="majorHAnsi"/>
+      <w:rFonts w:asciiTheme="majorHAnsi" w:cstheme="majorBidi" w:hAnsiTheme="majorHAnsi" w:eastAsia="黑体"/>
       <w:color w:themeColor="text1" w:val="000000"/>
     </w:rPr>
     <w:tblPr>
@@ -11144,6 +11707,7 @@
     </w:tcPr>
     <w:tblStylePr w:type="firstRow">
       <w:rPr>
+        <w:rFonts w:eastAsia="黑体"/>
         <w:b/>
         <w:bCs/>
         <w:color w:themeColor="text1" w:val="000000"/>
@@ -11155,6 +11719,7 @@
     </w:tblStylePr>
     <w:tblStylePr w:type="lastRow">
       <w:rPr>
+        <w:rFonts w:eastAsia="黑体"/>
         <w:b/>
         <w:bCs/>
         <w:color w:themeColor="text1" w:val="000000"/>
@@ -11174,6 +11739,7 @@
     </w:tblStylePr>
     <w:tblStylePr w:type="firstCol">
       <w:rPr>
+        <w:rFonts w:eastAsia="黑体"/>
         <w:b/>
         <w:bCs/>
         <w:color w:themeColor="text1" w:val="000000"/>
@@ -11193,6 +11759,7 @@
     </w:tblStylePr>
     <w:tblStylePr w:type="lastCol">
       <w:rPr>
+        <w:rFonts w:eastAsia="黑体"/>
         <w:b w:val="0"/>
         <w:bCs w:val="0"/>
         <w:color w:themeColor="text1" w:val="000000"/>
@@ -11242,7 +11809,7 @@
       <w:spacing w:after="0" w:line="240" w:lineRule="auto"/>
     </w:pPr>
     <w:rPr>
-      <w:rFonts w:asciiTheme="majorHAnsi" w:cstheme="majorBidi" w:eastAsiaTheme="majorEastAsia" w:hAnsiTheme="majorHAnsi"/>
+      <w:rFonts w:asciiTheme="majorHAnsi" w:cstheme="majorBidi" w:hAnsiTheme="majorHAnsi" w:eastAsia="黑体"/>
       <w:color w:themeColor="text1" w:val="000000"/>
     </w:rPr>
     <w:tblPr>
@@ -11269,6 +11836,7 @@
     </w:tcPr>
     <w:tblStylePr w:type="firstRow">
       <w:rPr>
+        <w:rFonts w:eastAsia="黑体"/>
         <w:b/>
         <w:bCs/>
         <w:color w:themeColor="text1" w:val="000000"/>
@@ -11280,6 +11848,7 @@
     </w:tblStylePr>
     <w:tblStylePr w:type="lastRow">
       <w:rPr>
+        <w:rFonts w:eastAsia="黑体"/>
         <w:b/>
         <w:bCs/>
         <w:color w:themeColor="text1" w:val="000000"/>
@@ -11299,6 +11868,7 @@
     </w:tblStylePr>
     <w:tblStylePr w:type="firstCol">
       <w:rPr>
+        <w:rFonts w:eastAsia="黑体"/>
         <w:b/>
         <w:bCs/>
         <w:color w:themeColor="text1" w:val="000000"/>
@@ -11318,6 +11888,7 @@
     </w:tblStylePr>
     <w:tblStylePr w:type="lastCol">
       <w:rPr>
+        <w:rFonts w:eastAsia="黑体"/>
         <w:b w:val="0"/>
         <w:bCs w:val="0"/>
         <w:color w:themeColor="text1" w:val="000000"/>
@@ -11367,7 +11938,7 @@
       <w:spacing w:after="0" w:line="240" w:lineRule="auto"/>
     </w:pPr>
     <w:rPr>
-      <w:rFonts w:asciiTheme="majorHAnsi" w:cstheme="majorBidi" w:eastAsiaTheme="majorEastAsia" w:hAnsiTheme="majorHAnsi"/>
+      <w:rFonts w:asciiTheme="majorHAnsi" w:cstheme="majorBidi" w:hAnsiTheme="majorHAnsi" w:eastAsia="黑体"/>
       <w:color w:themeColor="text1" w:val="000000"/>
     </w:rPr>
     <w:tblPr>
@@ -11394,6 +11965,7 @@
     </w:tcPr>
     <w:tblStylePr w:type="firstRow">
       <w:rPr>
+        <w:rFonts w:eastAsia="黑体"/>
         <w:b/>
         <w:bCs/>
         <w:color w:themeColor="text1" w:val="000000"/>
@@ -11405,6 +11977,7 @@
     </w:tblStylePr>
     <w:tblStylePr w:type="lastRow">
       <w:rPr>
+        <w:rFonts w:eastAsia="黑体"/>
         <w:b/>
         <w:bCs/>
         <w:color w:themeColor="text1" w:val="000000"/>
@@ -11424,6 +11997,7 @@
     </w:tblStylePr>
     <w:tblStylePr w:type="firstCol">
       <w:rPr>
+        <w:rFonts w:eastAsia="黑体"/>
         <w:b/>
         <w:bCs/>
         <w:color w:themeColor="text1" w:val="000000"/>
@@ -11443,6 +12017,7 @@
     </w:tblStylePr>
     <w:tblStylePr w:type="lastCol">
       <w:rPr>
+        <w:rFonts w:eastAsia="黑体"/>
         <w:b w:val="0"/>
         <w:bCs w:val="0"/>
         <w:color w:themeColor="text1" w:val="000000"/>
@@ -11492,7 +12067,7 @@
       <w:spacing w:after="0" w:line="240" w:lineRule="auto"/>
     </w:pPr>
     <w:rPr>
-      <w:rFonts w:asciiTheme="majorHAnsi" w:cstheme="majorBidi" w:eastAsiaTheme="majorEastAsia" w:hAnsiTheme="majorHAnsi"/>
+      <w:rFonts w:asciiTheme="majorHAnsi" w:cstheme="majorBidi" w:hAnsiTheme="majorHAnsi" w:eastAsia="黑体"/>
       <w:color w:themeColor="text1" w:val="000000"/>
     </w:rPr>
     <w:tblPr>
@@ -11519,6 +12094,7 @@
     </w:tcPr>
     <w:tblStylePr w:type="firstRow">
       <w:rPr>
+        <w:rFonts w:eastAsia="黑体"/>
         <w:b/>
         <w:bCs/>
         <w:color w:themeColor="text1" w:val="000000"/>
@@ -11530,6 +12106,7 @@
     </w:tblStylePr>
     <w:tblStylePr w:type="lastRow">
       <w:rPr>
+        <w:rFonts w:eastAsia="黑体"/>
         <w:b/>
         <w:bCs/>
         <w:color w:themeColor="text1" w:val="000000"/>
@@ -11549,6 +12126,7 @@
     </w:tblStylePr>
     <w:tblStylePr w:type="firstCol">
       <w:rPr>
+        <w:rFonts w:eastAsia="黑体"/>
         <w:b/>
         <w:bCs/>
         <w:color w:themeColor="text1" w:val="000000"/>
@@ -11568,6 +12146,7 @@
     </w:tblStylePr>
     <w:tblStylePr w:type="lastCol">
       <w:rPr>
+        <w:rFonts w:eastAsia="黑体"/>
         <w:b w:val="0"/>
         <w:bCs w:val="0"/>
         <w:color w:themeColor="text1" w:val="000000"/>
@@ -11617,7 +12196,7 @@
       <w:spacing w:after="0" w:line="240" w:lineRule="auto"/>
     </w:pPr>
     <w:rPr>
-      <w:rFonts w:asciiTheme="majorHAnsi" w:cstheme="majorBidi" w:eastAsiaTheme="majorEastAsia" w:hAnsiTheme="majorHAnsi"/>
+      <w:rFonts w:asciiTheme="majorHAnsi" w:cstheme="majorBidi" w:hAnsiTheme="majorHAnsi" w:eastAsia="黑体"/>
       <w:color w:themeColor="text1" w:val="000000"/>
     </w:rPr>
     <w:tblPr>
@@ -11644,6 +12223,7 @@
     </w:tcPr>
     <w:tblStylePr w:type="firstRow">
       <w:rPr>
+        <w:rFonts w:eastAsia="黑体"/>
         <w:b/>
         <w:bCs/>
         <w:color w:themeColor="text1" w:val="000000"/>
@@ -11655,6 +12235,7 @@
     </w:tblStylePr>
     <w:tblStylePr w:type="lastRow">
       <w:rPr>
+        <w:rFonts w:eastAsia="黑体"/>
         <w:b/>
         <w:bCs/>
         <w:color w:themeColor="text1" w:val="000000"/>
@@ -11674,6 +12255,7 @@
     </w:tblStylePr>
     <w:tblStylePr w:type="firstCol">
       <w:rPr>
+        <w:rFonts w:eastAsia="黑体"/>
         <w:b/>
         <w:bCs/>
         <w:color w:themeColor="text1" w:val="000000"/>
@@ -11693,6 +12275,7 @@
     </w:tblStylePr>
     <w:tblStylePr w:type="lastCol">
       <w:rPr>
+        <w:rFonts w:eastAsia="黑体"/>
         <w:b w:val="0"/>
         <w:bCs w:val="0"/>
         <w:color w:themeColor="text1" w:val="000000"/>
@@ -11742,7 +12325,7 @@
       <w:spacing w:after="0" w:line="240" w:lineRule="auto"/>
     </w:pPr>
     <w:rPr>
-      <w:rFonts w:asciiTheme="majorHAnsi" w:cstheme="majorBidi" w:eastAsiaTheme="majorEastAsia" w:hAnsiTheme="majorHAnsi"/>
+      <w:rFonts w:asciiTheme="majorHAnsi" w:cstheme="majorBidi" w:hAnsiTheme="majorHAnsi" w:eastAsia="黑体"/>
       <w:color w:themeColor="text1" w:val="000000"/>
     </w:rPr>
     <w:tblPr>
@@ -11769,6 +12352,7 @@
     </w:tcPr>
     <w:tblStylePr w:type="firstRow">
       <w:rPr>
+        <w:rFonts w:eastAsia="黑体"/>
         <w:b/>
         <w:bCs/>
         <w:color w:themeColor="text1" w:val="000000"/>
@@ -11780,6 +12364,7 @@
     </w:tblStylePr>
     <w:tblStylePr w:type="lastRow">
       <w:rPr>
+        <w:rFonts w:eastAsia="黑体"/>
         <w:b/>
         <w:bCs/>
         <w:color w:themeColor="text1" w:val="000000"/>
@@ -11799,6 +12384,7 @@
     </w:tblStylePr>
     <w:tblStylePr w:type="firstCol">
       <w:rPr>
+        <w:rFonts w:eastAsia="黑体"/>
         <w:b/>
         <w:bCs/>
         <w:color w:themeColor="text1" w:val="000000"/>
@@ -11818,6 +12404,7 @@
     </w:tblStylePr>
     <w:tblStylePr w:type="lastCol">
       <w:rPr>
+        <w:rFonts w:eastAsia="黑体"/>
         <w:b w:val="0"/>
         <w:bCs w:val="0"/>
         <w:color w:themeColor="text1" w:val="000000"/>
@@ -11867,7 +12454,7 @@
       <w:spacing w:after="0" w:line="240" w:lineRule="auto"/>
     </w:pPr>
     <w:rPr>
-      <w:rFonts w:asciiTheme="majorHAnsi" w:cstheme="majorBidi" w:eastAsiaTheme="majorEastAsia" w:hAnsiTheme="majorHAnsi"/>
+      <w:rFonts w:asciiTheme="majorHAnsi" w:cstheme="majorBidi" w:hAnsiTheme="majorHAnsi" w:eastAsia="黑体"/>
       <w:color w:themeColor="text1" w:val="000000"/>
     </w:rPr>
     <w:tblPr>
@@ -11894,6 +12481,7 @@
     </w:tcPr>
     <w:tblStylePr w:type="firstRow">
       <w:rPr>
+        <w:rFonts w:eastAsia="黑体"/>
         <w:b/>
         <w:bCs/>
         <w:color w:themeColor="text1" w:val="000000"/>
@@ -11905,6 +12493,7 @@
     </w:tblStylePr>
     <w:tblStylePr w:type="lastRow">
       <w:rPr>
+        <w:rFonts w:eastAsia="黑体"/>
         <w:b/>
         <w:bCs/>
         <w:color w:themeColor="text1" w:val="000000"/>
@@ -11924,6 +12513,7 @@
     </w:tblStylePr>
     <w:tblStylePr w:type="firstCol">
       <w:rPr>
+        <w:rFonts w:eastAsia="黑体"/>
         <w:b/>
         <w:bCs/>
         <w:color w:themeColor="text1" w:val="000000"/>
@@ -11943,6 +12533,7 @@
     </w:tblStylePr>
     <w:tblStylePr w:type="lastCol">
       <w:rPr>
+        <w:rFonts w:eastAsia="黑体"/>
         <w:b w:val="0"/>
         <w:bCs w:val="0"/>
         <w:color w:themeColor="text1" w:val="000000"/>
@@ -12015,6 +12606,7 @@
     </w:tcPr>
     <w:tblStylePr w:type="firstRow">
       <w:rPr>
+        <w:rFonts w:eastAsia="黑体"/>
         <w:b/>
         <w:bCs/>
         <w:i w:val="0"/>
@@ -12036,6 +12628,7 @@
     </w:tblStylePr>
     <w:tblStylePr w:type="lastRow">
       <w:rPr>
+        <w:rFonts w:eastAsia="黑体"/>
         <w:b/>
         <w:bCs/>
         <w:i w:val="0"/>
@@ -12057,6 +12650,7 @@
     </w:tblStylePr>
     <w:tblStylePr w:type="firstCol">
       <w:rPr>
+        <w:rFonts w:eastAsia="黑体"/>
         <w:b/>
         <w:bCs/>
         <w:i w:val="0"/>
@@ -12076,6 +12670,7 @@
     </w:tblStylePr>
     <w:tblStylePr w:type="lastCol">
       <w:rPr>
+        <w:rFonts w:eastAsia="黑体"/>
         <w:b/>
         <w:bCs/>
         <w:i w:val="0"/>
@@ -12156,6 +12751,7 @@
     </w:tcPr>
     <w:tblStylePr w:type="firstRow">
       <w:rPr>
+        <w:rFonts w:eastAsia="黑体"/>
         <w:b/>
         <w:bCs/>
         <w:i w:val="0"/>
@@ -12177,6 +12773,7 @@
     </w:tblStylePr>
     <w:tblStylePr w:type="lastRow">
       <w:rPr>
+        <w:rFonts w:eastAsia="黑体"/>
         <w:b/>
         <w:bCs/>
         <w:i w:val="0"/>
@@ -12198,6 +12795,7 @@
     </w:tblStylePr>
     <w:tblStylePr w:type="firstCol">
       <w:rPr>
+        <w:rFonts w:eastAsia="黑体"/>
         <w:b/>
         <w:bCs/>
         <w:i w:val="0"/>
@@ -12217,6 +12815,7 @@
     </w:tblStylePr>
     <w:tblStylePr w:type="lastCol">
       <w:rPr>
+        <w:rFonts w:eastAsia="黑体"/>
         <w:b/>
         <w:bCs/>
         <w:i w:val="0"/>
@@ -12297,6 +12896,7 @@
     </w:tcPr>
     <w:tblStylePr w:type="firstRow">
       <w:rPr>
+        <w:rFonts w:eastAsia="黑体"/>
         <w:b/>
         <w:bCs/>
         <w:i w:val="0"/>
@@ -12318,6 +12918,7 @@
     </w:tblStylePr>
     <w:tblStylePr w:type="lastRow">
       <w:rPr>
+        <w:rFonts w:eastAsia="黑体"/>
         <w:b/>
         <w:bCs/>
         <w:i w:val="0"/>
@@ -12339,6 +12940,7 @@
     </w:tblStylePr>
     <w:tblStylePr w:type="firstCol">
       <w:rPr>
+        <w:rFonts w:eastAsia="黑体"/>
         <w:b/>
         <w:bCs/>
         <w:i w:val="0"/>
@@ -12358,6 +12960,7 @@
     </w:tblStylePr>
     <w:tblStylePr w:type="lastCol">
       <w:rPr>
+        <w:rFonts w:eastAsia="黑体"/>
         <w:b/>
         <w:bCs/>
         <w:i w:val="0"/>
@@ -12438,6 +13041,7 @@
     </w:tcPr>
     <w:tblStylePr w:type="firstRow">
       <w:rPr>
+        <w:rFonts w:eastAsia="黑体"/>
         <w:b/>
         <w:bCs/>
         <w:i w:val="0"/>
@@ -12459,6 +13063,7 @@
     </w:tblStylePr>
     <w:tblStylePr w:type="lastRow">
       <w:rPr>
+        <w:rFonts w:eastAsia="黑体"/>
         <w:b/>
         <w:bCs/>
         <w:i w:val="0"/>
@@ -12480,6 +13085,7 @@
     </w:tblStylePr>
     <w:tblStylePr w:type="firstCol">
       <w:rPr>
+        <w:rFonts w:eastAsia="黑体"/>
         <w:b/>
         <w:bCs/>
         <w:i w:val="0"/>
@@ -12499,6 +13105,7 @@
     </w:tblStylePr>
     <w:tblStylePr w:type="lastCol">
       <w:rPr>
+        <w:rFonts w:eastAsia="黑体"/>
         <w:b/>
         <w:bCs/>
         <w:i w:val="0"/>
@@ -12579,6 +13186,7 @@
     </w:tcPr>
     <w:tblStylePr w:type="firstRow">
       <w:rPr>
+        <w:rFonts w:eastAsia="黑体"/>
         <w:b/>
         <w:bCs/>
         <w:i w:val="0"/>
@@ -12600,6 +13208,7 @@
     </w:tblStylePr>
     <w:tblStylePr w:type="lastRow">
       <w:rPr>
+        <w:rFonts w:eastAsia="黑体"/>
         <w:b/>
         <w:bCs/>
         <w:i w:val="0"/>
@@ -12621,6 +13230,7 @@
     </w:tblStylePr>
     <w:tblStylePr w:type="firstCol">
       <w:rPr>
+        <w:rFonts w:eastAsia="黑体"/>
         <w:b/>
         <w:bCs/>
         <w:i w:val="0"/>
@@ -12640,6 +13250,7 @@
     </w:tblStylePr>
     <w:tblStylePr w:type="lastCol">
       <w:rPr>
+        <w:rFonts w:eastAsia="黑体"/>
         <w:b/>
         <w:bCs/>
         <w:i w:val="0"/>
@@ -12720,6 +13331,7 @@
     </w:tcPr>
     <w:tblStylePr w:type="firstRow">
       <w:rPr>
+        <w:rFonts w:eastAsia="黑体"/>
         <w:b/>
         <w:bCs/>
         <w:i w:val="0"/>
@@ -12741,6 +13353,7 @@
     </w:tblStylePr>
     <w:tblStylePr w:type="lastRow">
       <w:rPr>
+        <w:rFonts w:eastAsia="黑体"/>
         <w:b/>
         <w:bCs/>
         <w:i w:val="0"/>
@@ -12762,6 +13375,7 @@
     </w:tblStylePr>
     <w:tblStylePr w:type="firstCol">
       <w:rPr>
+        <w:rFonts w:eastAsia="黑体"/>
         <w:b/>
         <w:bCs/>
         <w:i w:val="0"/>
@@ -12781,6 +13395,7 @@
     </w:tblStylePr>
     <w:tblStylePr w:type="lastCol">
       <w:rPr>
+        <w:rFonts w:eastAsia="黑体"/>
         <w:b/>
         <w:bCs/>
         <w:i w:val="0"/>
@@ -12861,6 +13476,7 @@
     </w:tcPr>
     <w:tblStylePr w:type="firstRow">
       <w:rPr>
+        <w:rFonts w:eastAsia="黑体"/>
         <w:b/>
         <w:bCs/>
         <w:i w:val="0"/>
@@ -12882,6 +13498,7 @@
     </w:tblStylePr>
     <w:tblStylePr w:type="lastRow">
       <w:rPr>
+        <w:rFonts w:eastAsia="黑体"/>
         <w:b/>
         <w:bCs/>
         <w:i w:val="0"/>
@@ -12903,6 +13520,7 @@
     </w:tblStylePr>
     <w:tblStylePr w:type="firstCol">
       <w:rPr>
+        <w:rFonts w:eastAsia="黑体"/>
         <w:b/>
         <w:bCs/>
         <w:i w:val="0"/>
@@ -12922,6 +13540,7 @@
     </w:tblStylePr>
     <w:tblStylePr w:type="lastCol">
       <w:rPr>
+        <w:rFonts w:eastAsia="黑体"/>
         <w:b/>
         <w:bCs/>
         <w:i w:val="0"/>
@@ -12979,6 +13598,7 @@
       <w:spacing w:after="0" w:line="240" w:lineRule="auto"/>
     </w:pPr>
     <w:rPr>
+      <w:rFonts w:eastAsia="黑体"/>
       <w:color w:themeColor="background1" w:val="FFFFFF"/>
     </w:rPr>
     <w:tblPr>
@@ -12997,6 +13617,7 @@
     </w:tcPr>
     <w:tblStylePr w:type="firstRow">
       <w:rPr>
+        <w:rFonts w:eastAsia="黑体"/>
         <w:b/>
         <w:bCs/>
       </w:rPr>
@@ -13093,6 +13714,7 @@
       <w:spacing w:after="0" w:line="240" w:lineRule="auto"/>
     </w:pPr>
     <w:rPr>
+      <w:rFonts w:eastAsia="黑体"/>
       <w:color w:themeColor="background1" w:val="FFFFFF"/>
     </w:rPr>
     <w:tblPr>
@@ -13111,6 +13733,7 @@
     </w:tcPr>
     <w:tblStylePr w:type="firstRow">
       <w:rPr>
+        <w:rFonts w:eastAsia="黑体"/>
         <w:b/>
         <w:bCs/>
       </w:rPr>
@@ -13207,6 +13830,7 @@
       <w:spacing w:after="0" w:line="240" w:lineRule="auto"/>
     </w:pPr>
     <w:rPr>
+      <w:rFonts w:eastAsia="黑体"/>
       <w:color w:themeColor="background1" w:val="FFFFFF"/>
     </w:rPr>
     <w:tblPr>
@@ -13225,6 +13849,7 @@
     </w:tcPr>
     <w:tblStylePr w:type="firstRow">
       <w:rPr>
+        <w:rFonts w:eastAsia="黑体"/>
         <w:b/>
         <w:bCs/>
       </w:rPr>
@@ -13321,6 +13946,7 @@
       <w:spacing w:after="0" w:line="240" w:lineRule="auto"/>
     </w:pPr>
     <w:rPr>
+      <w:rFonts w:eastAsia="黑体"/>
       <w:color w:themeColor="background1" w:val="FFFFFF"/>
     </w:rPr>
     <w:tblPr>
@@ -13339,6 +13965,7 @@
     </w:tcPr>
     <w:tblStylePr w:type="firstRow">
       <w:rPr>
+        <w:rFonts w:eastAsia="黑体"/>
         <w:b/>
         <w:bCs/>
       </w:rPr>
@@ -13435,6 +14062,7 @@
       <w:spacing w:after="0" w:line="240" w:lineRule="auto"/>
     </w:pPr>
     <w:rPr>
+      <w:rFonts w:eastAsia="黑体"/>
       <w:color w:themeColor="background1" w:val="FFFFFF"/>
     </w:rPr>
     <w:tblPr>
@@ -13453,6 +14081,7 @@
     </w:tcPr>
     <w:tblStylePr w:type="firstRow">
       <w:rPr>
+        <w:rFonts w:eastAsia="黑体"/>
         <w:b/>
         <w:bCs/>
       </w:rPr>
@@ -13549,6 +14178,7 @@
       <w:spacing w:after="0" w:line="240" w:lineRule="auto"/>
     </w:pPr>
     <w:rPr>
+      <w:rFonts w:eastAsia="黑体"/>
       <w:color w:themeColor="background1" w:val="FFFFFF"/>
     </w:rPr>
     <w:tblPr>
@@ -13567,6 +14197,7 @@
     </w:tcPr>
     <w:tblStylePr w:type="firstRow">
       <w:rPr>
+        <w:rFonts w:eastAsia="黑体"/>
         <w:b/>
         <w:bCs/>
       </w:rPr>
@@ -13663,6 +14294,7 @@
       <w:spacing w:after="0" w:line="240" w:lineRule="auto"/>
     </w:pPr>
     <w:rPr>
+      <w:rFonts w:eastAsia="黑体"/>
       <w:color w:themeColor="background1" w:val="FFFFFF"/>
     </w:rPr>
     <w:tblPr>
@@ -13681,6 +14313,7 @@
     </w:tcPr>
     <w:tblStylePr w:type="firstRow">
       <w:rPr>
+        <w:rFonts w:eastAsia="黑体"/>
         <w:b/>
         <w:bCs/>
       </w:rPr>
@@ -13777,6 +14410,7 @@
       <w:spacing w:after="0" w:line="240" w:lineRule="auto"/>
     </w:pPr>
     <w:rPr>
+      <w:rFonts w:eastAsia="黑体"/>
       <w:color w:themeColor="text1" w:val="000000"/>
     </w:rPr>
     <w:tblPr>
@@ -13803,6 +14437,7 @@
     </w:tcPr>
     <w:tblStylePr w:type="firstRow">
       <w:rPr>
+        <w:rFonts w:eastAsia="黑体"/>
         <w:b/>
         <w:bCs/>
       </w:rPr>
@@ -13821,6 +14456,7 @@
     </w:tblStylePr>
     <w:tblStylePr w:type="lastRow">
       <w:rPr>
+        <w:rFonts w:eastAsia="黑体"/>
         <w:b/>
         <w:bCs/>
         <w:color w:themeColor="background1" w:val="FFFFFF"/>
@@ -13835,6 +14471,7 @@
     </w:tblStylePr>
     <w:tblStylePr w:type="firstCol">
       <w:rPr>
+        <w:rFonts w:eastAsia="黑体"/>
         <w:color w:themeColor="background1" w:val="FFFFFF"/>
       </w:rPr>
       <w:tblPr/>
@@ -13852,6 +14489,7 @@
     </w:tblStylePr>
     <w:tblStylePr w:type="lastCol">
       <w:rPr>
+        <w:rFonts w:eastAsia="黑体"/>
         <w:color w:themeColor="background1" w:val="FFFFFF"/>
       </w:rPr>
       <w:tblPr/>
@@ -13881,11 +14519,13 @@
     </w:tblStylePr>
     <w:tblStylePr w:type="neCell">
       <w:rPr>
+        <w:rFonts w:eastAsia="黑体"/>
         <w:color w:themeColor="text1" w:val="000000"/>
       </w:rPr>
     </w:tblStylePr>
     <w:tblStylePr w:type="nwCell">
       <w:rPr>
+        <w:rFonts w:eastAsia="黑体"/>
         <w:color w:themeColor="text1" w:val="000000"/>
       </w:rPr>
     </w:tblStylePr>
@@ -13899,6 +14539,7 @@
       <w:spacing w:after="0" w:line="240" w:lineRule="auto"/>
     </w:pPr>
     <w:rPr>
+      <w:rFonts w:eastAsia="黑体"/>
       <w:color w:themeColor="text1" w:val="000000"/>
     </w:rPr>
     <w:tblPr>
@@ -13925,6 +14566,7 @@
     </w:tcPr>
     <w:tblStylePr w:type="firstRow">
       <w:rPr>
+        <w:rFonts w:eastAsia="黑体"/>
         <w:b/>
         <w:bCs/>
       </w:rPr>
@@ -13943,6 +14585,7 @@
     </w:tblStylePr>
     <w:tblStylePr w:type="lastRow">
       <w:rPr>
+        <w:rFonts w:eastAsia="黑体"/>
         <w:b/>
         <w:bCs/>
         <w:color w:themeColor="background1" w:val="FFFFFF"/>
@@ -13957,6 +14600,7 @@
     </w:tblStylePr>
     <w:tblStylePr w:type="firstCol">
       <w:rPr>
+        <w:rFonts w:eastAsia="黑体"/>
         <w:color w:themeColor="background1" w:val="FFFFFF"/>
       </w:rPr>
       <w:tblPr/>
@@ -13974,6 +14618,7 @@
     </w:tblStylePr>
     <w:tblStylePr w:type="lastCol">
       <w:rPr>
+        <w:rFonts w:eastAsia="黑体"/>
         <w:color w:themeColor="background1" w:val="FFFFFF"/>
       </w:rPr>
       <w:tblPr/>
@@ -14003,11 +14648,13 @@
     </w:tblStylePr>
     <w:tblStylePr w:type="neCell">
       <w:rPr>
+        <w:rFonts w:eastAsia="黑体"/>
         <w:color w:themeColor="text1" w:val="000000"/>
       </w:rPr>
     </w:tblStylePr>
     <w:tblStylePr w:type="nwCell">
       <w:rPr>
+        <w:rFonts w:eastAsia="黑体"/>
         <w:color w:themeColor="text1" w:val="000000"/>
       </w:rPr>
     </w:tblStylePr>
@@ -14021,6 +14668,7 @@
       <w:spacing w:after="0" w:line="240" w:lineRule="auto"/>
     </w:pPr>
     <w:rPr>
+      <w:rFonts w:eastAsia="黑体"/>
       <w:color w:themeColor="text1" w:val="000000"/>
     </w:rPr>
     <w:tblPr>
@@ -14047,6 +14695,7 @@
     </w:tcPr>
     <w:tblStylePr w:type="firstRow">
       <w:rPr>
+        <w:rFonts w:eastAsia="黑体"/>
         <w:b/>
         <w:bCs/>
       </w:rPr>
@@ -14065,6 +14714,7 @@
     </w:tblStylePr>
     <w:tblStylePr w:type="lastRow">
       <w:rPr>
+        <w:rFonts w:eastAsia="黑体"/>
         <w:b/>
         <w:bCs/>
         <w:color w:themeColor="background1" w:val="FFFFFF"/>
@@ -14079,6 +14729,7 @@
     </w:tblStylePr>
     <w:tblStylePr w:type="firstCol">
       <w:rPr>
+        <w:rFonts w:eastAsia="黑体"/>
         <w:color w:themeColor="background1" w:val="FFFFFF"/>
       </w:rPr>
       <w:tblPr/>
@@ -14096,6 +14747,7 @@
     </w:tblStylePr>
     <w:tblStylePr w:type="lastCol">
       <w:rPr>
+        <w:rFonts w:eastAsia="黑体"/>
         <w:color w:themeColor="background1" w:val="FFFFFF"/>
       </w:rPr>
       <w:tblPr/>
@@ -14125,11 +14777,13 @@
     </w:tblStylePr>
     <w:tblStylePr w:type="neCell">
       <w:rPr>
+        <w:rFonts w:eastAsia="黑体"/>
         <w:color w:themeColor="text1" w:val="000000"/>
       </w:rPr>
     </w:tblStylePr>
     <w:tblStylePr w:type="nwCell">
       <w:rPr>
+        <w:rFonts w:eastAsia="黑体"/>
         <w:color w:themeColor="text1" w:val="000000"/>
       </w:rPr>
     </w:tblStylePr>
@@ -14143,6 +14797,7 @@
       <w:spacing w:after="0" w:line="240" w:lineRule="auto"/>
     </w:pPr>
     <w:rPr>
+      <w:rFonts w:eastAsia="黑体"/>
       <w:color w:themeColor="text1" w:val="000000"/>
     </w:rPr>
     <w:tblPr>
@@ -14169,6 +14824,7 @@
     </w:tcPr>
     <w:tblStylePr w:type="firstRow">
       <w:rPr>
+        <w:rFonts w:eastAsia="黑体"/>
         <w:b/>
         <w:bCs/>
       </w:rPr>
@@ -14187,6 +14843,7 @@
     </w:tblStylePr>
     <w:tblStylePr w:type="lastRow">
       <w:rPr>
+        <w:rFonts w:eastAsia="黑体"/>
         <w:b/>
         <w:bCs/>
         <w:color w:themeColor="background1" w:val="FFFFFF"/>
@@ -14201,6 +14858,7 @@
     </w:tblStylePr>
     <w:tblStylePr w:type="firstCol">
       <w:rPr>
+        <w:rFonts w:eastAsia="黑体"/>
         <w:color w:themeColor="background1" w:val="FFFFFF"/>
       </w:rPr>
       <w:tblPr/>
@@ -14218,6 +14876,7 @@
     </w:tblStylePr>
     <w:tblStylePr w:type="lastCol">
       <w:rPr>
+        <w:rFonts w:eastAsia="黑体"/>
         <w:color w:themeColor="background1" w:val="FFFFFF"/>
       </w:rPr>
       <w:tblPr/>
@@ -14255,6 +14914,7 @@
       <w:spacing w:after="0" w:line="240" w:lineRule="auto"/>
     </w:pPr>
     <w:rPr>
+      <w:rFonts w:eastAsia="黑体"/>
       <w:color w:themeColor="text1" w:val="000000"/>
     </w:rPr>
     <w:tblPr>
@@ -14281,6 +14941,7 @@
     </w:tcPr>
     <w:tblStylePr w:type="firstRow">
       <w:rPr>
+        <w:rFonts w:eastAsia="黑体"/>
         <w:b/>
         <w:bCs/>
       </w:rPr>
@@ -14299,6 +14960,7 @@
     </w:tblStylePr>
     <w:tblStylePr w:type="lastRow">
       <w:rPr>
+        <w:rFonts w:eastAsia="黑体"/>
         <w:b/>
         <w:bCs/>
         <w:color w:themeColor="background1" w:val="FFFFFF"/>
@@ -14313,6 +14975,7 @@
     </w:tblStylePr>
     <w:tblStylePr w:type="firstCol">
       <w:rPr>
+        <w:rFonts w:eastAsia="黑体"/>
         <w:color w:themeColor="background1" w:val="FFFFFF"/>
       </w:rPr>
       <w:tblPr/>
@@ -14330,6 +14993,7 @@
     </w:tblStylePr>
     <w:tblStylePr w:type="lastCol">
       <w:rPr>
+        <w:rFonts w:eastAsia="黑体"/>
         <w:color w:themeColor="background1" w:val="FFFFFF"/>
       </w:rPr>
       <w:tblPr/>
@@ -14359,11 +15023,13 @@
     </w:tblStylePr>
     <w:tblStylePr w:type="neCell">
       <w:rPr>
+        <w:rFonts w:eastAsia="黑体"/>
         <w:color w:themeColor="text1" w:val="000000"/>
       </w:rPr>
     </w:tblStylePr>
     <w:tblStylePr w:type="nwCell">
       <w:rPr>
+        <w:rFonts w:eastAsia="黑体"/>
         <w:color w:themeColor="text1" w:val="000000"/>
       </w:rPr>
     </w:tblStylePr>
@@ -14377,6 +15043,7 @@
       <w:spacing w:after="0" w:line="240" w:lineRule="auto"/>
     </w:pPr>
     <w:rPr>
+      <w:rFonts w:eastAsia="黑体"/>
       <w:color w:themeColor="text1" w:val="000000"/>
     </w:rPr>
     <w:tblPr>
@@ -14403,6 +15070,7 @@
     </w:tcPr>
     <w:tblStylePr w:type="firstRow">
       <w:rPr>
+        <w:rFonts w:eastAsia="黑体"/>
         <w:b/>
         <w:bCs/>
       </w:rPr>
@@ -14421,6 +15089,7 @@
     </w:tblStylePr>
     <w:tblStylePr w:type="lastRow">
       <w:rPr>
+        <w:rFonts w:eastAsia="黑体"/>
         <w:b/>
         <w:bCs/>
         <w:color w:themeColor="background1" w:val="FFFFFF"/>
@@ -14435,6 +15104,7 @@
     </w:tblStylePr>
     <w:tblStylePr w:type="firstCol">
       <w:rPr>
+        <w:rFonts w:eastAsia="黑体"/>
         <w:color w:themeColor="background1" w:val="FFFFFF"/>
       </w:rPr>
       <w:tblPr/>
@@ -14452,6 +15122,7 @@
     </w:tblStylePr>
     <w:tblStylePr w:type="lastCol">
       <w:rPr>
+        <w:rFonts w:eastAsia="黑体"/>
         <w:color w:themeColor="background1" w:val="FFFFFF"/>
       </w:rPr>
       <w:tblPr/>
@@ -14481,11 +15152,13 @@
     </w:tblStylePr>
     <w:tblStylePr w:type="neCell">
       <w:rPr>
+        <w:rFonts w:eastAsia="黑体"/>
         <w:color w:themeColor="text1" w:val="000000"/>
       </w:rPr>
     </w:tblStylePr>
     <w:tblStylePr w:type="nwCell">
       <w:rPr>
+        <w:rFonts w:eastAsia="黑体"/>
         <w:color w:themeColor="text1" w:val="000000"/>
       </w:rPr>
     </w:tblStylePr>
@@ -14499,6 +15172,7 @@
       <w:spacing w:after="0" w:line="240" w:lineRule="auto"/>
     </w:pPr>
     <w:rPr>
+      <w:rFonts w:eastAsia="黑体"/>
       <w:color w:themeColor="text1" w:val="000000"/>
     </w:rPr>
     <w:tblPr>
@@ -14525,6 +15199,7 @@
     </w:tcPr>
     <w:tblStylePr w:type="firstRow">
       <w:rPr>
+        <w:rFonts w:eastAsia="黑体"/>
         <w:b/>
         <w:bCs/>
       </w:rPr>
@@ -14543,6 +15218,7 @@
     </w:tblStylePr>
     <w:tblStylePr w:type="lastRow">
       <w:rPr>
+        <w:rFonts w:eastAsia="黑体"/>
         <w:b/>
         <w:bCs/>
         <w:color w:themeColor="background1" w:val="FFFFFF"/>
@@ -14557,6 +15233,7 @@
     </w:tblStylePr>
     <w:tblStylePr w:type="firstCol">
       <w:rPr>
+        <w:rFonts w:eastAsia="黑体"/>
         <w:color w:themeColor="background1" w:val="FFFFFF"/>
       </w:rPr>
       <w:tblPr/>
@@ -14574,6 +15251,7 @@
     </w:tblStylePr>
     <w:tblStylePr w:type="lastCol">
       <w:rPr>
+        <w:rFonts w:eastAsia="黑体"/>
         <w:color w:themeColor="background1" w:val="FFFFFF"/>
       </w:rPr>
       <w:tblPr/>
@@ -14603,11 +15281,13 @@
     </w:tblStylePr>
     <w:tblStylePr w:type="neCell">
       <w:rPr>
+        <w:rFonts w:eastAsia="黑体"/>
         <w:color w:themeColor="text1" w:val="000000"/>
       </w:rPr>
     </w:tblStylePr>
     <w:tblStylePr w:type="nwCell">
       <w:rPr>
+        <w:rFonts w:eastAsia="黑体"/>
         <w:color w:themeColor="text1" w:val="000000"/>
       </w:rPr>
     </w:tblStylePr>
@@ -14621,6 +15301,7 @@
       <w:spacing w:after="0" w:line="240" w:lineRule="auto"/>
     </w:pPr>
     <w:rPr>
+      <w:rFonts w:eastAsia="黑体"/>
       <w:color w:themeColor="text1" w:val="000000"/>
     </w:rPr>
     <w:tblPr>
@@ -14639,6 +15320,7 @@
     </w:tcPr>
     <w:tblStylePr w:type="firstRow">
       <w:rPr>
+        <w:rFonts w:eastAsia="黑体"/>
         <w:b/>
         <w:bCs/>
         <w:color w:themeColor="background1" w:val="FFFFFF"/>
@@ -14653,6 +15335,7 @@
     </w:tblStylePr>
     <w:tblStylePr w:type="lastRow">
       <w:rPr>
+        <w:rFonts w:eastAsia="黑体"/>
         <w:b/>
         <w:bCs/>
         <w:color w:themeColor="accent2" w:themeShade="CC" w:val="9E3A38"/>
@@ -14667,12 +15350,14 @@
     </w:tblStylePr>
     <w:tblStylePr w:type="firstCol">
       <w:rPr>
+        <w:rFonts w:eastAsia="黑体"/>
         <w:b/>
         <w:bCs/>
       </w:rPr>
     </w:tblStylePr>
     <w:tblStylePr w:type="lastCol">
       <w:rPr>
+        <w:rFonts w:eastAsia="黑体"/>
         <w:b/>
         <w:bCs/>
       </w:rPr>
@@ -14707,6 +15392,7 @@
       <w:spacing w:after="0" w:line="240" w:lineRule="auto"/>
     </w:pPr>
     <w:rPr>
+      <w:rFonts w:eastAsia="黑体"/>
       <w:color w:themeColor="text1" w:val="000000"/>
     </w:rPr>
     <w:tblPr>
@@ -14725,6 +15411,7 @@
     </w:tcPr>
     <w:tblStylePr w:type="firstRow">
       <w:rPr>
+        <w:rFonts w:eastAsia="黑体"/>
         <w:b/>
         <w:bCs/>
         <w:color w:themeColor="background1" w:val="FFFFFF"/>
@@ -14739,6 +15426,7 @@
     </w:tblStylePr>
     <w:tblStylePr w:type="lastRow">
       <w:rPr>
+        <w:rFonts w:eastAsia="黑体"/>
         <w:b/>
         <w:bCs/>
         <w:color w:themeColor="accent2" w:themeShade="CC" w:val="9E3A38"/>
@@ -14753,12 +15441,14 @@
     </w:tblStylePr>
     <w:tblStylePr w:type="firstCol">
       <w:rPr>
+        <w:rFonts w:eastAsia="黑体"/>
         <w:b/>
         <w:bCs/>
       </w:rPr>
     </w:tblStylePr>
     <w:tblStylePr w:type="lastCol">
       <w:rPr>
+        <w:rFonts w:eastAsia="黑体"/>
         <w:b/>
         <w:bCs/>
       </w:rPr>
@@ -14793,6 +15483,7 @@
       <w:spacing w:after="0" w:line="240" w:lineRule="auto"/>
     </w:pPr>
     <w:rPr>
+      <w:rFonts w:eastAsia="黑体"/>
       <w:color w:themeColor="text1" w:val="000000"/>
     </w:rPr>
     <w:tblPr>
@@ -14811,6 +15502,7 @@
     </w:tcPr>
     <w:tblStylePr w:type="firstRow">
       <w:rPr>
+        <w:rFonts w:eastAsia="黑体"/>
         <w:b/>
         <w:bCs/>
         <w:color w:themeColor="background1" w:val="FFFFFF"/>
@@ -14825,6 +15517,7 @@
     </w:tblStylePr>
     <w:tblStylePr w:type="lastRow">
       <w:rPr>
+        <w:rFonts w:eastAsia="黑体"/>
         <w:b/>
         <w:bCs/>
         <w:color w:themeColor="accent2" w:themeShade="CC" w:val="9E3A38"/>
@@ -14839,12 +15532,14 @@
     </w:tblStylePr>
     <w:tblStylePr w:type="firstCol">
       <w:rPr>
+        <w:rFonts w:eastAsia="黑体"/>
         <w:b/>
         <w:bCs/>
       </w:rPr>
     </w:tblStylePr>
     <w:tblStylePr w:type="lastCol">
       <w:rPr>
+        <w:rFonts w:eastAsia="黑体"/>
         <w:b/>
         <w:bCs/>
       </w:rPr>
@@ -14879,6 +15574,7 @@
       <w:spacing w:after="0" w:line="240" w:lineRule="auto"/>
     </w:pPr>
     <w:rPr>
+      <w:rFonts w:eastAsia="黑体"/>
       <w:color w:themeColor="text1" w:val="000000"/>
     </w:rPr>
     <w:tblPr>
@@ -14897,6 +15593,7 @@
     </w:tcPr>
     <w:tblStylePr w:type="firstRow">
       <w:rPr>
+        <w:rFonts w:eastAsia="黑体"/>
         <w:b/>
         <w:bCs/>
         <w:color w:themeColor="background1" w:val="FFFFFF"/>
@@ -14911,6 +15608,7 @@
     </w:tblStylePr>
     <w:tblStylePr w:type="lastRow">
       <w:rPr>
+        <w:rFonts w:eastAsia="黑体"/>
         <w:b/>
         <w:bCs/>
         <w:color w:themeColor="accent4" w:themeShade="CC" w:val="664E82"/>
@@ -14925,12 +15623,14 @@
     </w:tblStylePr>
     <w:tblStylePr w:type="firstCol">
       <w:rPr>
+        <w:rFonts w:eastAsia="黑体"/>
         <w:b/>
         <w:bCs/>
       </w:rPr>
     </w:tblStylePr>
     <w:tblStylePr w:type="lastCol">
       <w:rPr>
+        <w:rFonts w:eastAsia="黑体"/>
         <w:b/>
         <w:bCs/>
       </w:rPr>
@@ -14965,6 +15665,7 @@
       <w:spacing w:after="0" w:line="240" w:lineRule="auto"/>
     </w:pPr>
     <w:rPr>
+      <w:rFonts w:eastAsia="黑体"/>
       <w:color w:themeColor="text1" w:val="000000"/>
     </w:rPr>
     <w:tblPr>
@@ -14983,6 +15684,7 @@
     </w:tcPr>
     <w:tblStylePr w:type="firstRow">
       <w:rPr>
+        <w:rFonts w:eastAsia="黑体"/>
         <w:b/>
         <w:bCs/>
         <w:color w:themeColor="background1" w:val="FFFFFF"/>
@@ -14997,6 +15699,7 @@
     </w:tblStylePr>
     <w:tblStylePr w:type="lastRow">
       <w:rPr>
+        <w:rFonts w:eastAsia="黑体"/>
         <w:b/>
         <w:bCs/>
         <w:color w:themeColor="accent3" w:themeShade="CC" w:val="7E9C40"/>
@@ -15011,12 +15714,14 @@
     </w:tblStylePr>
     <w:tblStylePr w:type="firstCol">
       <w:rPr>
+        <w:rFonts w:eastAsia="黑体"/>
         <w:b/>
         <w:bCs/>
       </w:rPr>
     </w:tblStylePr>
     <w:tblStylePr w:type="lastCol">
       <w:rPr>
+        <w:rFonts w:eastAsia="黑体"/>
         <w:b/>
         <w:bCs/>
       </w:rPr>
@@ -15051,6 +15756,7 @@
       <w:spacing w:after="0" w:line="240" w:lineRule="auto"/>
     </w:pPr>
     <w:rPr>
+      <w:rFonts w:eastAsia="黑体"/>
       <w:color w:themeColor="text1" w:val="000000"/>
     </w:rPr>
     <w:tblPr>
@@ -15069,6 +15775,7 @@
     </w:tcPr>
     <w:tblStylePr w:type="firstRow">
       <w:rPr>
+        <w:rFonts w:eastAsia="黑体"/>
         <w:b/>
         <w:bCs/>
         <w:color w:themeColor="background1" w:val="FFFFFF"/>
@@ -15083,6 +15790,7 @@
     </w:tblStylePr>
     <w:tblStylePr w:type="lastRow">
       <w:rPr>
+        <w:rFonts w:eastAsia="黑体"/>
         <w:b/>
         <w:bCs/>
         <w:color w:themeColor="accent6" w:themeShade="CC" w:val="F2730A"/>
@@ -15097,12 +15805,14 @@
     </w:tblStylePr>
     <w:tblStylePr w:type="firstCol">
       <w:rPr>
+        <w:rFonts w:eastAsia="黑体"/>
         <w:b/>
         <w:bCs/>
       </w:rPr>
     </w:tblStylePr>
     <w:tblStylePr w:type="lastCol">
       <w:rPr>
+        <w:rFonts w:eastAsia="黑体"/>
         <w:b/>
         <w:bCs/>
       </w:rPr>
@@ -15137,6 +15847,7 @@
       <w:spacing w:after="0" w:line="240" w:lineRule="auto"/>
     </w:pPr>
     <w:rPr>
+      <w:rFonts w:eastAsia="黑体"/>
       <w:color w:themeColor="text1" w:val="000000"/>
     </w:rPr>
     <w:tblPr>
@@ -15155,6 +15866,7 @@
     </w:tcPr>
     <w:tblStylePr w:type="firstRow">
       <w:rPr>
+        <w:rFonts w:eastAsia="黑体"/>
         <w:b/>
         <w:bCs/>
         <w:color w:themeColor="background1" w:val="FFFFFF"/>
@@ -15169,6 +15881,7 @@
     </w:tblStylePr>
     <w:tblStylePr w:type="lastRow">
       <w:rPr>
+        <w:rFonts w:eastAsia="黑体"/>
         <w:b/>
         <w:bCs/>
         <w:color w:themeColor="accent5" w:themeShade="CC" w:val="348DA5"/>
@@ -15183,12 +15896,14 @@
     </w:tblStylePr>
     <w:tblStylePr w:type="firstCol">
       <w:rPr>
+        <w:rFonts w:eastAsia="黑体"/>
         <w:b/>
         <w:bCs/>
       </w:rPr>
     </w:tblStylePr>
     <w:tblStylePr w:type="lastCol">
       <w:rPr>
+        <w:rFonts w:eastAsia="黑体"/>
         <w:b/>
         <w:bCs/>
       </w:rPr>
@@ -15223,6 +15938,7 @@
       <w:spacing w:after="0" w:line="240" w:lineRule="auto"/>
     </w:pPr>
     <w:rPr>
+      <w:rFonts w:eastAsia="黑体"/>
       <w:color w:themeColor="text1" w:val="000000"/>
     </w:rPr>
     <w:tblPr>
@@ -15244,6 +15960,7 @@
     </w:tcPr>
     <w:tblStylePr w:type="firstRow">
       <w:rPr>
+        <w:rFonts w:eastAsia="黑体"/>
         <w:b/>
         <w:bCs/>
       </w:rPr>
@@ -15254,6 +15971,7 @@
     </w:tblStylePr>
     <w:tblStylePr w:type="lastRow">
       <w:rPr>
+        <w:rFonts w:eastAsia="黑体"/>
         <w:b/>
         <w:bCs/>
         <w:color w:themeColor="text1" w:val="000000"/>
@@ -15265,6 +15983,7 @@
     </w:tblStylePr>
     <w:tblStylePr w:type="firstCol">
       <w:rPr>
+        <w:rFonts w:eastAsia="黑体"/>
         <w:color w:themeColor="background1" w:val="FFFFFF"/>
       </w:rPr>
       <w:tblPr/>
@@ -15274,6 +15993,7 @@
     </w:tblStylePr>
     <w:tblStylePr w:type="lastCol">
       <w:rPr>
+        <w:rFonts w:eastAsia="黑体"/>
         <w:color w:themeColor="background1" w:val="FFFFFF"/>
       </w:rPr>
       <w:tblPr/>
@@ -15303,6 +16023,7 @@
       <w:spacing w:after="0" w:line="240" w:lineRule="auto"/>
     </w:pPr>
     <w:rPr>
+      <w:rFonts w:eastAsia="黑体"/>
       <w:color w:themeColor="text1" w:val="000000"/>
     </w:rPr>
     <w:tblPr>
@@ -15324,6 +16045,7 @@
     </w:tcPr>
     <w:tblStylePr w:type="firstRow">
       <w:rPr>
+        <w:rFonts w:eastAsia="黑体"/>
         <w:b/>
         <w:bCs/>
       </w:rPr>
@@ -15334,6 +16056,7 @@
     </w:tblStylePr>
     <w:tblStylePr w:type="lastRow">
       <w:rPr>
+        <w:rFonts w:eastAsia="黑体"/>
         <w:b/>
         <w:bCs/>
         <w:color w:themeColor="text1" w:val="000000"/>
@@ -15345,6 +16068,7 @@
     </w:tblStylePr>
     <w:tblStylePr w:type="firstCol">
       <w:rPr>
+        <w:rFonts w:eastAsia="黑体"/>
         <w:color w:themeColor="background1" w:val="FFFFFF"/>
       </w:rPr>
       <w:tblPr/>
@@ -15354,6 +16078,7 @@
     </w:tblStylePr>
     <w:tblStylePr w:type="lastCol">
       <w:rPr>
+        <w:rFonts w:eastAsia="黑体"/>
         <w:color w:themeColor="background1" w:val="FFFFFF"/>
       </w:rPr>
       <w:tblPr/>
@@ -15383,6 +16108,7 @@
       <w:spacing w:after="0" w:line="240" w:lineRule="auto"/>
     </w:pPr>
     <w:rPr>
+      <w:rFonts w:eastAsia="黑体"/>
       <w:color w:themeColor="text1" w:val="000000"/>
     </w:rPr>
     <w:tblPr>
@@ -15404,6 +16130,7 @@
     </w:tcPr>
     <w:tblStylePr w:type="firstRow">
       <w:rPr>
+        <w:rFonts w:eastAsia="黑体"/>
         <w:b/>
         <w:bCs/>
       </w:rPr>
@@ -15414,6 +16141,7 @@
     </w:tblStylePr>
     <w:tblStylePr w:type="lastRow">
       <w:rPr>
+        <w:rFonts w:eastAsia="黑体"/>
         <w:b/>
         <w:bCs/>
         <w:color w:themeColor="text1" w:val="000000"/>
@@ -15425,6 +16153,7 @@
     </w:tblStylePr>
     <w:tblStylePr w:type="firstCol">
       <w:rPr>
+        <w:rFonts w:eastAsia="黑体"/>
         <w:color w:themeColor="background1" w:val="FFFFFF"/>
       </w:rPr>
       <w:tblPr/>
@@ -15434,6 +16163,7 @@
     </w:tblStylePr>
     <w:tblStylePr w:type="lastCol">
       <w:rPr>
+        <w:rFonts w:eastAsia="黑体"/>
         <w:color w:themeColor="background1" w:val="FFFFFF"/>
       </w:rPr>
       <w:tblPr/>
@@ -15463,6 +16193,7 @@
       <w:spacing w:after="0" w:line="240" w:lineRule="auto"/>
     </w:pPr>
     <w:rPr>
+      <w:rFonts w:eastAsia="黑体"/>
       <w:color w:themeColor="text1" w:val="000000"/>
     </w:rPr>
     <w:tblPr>
@@ -15484,6 +16215,7 @@
     </w:tcPr>
     <w:tblStylePr w:type="firstRow">
       <w:rPr>
+        <w:rFonts w:eastAsia="黑体"/>
         <w:b/>
         <w:bCs/>
       </w:rPr>
@@ -15494,6 +16226,7 @@
     </w:tblStylePr>
     <w:tblStylePr w:type="lastRow">
       <w:rPr>
+        <w:rFonts w:eastAsia="黑体"/>
         <w:b/>
         <w:bCs/>
         <w:color w:themeColor="text1" w:val="000000"/>
@@ -15505,6 +16238,7 @@
     </w:tblStylePr>
     <w:tblStylePr w:type="firstCol">
       <w:rPr>
+        <w:rFonts w:eastAsia="黑体"/>
         <w:color w:themeColor="background1" w:val="FFFFFF"/>
       </w:rPr>
       <w:tblPr/>
@@ -15514,6 +16248,7 @@
     </w:tblStylePr>
     <w:tblStylePr w:type="lastCol">
       <w:rPr>
+        <w:rFonts w:eastAsia="黑体"/>
         <w:color w:themeColor="background1" w:val="FFFFFF"/>
       </w:rPr>
       <w:tblPr/>
@@ -15543,6 +16278,7 @@
       <w:spacing w:after="0" w:line="240" w:lineRule="auto"/>
     </w:pPr>
     <w:rPr>
+      <w:rFonts w:eastAsia="黑体"/>
       <w:color w:themeColor="text1" w:val="000000"/>
     </w:rPr>
     <w:tblPr>
@@ -15564,6 +16300,7 @@
     </w:tcPr>
     <w:tblStylePr w:type="firstRow">
       <w:rPr>
+        <w:rFonts w:eastAsia="黑体"/>
         <w:b/>
         <w:bCs/>
       </w:rPr>
@@ -15574,6 +16311,7 @@
     </w:tblStylePr>
     <w:tblStylePr w:type="lastRow">
       <w:rPr>
+        <w:rFonts w:eastAsia="黑体"/>
         <w:b/>
         <w:bCs/>
         <w:color w:themeColor="text1" w:val="000000"/>
@@ -15585,6 +16323,7 @@
     </w:tblStylePr>
     <w:tblStylePr w:type="firstCol">
       <w:rPr>
+        <w:rFonts w:eastAsia="黑体"/>
         <w:color w:themeColor="background1" w:val="FFFFFF"/>
       </w:rPr>
       <w:tblPr/>
@@ -15594,6 +16333,7 @@
     </w:tblStylePr>
     <w:tblStylePr w:type="lastCol">
       <w:rPr>
+        <w:rFonts w:eastAsia="黑体"/>
         <w:color w:themeColor="background1" w:val="FFFFFF"/>
       </w:rPr>
       <w:tblPr/>
@@ -15623,6 +16363,7 @@
       <w:spacing w:after="0" w:line="240" w:lineRule="auto"/>
     </w:pPr>
     <w:rPr>
+      <w:rFonts w:eastAsia="黑体"/>
       <w:color w:themeColor="text1" w:val="000000"/>
     </w:rPr>
     <w:tblPr>
@@ -15644,6 +16385,7 @@
     </w:tcPr>
     <w:tblStylePr w:type="firstRow">
       <w:rPr>
+        <w:rFonts w:eastAsia="黑体"/>
         <w:b/>
         <w:bCs/>
       </w:rPr>
@@ -15654,6 +16396,7 @@
     </w:tblStylePr>
     <w:tblStylePr w:type="lastRow">
       <w:rPr>
+        <w:rFonts w:eastAsia="黑体"/>
         <w:b/>
         <w:bCs/>
         <w:color w:themeColor="text1" w:val="000000"/>
@@ -15665,6 +16408,7 @@
     </w:tblStylePr>
     <w:tblStylePr w:type="firstCol">
       <w:rPr>
+        <w:rFonts w:eastAsia="黑体"/>
         <w:color w:themeColor="background1" w:val="FFFFFF"/>
       </w:rPr>
       <w:tblPr/>
@@ -15674,6 +16418,7 @@
     </w:tblStylePr>
     <w:tblStylePr w:type="lastCol">
       <w:rPr>
+        <w:rFonts w:eastAsia="黑体"/>
         <w:color w:themeColor="background1" w:val="FFFFFF"/>
       </w:rPr>
       <w:tblPr/>
@@ -15703,6 +16448,7 @@
       <w:spacing w:after="0" w:line="240" w:lineRule="auto"/>
     </w:pPr>
     <w:rPr>
+      <w:rFonts w:eastAsia="黑体"/>
       <w:color w:themeColor="text1" w:val="000000"/>
     </w:rPr>
     <w:tblPr>
@@ -15724,6 +16470,7 @@
     </w:tcPr>
     <w:tblStylePr w:type="firstRow">
       <w:rPr>
+        <w:rFonts w:eastAsia="黑体"/>
         <w:b/>
         <w:bCs/>
       </w:rPr>
@@ -15734,6 +16481,7 @@
     </w:tblStylePr>
     <w:tblStylePr w:type="lastRow">
       <w:rPr>
+        <w:rFonts w:eastAsia="黑体"/>
         <w:b/>
         <w:bCs/>
         <w:color w:themeColor="text1" w:val="000000"/>
@@ -15745,6 +16493,7 @@
     </w:tblStylePr>
     <w:tblStylePr w:type="firstCol">
       <w:rPr>
+        <w:rFonts w:eastAsia="黑体"/>
         <w:color w:themeColor="background1" w:val="FFFFFF"/>
       </w:rPr>
       <w:tblPr/>
@@ -15754,6 +16503,7 @@
     </w:tblStylePr>
     <w:tblStylePr w:type="lastCol">
       <w:rPr>
+        <w:rFonts w:eastAsia="黑体"/>
         <w:color w:themeColor="background1" w:val="FFFFFF"/>
       </w:rPr>
       <w:tblPr/>
@@ -15786,6 +16536,7 @@
     <w:name w:val="KeywordTok"/>
     <w:basedOn w:val="VerbatimChar"/>
     <w:rPr>
+      <w:rFonts w:eastAsia="黑体"/>
       <w:b/>
       <w:color w:val="007020"/>
     </w:rPr>
@@ -15794,6 +16545,7 @@
     <w:name w:val="DataTypeTok"/>
     <w:basedOn w:val="VerbatimChar"/>
     <w:rPr>
+      <w:rFonts w:eastAsia="黑体"/>
       <w:color w:val="902000"/>
     </w:rPr>
   </w:style>
@@ -15801,6 +16553,7 @@
     <w:name w:val="DecValTok"/>
     <w:basedOn w:val="VerbatimChar"/>
     <w:rPr>
+      <w:rFonts w:eastAsia="黑体"/>
       <w:color w:val="40a070"/>
     </w:rPr>
   </w:style>
@@ -15808,6 +16561,7 @@
     <w:name w:val="BaseNTok"/>
     <w:basedOn w:val="VerbatimChar"/>
     <w:rPr>
+      <w:rFonts w:eastAsia="黑体"/>
       <w:color w:val="40a070"/>
     </w:rPr>
   </w:style>
@@ -15815,6 +16569,7 @@
     <w:name w:val="FloatTok"/>
     <w:basedOn w:val="VerbatimChar"/>
     <w:rPr>
+      <w:rFonts w:eastAsia="黑体"/>
       <w:color w:val="40a070"/>
     </w:rPr>
   </w:style>
@@ -15822,6 +16577,7 @@
     <w:name w:val="ConstantTok"/>
     <w:basedOn w:val="VerbatimChar"/>
     <w:rPr>
+      <w:rFonts w:eastAsia="黑体"/>
       <w:color w:val="880000"/>
     </w:rPr>
   </w:style>
@@ -15829,6 +16585,7 @@
     <w:name w:val="CharTok"/>
     <w:basedOn w:val="VerbatimChar"/>
     <w:rPr>
+      <w:rFonts w:eastAsia="黑体"/>
       <w:color w:val="4070a0"/>
     </w:rPr>
   </w:style>
@@ -15836,6 +16593,7 @@
     <w:name w:val="SpecialCharTok"/>
     <w:basedOn w:val="VerbatimChar"/>
     <w:rPr>
+      <w:rFonts w:eastAsia="黑体"/>
       <w:color w:val="4070a0"/>
     </w:rPr>
   </w:style>
@@ -15843,6 +16601,7 @@
     <w:name w:val="StringTok"/>
     <w:basedOn w:val="VerbatimChar"/>
     <w:rPr>
+      <w:rFonts w:eastAsia="黑体"/>
       <w:color w:val="4070a0"/>
     </w:rPr>
   </w:style>
@@ -15850,6 +16609,7 @@
     <w:name w:val="VerbatimStringTok"/>
     <w:basedOn w:val="VerbatimChar"/>
     <w:rPr>
+      <w:rFonts w:eastAsia="黑体"/>
       <w:color w:val="4070a0"/>
     </w:rPr>
   </w:style>
@@ -15857,6 +16617,7 @@
     <w:name w:val="SpecialStringTok"/>
     <w:basedOn w:val="VerbatimChar"/>
     <w:rPr>
+      <w:rFonts w:eastAsia="黑体"/>
       <w:color w:val="bb6688"/>
     </w:rPr>
   </w:style>
@@ -15864,6 +16625,7 @@
     <w:name w:val="ImportTok"/>
     <w:basedOn w:val="VerbatimChar"/>
     <w:rPr>
+      <w:rFonts w:eastAsia="黑体"/>
       <w:b/>
       <w:color w:val="008000"/>
     </w:rPr>
@@ -15872,6 +16634,7 @@
     <w:name w:val="CommentTok"/>
     <w:basedOn w:val="VerbatimChar"/>
     <w:rPr>
+      <w:rFonts w:eastAsia="黑体"/>
       <w:i/>
       <w:color w:val="60a0b0"/>
     </w:rPr>
@@ -15880,6 +16643,7 @@
     <w:name w:val="DocumentationTok"/>
     <w:basedOn w:val="VerbatimChar"/>
     <w:rPr>
+      <w:rFonts w:eastAsia="黑体"/>
       <w:i/>
       <w:color w:val="ba2121"/>
     </w:rPr>
@@ -15888,6 +16652,7 @@
     <w:name w:val="AnnotationTok"/>
     <w:basedOn w:val="VerbatimChar"/>
     <w:rPr>
+      <w:rFonts w:eastAsia="黑体"/>
       <w:b/>
       <w:i/>
       <w:color w:val="60a0b0"/>
@@ -15897,6 +16662,7 @@
     <w:name w:val="CommentVarTok"/>
     <w:basedOn w:val="VerbatimChar"/>
     <w:rPr>
+      <w:rFonts w:eastAsia="黑体"/>
       <w:b/>
       <w:i/>
       <w:color w:val="60a0b0"/>
@@ -15906,6 +16672,7 @@
     <w:name w:val="OtherTok"/>
     <w:basedOn w:val="VerbatimChar"/>
     <w:rPr>
+      <w:rFonts w:eastAsia="黑体"/>
       <w:color w:val="007020"/>
     </w:rPr>
   </w:style>
@@ -15913,6 +16680,7 @@
     <w:name w:val="FunctionTok"/>
     <w:basedOn w:val="VerbatimChar"/>
     <w:rPr>
+      <w:rFonts w:eastAsia="黑体"/>
       <w:color w:val="06287e"/>
     </w:rPr>
   </w:style>
@@ -15920,6 +16688,7 @@
     <w:name w:val="VariableTok"/>
     <w:basedOn w:val="VerbatimChar"/>
     <w:rPr>
+      <w:rFonts w:eastAsia="黑体"/>
       <w:color w:val="19177c"/>
     </w:rPr>
   </w:style>
@@ -15927,6 +16696,7 @@
     <w:name w:val="ControlFlowTok"/>
     <w:basedOn w:val="VerbatimChar"/>
     <w:rPr>
+      <w:rFonts w:eastAsia="黑体"/>
       <w:b/>
       <w:color w:val="007020"/>
     </w:rPr>
@@ -15935,6 +16705,7 @@
     <w:name w:val="OperatorTok"/>
     <w:basedOn w:val="VerbatimChar"/>
     <w:rPr>
+      <w:rFonts w:eastAsia="黑体"/>
       <w:color w:val="666666"/>
     </w:rPr>
   </w:style>
@@ -15942,18 +16713,22 @@
     <w:name w:val="BuiltInTok"/>
     <w:basedOn w:val="VerbatimChar"/>
     <w:rPr>
+      <w:rFonts w:eastAsia="黑体"/>
       <w:color w:val="008000"/>
     </w:rPr>
   </w:style>
   <w:style w:type="character" w:customStyle="1" w:styleId="ExtensionTok">
     <w:name w:val="ExtensionTok"/>
     <w:basedOn w:val="VerbatimChar"/>
-    <w:rPr/>
+    <w:rPr>
+      <w:rFonts w:eastAsia="黑体"/>
+    </w:rPr>
   </w:style>
   <w:style w:type="character" w:customStyle="1" w:styleId="PreprocessorTok">
     <w:name w:val="PreprocessorTok"/>
     <w:basedOn w:val="VerbatimChar"/>
     <w:rPr>
+      <w:rFonts w:eastAsia="黑体"/>
       <w:color w:val="bc7a00"/>
     </w:rPr>
   </w:style>
@@ -15961,18 +16736,22 @@
     <w:name w:val="AttributeTok"/>
     <w:basedOn w:val="VerbatimChar"/>
     <w:rPr>
+      <w:rFonts w:eastAsia="黑体"/>
       <w:color w:val="7d9029"/>
     </w:rPr>
   </w:style>
   <w:style w:type="character" w:customStyle="1" w:styleId="RegionMarkerTok">
     <w:name w:val="RegionMarkerTok"/>
     <w:basedOn w:val="VerbatimChar"/>
-    <w:rPr/>
+    <w:rPr>
+      <w:rFonts w:eastAsia="黑体"/>
+    </w:rPr>
   </w:style>
   <w:style w:type="character" w:customStyle="1" w:styleId="InformationTok">
     <w:name w:val="InformationTok"/>
     <w:basedOn w:val="VerbatimChar"/>
     <w:rPr>
+      <w:rFonts w:eastAsia="黑体"/>
       <w:b/>
       <w:i/>
       <w:color w:val="60a0b0"/>
@@ -15982,6 +16761,7 @@
     <w:name w:val="WarningTok"/>
     <w:basedOn w:val="VerbatimChar"/>
     <w:rPr>
+      <w:rFonts w:eastAsia="黑体"/>
       <w:b/>
       <w:i/>
       <w:color w:val="60a0b0"/>
@@ -15991,6 +16771,7 @@
     <w:name w:val="AlertTok"/>
     <w:basedOn w:val="VerbatimChar"/>
     <w:rPr>
+      <w:rFonts w:eastAsia="黑体"/>
       <w:b/>
       <w:color w:val="ff0000"/>
     </w:rPr>
@@ -15999,6 +16780,7 @@
     <w:name w:val="ErrorTok"/>
     <w:basedOn w:val="VerbatimChar"/>
     <w:rPr>
+      <w:rFonts w:eastAsia="黑体"/>
       <w:b/>
       <w:color w:val="ff0000"/>
     </w:rPr>
@@ -16006,7 +16788,9 @@
   <w:style w:type="character" w:customStyle="1" w:styleId="NormalTok">
     <w:name w:val="NormalTok"/>
     <w:basedOn w:val="VerbatimChar"/>
-    <w:rPr/>
+    <w:rPr>
+      <w:rFonts w:eastAsia="黑体"/>
+    </w:rPr>
   </w:style>
 </w:styles>
 </file>
@@ -16055,12 +16839,12 @@
     <a:fontScheme name="Office">
       <a:majorFont>
         <a:latin typeface="Calibri"/>
-        <a:ea typeface=""/>
+        <a:ea typeface="黑体"/>
         <a:cs typeface=""/>
         <a:font script="Jpan" typeface="ＭＳ ゴシック"/>
         <a:font script="Hang" typeface="맑은 고딕"/>
-        <a:font script="Hans" typeface="宋体"/>
-        <a:font script="Hant" typeface="新細明體"/>
+        <a:font script="Hans" typeface="黑体"/>
+        <a:font script="Hant" typeface="黑体"/>
         <a:font script="Arab" typeface="Times New Roman"/>
         <a:font script="Hebr" typeface="Times New Roman"/>
         <a:font script="Thai" typeface="Angsana New"/>
@@ -16090,12 +16874,12 @@
       </a:majorFont>
       <a:minorFont>
         <a:latin typeface="Cambria"/>
-        <a:ea typeface=""/>
+        <a:ea typeface="黑体"/>
         <a:cs typeface=""/>
         <a:font script="Jpan" typeface="ＭＳ 明朝"/>
         <a:font script="Hang" typeface="맑은 고딕"/>
-        <a:font script="Hans" typeface="宋体"/>
-        <a:font script="Hant" typeface="新細明體"/>
+        <a:font script="Hans" typeface="黑体"/>
+        <a:font script="Hant" typeface="黑体"/>
         <a:font script="Arab" typeface="Arial"/>
         <a:font script="Hebr" typeface="Arial"/>
         <a:font script="Thai" typeface="Cordia New"/>

--- a/02-放大电路/02-功率放大电路/BTL桥式功率放大电路/BTL桥式功率放大电路.docx
+++ b/02-放大电路/02-功率放大电路/BTL桥式功率放大电路/BTL桥式功率放大电路.docx
@@ -3768,7 +3768,7 @@
           <w:color w:val="555555"/>
           <w:sz w:val="21"/>
         </w:rPr>
-        <w:t>材料收集者：杜文杰，WX手机：19519196569，QQ:3478827729</w:t>
+        <w:t>材料收集者：杜文杰，微信/手机：19519196569，QQ:3478827729</w:t>
       </w:r>
     </w:p>
     <w:sectPr>
